--- a/documentacion/Informe_Cobertura_Testing_Gas_El_Volcan_EP2_Actualizado.docx
+++ b/documentacion/Informe_Cobertura_Testing_Gas_El_Volcan_EP2_Actualizado.docx
@@ -7,17 +7,16 @@
         <w:pStyle w:val="Title"/>
       </w:pPr>
       <w:r>
-        <w:t>Informe de Cobertura y Pruebas</w:t>
+        <w:t>Documento de Cobertura de Testing</w:t>
       </w:r>
     </w:p>
     <w:p>
       <w:r>
-        <w:t>Gas El Volcán | React + Vite | DSY1104 Desarrollo Fullstack II | Evaluación Parcial 2</w:t>
-      </w:r>
-    </w:p>
-    <w:p>
-      <w:r>
-        <w:t>Revisión 2.1 · 12 de octubre de 2026 · Evidencia proporcionada por el equipo de desarrollo</w:t>
+        <w:rPr>
+          <w:color w:val="576578"/>
+          <w:sz w:val="18"/>
+        </w:rPr>
+        <w:t>Gas El Volcán (React + Vite) · DSY1104 Desarrollo Fullstack II · Evaluación Parcial N°2</w:t>
       </w:r>
     </w:p>
     <w:p>
@@ -25,12 +24,469 @@
         <w:pStyle w:val="Heading1"/>
       </w:pPr>
       <w:r>
-        <w:t>1. Objetivo y criterios de evidencia</w:t>
+        <w:t>1. Datos generales</w:t>
+      </w:r>
+    </w:p>
+    <w:tbl>
+      <w:tblPr>
+        <w:tblW w:type="auto" w:w="0"/>
+        <w:jc w:val="center"/>
+        <w:tblLayout w:type="fixed"/>
+        <w:tblLook w:firstColumn="1" w:firstRow="1" w:lastColumn="0" w:lastRow="0" w:noHBand="0" w:noVBand="1" w:val="04A0"/>
+      </w:tblPr>
+      <w:tblGrid>
+        <w:gridCol w:w="2405"/>
+        <w:gridCol w:w="7589"/>
+      </w:tblGrid>
+      <w:tr>
+        <w:trPr>
+          <w:tblHeader w:val="true"/>
+          <w:cantSplit/>
+        </w:trPr>
+        <w:tc>
+          <w:tcPr>
+            <w:tcW w:type="dxa" w:w="2405"/>
+            <w:shd w:fill="DFE7F6"/>
+            <w:vAlign w:val="center"/>
+            <w:tcBorders>
+              <w:top w:val="single" w:sz="4" w:color="BFC8D4"/>
+              <w:left w:val="single" w:sz="4" w:color="BFC8D4"/>
+              <w:bottom w:val="single" w:sz="4" w:color="BFC8D4"/>
+              <w:right w:val="single" w:sz="4" w:color="BFC8D4"/>
+            </w:tcBorders>
+          </w:tcPr>
+          <w:p>
+            <w:pPr>
+              <w:spacing w:after="20"/>
+            </w:pPr>
+            <w:r>
+              <w:rPr>
+                <w:b/>
+                <w:color w:val="22344C"/>
+                <w:sz w:val="16"/>
+              </w:rPr>
+              <w:t>Campo</w:t>
+            </w:r>
+          </w:p>
+        </w:tc>
+        <w:tc>
+          <w:tcPr>
+            <w:tcW w:type="dxa" w:w="7589"/>
+            <w:shd w:fill="DFE7F6"/>
+            <w:vAlign w:val="center"/>
+            <w:tcBorders>
+              <w:top w:val="single" w:sz="4" w:color="BFC8D4"/>
+              <w:left w:val="single" w:sz="4" w:color="BFC8D4"/>
+              <w:bottom w:val="single" w:sz="4" w:color="BFC8D4"/>
+              <w:right w:val="single" w:sz="4" w:color="BFC8D4"/>
+            </w:tcBorders>
+          </w:tcPr>
+          <w:p>
+            <w:pPr>
+              <w:spacing w:after="20"/>
+            </w:pPr>
+            <w:r>
+              <w:rPr>
+                <w:b/>
+                <w:color w:val="22344C"/>
+                <w:sz w:val="16"/>
+              </w:rPr>
+              <w:t>Detalle</w:t>
+            </w:r>
+          </w:p>
+        </w:tc>
+      </w:tr>
+      <w:tr>
+        <w:trPr>
+          <w:cantSplit/>
+        </w:trPr>
+        <w:tc>
+          <w:tcPr>
+            <w:tcW w:type="dxa" w:w="2405"/>
+            <w:vAlign w:val="center"/>
+            <w:tcBorders>
+              <w:top w:val="single" w:sz="4" w:color="BFC8D4"/>
+              <w:left w:val="single" w:sz="4" w:color="BFC8D4"/>
+              <w:bottom w:val="single" w:sz="4" w:color="BFC8D4"/>
+              <w:right w:val="single" w:sz="4" w:color="BFC8D4"/>
+            </w:tcBorders>
+          </w:tcPr>
+          <w:p>
+            <w:pPr>
+              <w:spacing w:after="0" w:line="259" w:lineRule="auto"/>
+            </w:pPr>
+            <w:r>
+              <w:rPr>
+                <w:rFonts w:ascii="Arial" w:hAnsi="Arial"/>
+                <w:sz w:val="16"/>
+              </w:rPr>
+              <w:t>Proyecto</w:t>
+            </w:r>
+          </w:p>
+        </w:tc>
+        <w:tc>
+          <w:tcPr>
+            <w:tcW w:type="dxa" w:w="7589"/>
+            <w:vAlign w:val="center"/>
+            <w:tcBorders>
+              <w:top w:val="single" w:sz="4" w:color="BFC8D4"/>
+              <w:left w:val="single" w:sz="4" w:color="BFC8D4"/>
+              <w:bottom w:val="single" w:sz="4" w:color="BFC8D4"/>
+              <w:right w:val="single" w:sz="4" w:color="BFC8D4"/>
+            </w:tcBorders>
+          </w:tcPr>
+          <w:p>
+            <w:pPr>
+              <w:spacing w:after="0" w:line="259" w:lineRule="auto"/>
+            </w:pPr>
+            <w:r>
+              <w:rPr>
+                <w:rFonts w:ascii="Arial" w:hAnsi="Arial"/>
+                <w:sz w:val="16"/>
+              </w:rPr>
+              <w:t>Gas El Volcán — migración de tienda online a React</w:t>
+            </w:r>
+          </w:p>
+        </w:tc>
+      </w:tr>
+      <w:tr>
+        <w:trPr>
+          <w:cantSplit/>
+        </w:trPr>
+        <w:tc>
+          <w:tcPr>
+            <w:tcW w:type="dxa" w:w="2405"/>
+            <w:shd w:fill="F7F9FC"/>
+            <w:vAlign w:val="center"/>
+            <w:tcBorders>
+              <w:top w:val="single" w:sz="4" w:color="BFC8D4"/>
+              <w:left w:val="single" w:sz="4" w:color="BFC8D4"/>
+              <w:bottom w:val="single" w:sz="4" w:color="BFC8D4"/>
+              <w:right w:val="single" w:sz="4" w:color="BFC8D4"/>
+            </w:tcBorders>
+          </w:tcPr>
+          <w:p>
+            <w:pPr>
+              <w:spacing w:after="0" w:line="259" w:lineRule="auto"/>
+            </w:pPr>
+            <w:r>
+              <w:rPr>
+                <w:rFonts w:ascii="Arial" w:hAnsi="Arial"/>
+                <w:sz w:val="16"/>
+              </w:rPr>
+              <w:t>Integrantes</w:t>
+            </w:r>
+          </w:p>
+        </w:tc>
+        <w:tc>
+          <w:tcPr>
+            <w:tcW w:type="dxa" w:w="7589"/>
+            <w:shd w:fill="F7F9FC"/>
+            <w:vAlign w:val="center"/>
+            <w:tcBorders>
+              <w:top w:val="single" w:sz="4" w:color="BFC8D4"/>
+              <w:left w:val="single" w:sz="4" w:color="BFC8D4"/>
+              <w:bottom w:val="single" w:sz="4" w:color="BFC8D4"/>
+              <w:right w:val="single" w:sz="4" w:color="BFC8D4"/>
+            </w:tcBorders>
+          </w:tcPr>
+          <w:p>
+            <w:pPr>
+              <w:spacing w:after="0" w:line="259" w:lineRule="auto"/>
+            </w:pPr>
+            <w:r>
+              <w:t>Gerard Zambrano y Leonardo Bastidas</w:t>
+            </w:r>
+          </w:p>
+        </w:tc>
+      </w:tr>
+      <w:tr>
+        <w:trPr>
+          <w:cantSplit/>
+        </w:trPr>
+        <w:tc>
+          <w:tcPr>
+            <w:tcW w:type="dxa" w:w="2405"/>
+            <w:vAlign w:val="center"/>
+            <w:tcBorders>
+              <w:top w:val="single" w:sz="4" w:color="BFC8D4"/>
+              <w:left w:val="single" w:sz="4" w:color="BFC8D4"/>
+              <w:bottom w:val="single" w:sz="4" w:color="BFC8D4"/>
+              <w:right w:val="single" w:sz="4" w:color="BFC8D4"/>
+            </w:tcBorders>
+          </w:tcPr>
+          <w:p>
+            <w:pPr>
+              <w:spacing w:after="0" w:line="259" w:lineRule="auto"/>
+            </w:pPr>
+            <w:r>
+              <w:rPr>
+                <w:rFonts w:ascii="Arial" w:hAnsi="Arial"/>
+                <w:sz w:val="16"/>
+              </w:rPr>
+              <w:t>Herramientas</w:t>
+            </w:r>
+          </w:p>
+        </w:tc>
+        <w:tc>
+          <w:tcPr>
+            <w:tcW w:type="dxa" w:w="7589"/>
+            <w:vAlign w:val="center"/>
+            <w:tcBorders>
+              <w:top w:val="single" w:sz="4" w:color="BFC8D4"/>
+              <w:left w:val="single" w:sz="4" w:color="BFC8D4"/>
+              <w:bottom w:val="single" w:sz="4" w:color="BFC8D4"/>
+              <w:right w:val="single" w:sz="4" w:color="BFC8D4"/>
+            </w:tcBorders>
+          </w:tcPr>
+          <w:p>
+            <w:pPr>
+              <w:spacing w:after="0" w:line="259" w:lineRule="auto"/>
+            </w:pPr>
+            <w:r>
+              <w:rPr>
+                <w:rFonts w:ascii="Arial" w:hAnsi="Arial"/>
+                <w:sz w:val="16"/>
+              </w:rPr>
+              <w:t>Jasmine, Karma, karma-coverage, React, Vite y Edge Headless</w:t>
+            </w:r>
+          </w:p>
+        </w:tc>
+      </w:tr>
+      <w:tr>
+        <w:trPr>
+          <w:cantSplit/>
+        </w:trPr>
+        <w:tc>
+          <w:tcPr>
+            <w:tcW w:type="dxa" w:w="2405"/>
+            <w:shd w:fill="F7F9FC"/>
+            <w:vAlign w:val="center"/>
+            <w:tcBorders>
+              <w:top w:val="single" w:sz="4" w:color="BFC8D4"/>
+              <w:left w:val="single" w:sz="4" w:color="BFC8D4"/>
+              <w:bottom w:val="single" w:sz="4" w:color="BFC8D4"/>
+              <w:right w:val="single" w:sz="4" w:color="BFC8D4"/>
+            </w:tcBorders>
+          </w:tcPr>
+          <w:p>
+            <w:pPr>
+              <w:spacing w:after="0" w:line="259" w:lineRule="auto"/>
+            </w:pPr>
+            <w:r>
+              <w:rPr>
+                <w:rFonts w:ascii="Arial" w:hAnsi="Arial"/>
+                <w:sz w:val="16"/>
+              </w:rPr>
+              <w:t>Repositorio</w:t>
+            </w:r>
+          </w:p>
+        </w:tc>
+        <w:tc>
+          <w:tcPr>
+            <w:tcW w:type="dxa" w:w="7589"/>
+            <w:shd w:fill="F7F9FC"/>
+            <w:vAlign w:val="center"/>
+            <w:tcBorders>
+              <w:top w:val="single" w:sz="4" w:color="BFC8D4"/>
+              <w:left w:val="single" w:sz="4" w:color="BFC8D4"/>
+              <w:bottom w:val="single" w:sz="4" w:color="BFC8D4"/>
+              <w:right w:val="single" w:sz="4" w:color="BFC8D4"/>
+            </w:tcBorders>
+          </w:tcPr>
+          <w:p>
+            <w:pPr>
+              <w:spacing w:after="0" w:line="259" w:lineRule="auto"/>
+            </w:pPr>
+            <w:r>
+              <w:rPr>
+                <w:rFonts w:ascii="Arial" w:hAnsi="Arial"/>
+                <w:sz w:val="16"/>
+              </w:rPr>
+              <w:t>https://github.com/gjjzc/Gas-El-Volcan (rama migracion-react)</w:t>
+            </w:r>
+          </w:p>
+        </w:tc>
+      </w:tr>
+      <w:tr>
+        <w:trPr>
+          <w:cantSplit/>
+        </w:trPr>
+        <w:tc>
+          <w:tcPr>
+            <w:tcW w:type="dxa" w:w="2405"/>
+            <w:vAlign w:val="center"/>
+            <w:tcBorders>
+              <w:top w:val="single" w:sz="4" w:color="BFC8D4"/>
+              <w:left w:val="single" w:sz="4" w:color="BFC8D4"/>
+              <w:bottom w:val="single" w:sz="4" w:color="BFC8D4"/>
+              <w:right w:val="single" w:sz="4" w:color="BFC8D4"/>
+            </w:tcBorders>
+          </w:tcPr>
+          <w:p>
+            <w:pPr>
+              <w:spacing w:after="0" w:line="259" w:lineRule="auto"/>
+            </w:pPr>
+            <w:r>
+              <w:rPr>
+                <w:rFonts w:ascii="Arial" w:hAnsi="Arial"/>
+                <w:sz w:val="16"/>
+              </w:rPr>
+              <w:t>Fecha de evidencias</w:t>
+            </w:r>
+          </w:p>
+        </w:tc>
+        <w:tc>
+          <w:tcPr>
+            <w:tcW w:type="dxa" w:w="7589"/>
+            <w:vAlign w:val="center"/>
+            <w:tcBorders>
+              <w:top w:val="single" w:sz="4" w:color="BFC8D4"/>
+              <w:left w:val="single" w:sz="4" w:color="BFC8D4"/>
+              <w:bottom w:val="single" w:sz="4" w:color="BFC8D4"/>
+              <w:right w:val="single" w:sz="4" w:color="BFC8D4"/>
+            </w:tcBorders>
+          </w:tcPr>
+          <w:p>
+            <w:pPr>
+              <w:spacing w:after="0" w:line="259" w:lineRule="auto"/>
+            </w:pPr>
+            <w:r>
+              <w:rPr>
+                <w:rFonts w:ascii="Arial" w:hAnsi="Arial"/>
+                <w:sz w:val="16"/>
+              </w:rPr>
+              <w:t>12 de octubre de 2026</w:t>
+            </w:r>
+          </w:p>
+        </w:tc>
+      </w:tr>
+    </w:tbl>
+    <w:p>
+      <w:pPr>
+        <w:spacing w:after="0"/>
+      </w:pPr>
+    </w:p>
+    <w:p>
+      <w:pPr>
+        <w:pStyle w:val="Heading1"/>
+      </w:pPr>
+      <w:r>
+        <w:t>2. Herramientas y configuración</w:t>
       </w:r>
     </w:p>
     <w:p>
       <w:r>
-        <w:t>Documentar las pruebas Jasmine/Karma del prototipo React, sus escenarios funcionales, el uso de dobles de prueba y la cobertura obtenida. Los 27 casos declarados se corresponden con la ejecución final documentada del 12/10/2026: TOTAL: 27 SUCCESS. Las cifras de Istanbul se refieren a los archivos instrumentados, no a toda la aplicación.</w:t>
+        <w:rPr>
+          <w:b w:val="0"/>
+        </w:rPr>
+        <w:t>Se utiliza Jasmine para definir las pruebas, Karma para ejecutarlas en el navegador y karma-coverage (Istanbul) para calcular la cobertura instrumentada. El entorno probado utiliza Microsoft Edge con el lanzador ChromeHeadless.</w:t>
+      </w:r>
+    </w:p>
+    <w:p>
+      <w:r>
+        <w:rPr>
+          <w:b w:val="0"/>
+        </w:rPr>
+        <w:t>Comandos ejecutados dentro de gas_el_volcan_react:</w:t>
+      </w:r>
+    </w:p>
+    <w:tbl>
+      <w:tblPr>
+        <w:tblW w:type="auto" w:w="0"/>
+        <w:tblLayout w:type="fixed"/>
+        <w:tblLook w:firstColumn="1" w:firstRow="1" w:lastColumn="0" w:lastRow="0" w:noHBand="0" w:noVBand="1" w:val="04A0"/>
+      </w:tblPr>
+      <w:tblGrid>
+        <w:gridCol w:w="10008"/>
+      </w:tblGrid>
+      <w:tr>
+        <w:tc>
+          <w:tcPr>
+            <w:tcW w:type="dxa" w:w="10123"/>
+            <w:shd w:fill="EEF1F5"/>
+          </w:tcPr>
+          <w:p>
+            <w:pPr>
+              <w:spacing w:after="0"/>
+            </w:pPr>
+            <w:r>
+              <w:rPr>
+                <w:rFonts w:ascii="Consolas" w:hAnsi="Consolas"/>
+                <w:sz w:val="15"/>
+              </w:rPr>
+              <w:t>$env:CHROME_BIN = "C:\Program Files (x86)\Microsoft\Edge\Application\msedge.exe"</w:t>
+              <w:br/>
+              <w:t>npm test</w:t>
+              <w:br/>
+              <w:t>npm run build</w:t>
+            </w:r>
+          </w:p>
+        </w:tc>
+      </w:tr>
+    </w:tbl>
+    <w:p>
+      <w:pPr>
+        <w:spacing w:after="0"/>
+      </w:pPr>
+    </w:p>
+    <w:p>
+      <w:r>
+        <w:rPr>
+          <w:b w:val="0"/>
+        </w:rPr>
+        <w:t>La configuración del proyecto en karma.conf.cjs genera el informe HTML en coverage/ y un resumen textual en la terminal:</w:t>
+      </w:r>
+    </w:p>
+    <w:tbl>
+      <w:tblPr>
+        <w:tblW w:type="auto" w:w="0"/>
+        <w:tblLayout w:type="fixed"/>
+        <w:tblLook w:firstColumn="1" w:firstRow="1" w:lastColumn="0" w:lastRow="0" w:noHBand="0" w:noVBand="1" w:val="04A0"/>
+      </w:tblPr>
+      <w:tblGrid>
+        <w:gridCol w:w="10008"/>
+      </w:tblGrid>
+      <w:tr>
+        <w:tc>
+          <w:tcPr>
+            <w:tcW w:type="dxa" w:w="10123"/>
+            <w:shd w:fill="EEF1F5"/>
+          </w:tcPr>
+          <w:p>
+            <w:pPr>
+              <w:spacing w:after="0"/>
+            </w:pPr>
+            <w:r>
+              <w:rPr>
+                <w:rFonts w:ascii="Consolas" w:hAnsi="Consolas"/>
+                <w:sz w:val="15"/>
+              </w:rPr>
+              <w:t>reporters: ['progress', 'coverage'],</w:t>
+              <w:br/>
+              <w:t>coverageReporter: {</w:t>
+              <w:br/>
+              <w:t xml:space="preserve">  dir: 'coverage',</w:t>
+              <w:br/>
+              <w:t xml:space="preserve">  reporters: [{ type: 'html', subdir: '.' }, { type: 'text-summary' }]</w:t>
+              <w:br/>
+              <w:t>}</w:t>
+            </w:r>
+          </w:p>
+        </w:tc>
+      </w:tr>
+    </w:tbl>
+    <w:p>
+      <w:pPr>
+        <w:spacing w:after="0"/>
+      </w:pPr>
+    </w:p>
+    <w:p>
+      <w:r>
+        <w:rPr>
+          <w:b w:val="0"/>
+        </w:rPr>
+        <w:t>La evidencia presentada en las figuras siguientes proviene de capturas reales del proyecto. Algunas imágenes fueron recortadas para su legibilidad, sin alterar los resultados.</w:t>
       </w:r>
     </w:p>
     <w:p>
@@ -38,251 +494,4442 @@
         <w:pStyle w:val="Heading1"/>
       </w:pPr>
       <w:r>
-        <w:t>2. Herramientas y ejecución</w:t>
+        <w:t>3. Alcance</w:t>
+      </w:r>
+    </w:p>
+    <w:p>
+      <w:r>
+        <w:rPr>
+          <w:b w:val="0"/>
+        </w:rPr>
+        <w:t>Se identifican los archivos que tienen pruebas automatizadas y las pantallas cuya validación se realizó manualmente.</w:t>
       </w:r>
     </w:p>
     <w:tbl>
       <w:tblPr>
-        <w:tblStyle w:val="TableGrid"/>
         <w:tblW w:type="auto" w:w="0"/>
         <w:jc w:val="center"/>
+        <w:tblLayout w:type="fixed"/>
         <w:tblLook w:firstColumn="1" w:firstRow="1" w:lastColumn="0" w:lastRow="0" w:noHBand="0" w:noVBand="1" w:val="04A0"/>
       </w:tblPr>
       <w:tblGrid>
-        <w:gridCol w:w="4939"/>
-        <w:gridCol w:w="4939"/>
+        <w:gridCol w:w="2477"/>
+        <w:gridCol w:w="1210"/>
+        <w:gridCol w:w="6307"/>
       </w:tblGrid>
       <w:tr>
+        <w:trPr>
+          <w:tblHeader w:val="true"/>
+          <w:cantSplit/>
+        </w:trPr>
         <w:tc>
           <w:tcPr>
-            <w:tcW w:type="dxa" w:w="4939"/>
+            <w:tcW w:type="dxa" w:w="2477"/>
+            <w:shd w:fill="DFE7F6"/>
             <w:vAlign w:val="center"/>
-            <w:shd w:fill="E6F1EB"/>
+            <w:tcBorders>
+              <w:top w:val="single" w:sz="4" w:color="BFC8D4"/>
+              <w:left w:val="single" w:sz="4" w:color="BFC8D4"/>
+              <w:bottom w:val="single" w:sz="4" w:color="BFC8D4"/>
+              <w:right w:val="single" w:sz="4" w:color="BFC8D4"/>
+            </w:tcBorders>
           </w:tcPr>
           <w:p>
+            <w:pPr>
+              <w:spacing w:after="20"/>
+            </w:pPr>
             <w:r>
               <w:rPr>
                 <w:b/>
+                <w:color w:val="22344C"/>
+                <w:sz w:val="15"/>
               </w:rPr>
-              <w:t>Herramienta</w:t>
+              <w:t>Componente</w:t>
             </w:r>
           </w:p>
         </w:tc>
         <w:tc>
           <w:tcPr>
-            <w:tcW w:type="dxa" w:w="4939"/>
+            <w:tcW w:type="dxa" w:w="1210"/>
+            <w:shd w:fill="DFE7F6"/>
             <w:vAlign w:val="center"/>
-            <w:shd w:fill="E6F1EB"/>
+            <w:tcBorders>
+              <w:top w:val="single" w:sz="4" w:color="BFC8D4"/>
+              <w:left w:val="single" w:sz="4" w:color="BFC8D4"/>
+              <w:bottom w:val="single" w:sz="4" w:color="BFC8D4"/>
+              <w:right w:val="single" w:sz="4" w:color="BFC8D4"/>
+            </w:tcBorders>
           </w:tcPr>
           <w:p>
+            <w:pPr>
+              <w:spacing w:after="20"/>
+            </w:pPr>
             <w:r>
               <w:rPr>
                 <w:b/>
+                <w:color w:val="22344C"/>
+                <w:sz w:val="15"/>
               </w:rPr>
-              <w:t>Función</w:t>
+              <w:t>¿Se prueba?</w:t>
+            </w:r>
+          </w:p>
+        </w:tc>
+        <w:tc>
+          <w:tcPr>
+            <w:tcW w:type="dxa" w:w="6307"/>
+            <w:shd w:fill="DFE7F6"/>
+            <w:vAlign w:val="center"/>
+            <w:tcBorders>
+              <w:top w:val="single" w:sz="4" w:color="BFC8D4"/>
+              <w:left w:val="single" w:sz="4" w:color="BFC8D4"/>
+              <w:bottom w:val="single" w:sz="4" w:color="BFC8D4"/>
+              <w:right w:val="single" w:sz="4" w:color="BFC8D4"/>
+            </w:tcBorders>
+          </w:tcPr>
+          <w:p>
+            <w:pPr>
+              <w:spacing w:after="20"/>
+            </w:pPr>
+            <w:r>
+              <w:rPr>
+                <w:b/>
+                <w:color w:val="22344C"/>
+                <w:sz w:val="15"/>
+              </w:rPr>
+              <w:t>Justificación</w:t>
             </w:r>
           </w:p>
         </w:tc>
       </w:tr>
       <w:tr>
+        <w:trPr>
+          <w:cantSplit/>
+        </w:trPr>
         <w:tc>
           <w:tcPr>
-            <w:tcW w:type="dxa" w:w="4939"/>
+            <w:tcW w:type="dxa" w:w="2477"/>
             <w:vAlign w:val="center"/>
+            <w:tcBorders>
+              <w:top w:val="single" w:sz="4" w:color="BFC8D4"/>
+              <w:left w:val="single" w:sz="4" w:color="BFC8D4"/>
+              <w:bottom w:val="single" w:sz="4" w:color="BFC8D4"/>
+              <w:right w:val="single" w:sz="4" w:color="BFC8D4"/>
+            </w:tcBorders>
           </w:tcPr>
           <w:p>
             <w:pPr>
-              <w:spacing w:after="0"/>
+              <w:spacing w:after="0" w:line="259" w:lineRule="auto"/>
             </w:pPr>
             <w:r>
               <w:rPr>
-                <w:sz w:val="18"/>
+                <w:rFonts w:ascii="Arial" w:hAnsi="Arial"/>
+                <w:sz w:val="15"/>
               </w:rPr>
-              <w:t>React + Vite</w:t>
+              <w:t>ProductList y ProductCard</w:t>
             </w:r>
           </w:p>
         </w:tc>
         <w:tc>
           <w:tcPr>
-            <w:tcW w:type="dxa" w:w="4939"/>
+            <w:tcW w:type="dxa" w:w="1210"/>
             <w:vAlign w:val="center"/>
+            <w:tcBorders>
+              <w:top w:val="single" w:sz="4" w:color="BFC8D4"/>
+              <w:left w:val="single" w:sz="4" w:color="BFC8D4"/>
+              <w:bottom w:val="single" w:sz="4" w:color="BFC8D4"/>
+              <w:right w:val="single" w:sz="4" w:color="BFC8D4"/>
+            </w:tcBorders>
           </w:tcPr>
           <w:p>
             <w:pPr>
-              <w:spacing w:after="0"/>
+              <w:spacing w:after="0" w:line="259" w:lineRule="auto"/>
             </w:pPr>
             <w:r>
               <w:rPr>
-                <w:sz w:val="18"/>
+                <w:rFonts w:ascii="Arial" w:hAnsi="Arial"/>
+                <w:sz w:val="15"/>
               </w:rPr>
-              <w:t>Interfaz y empaquetado de producción</w:t>
+              <w:t>Sí / parcial</w:t>
+            </w:r>
+          </w:p>
+        </w:tc>
+        <w:tc>
+          <w:tcPr>
+            <w:tcW w:type="dxa" w:w="6307"/>
+            <w:vAlign w:val="center"/>
+            <w:tcBorders>
+              <w:top w:val="single" w:sz="4" w:color="BFC8D4"/>
+              <w:left w:val="single" w:sz="4" w:color="BFC8D4"/>
+              <w:bottom w:val="single" w:sz="4" w:color="BFC8D4"/>
+              <w:right w:val="single" w:sz="4" w:color="BFC8D4"/>
+            </w:tcBorders>
+          </w:tcPr>
+          <w:p>
+            <w:pPr>
+              <w:spacing w:after="0" w:line="259" w:lineRule="auto"/>
+            </w:pPr>
+            <w:r>
+              <w:rPr>
+                <w:rFonts w:ascii="Arial" w:hAnsi="Arial"/>
+                <w:sz w:val="15"/>
+              </w:rPr>
+              <w:t>Filtra catálogo y permite abrir detalles; no todas las ramas internas de las tarjetas están cubiertas.</w:t>
             </w:r>
           </w:p>
         </w:tc>
       </w:tr>
       <w:tr>
+        <w:trPr>
+          <w:cantSplit/>
+        </w:trPr>
         <w:tc>
           <w:tcPr>
-            <w:tcW w:type="dxa" w:w="4939"/>
+            <w:tcW w:type="dxa" w:w="2477"/>
+            <w:shd w:fill="F7F9FC"/>
             <w:vAlign w:val="center"/>
+            <w:tcBorders>
+              <w:top w:val="single" w:sz="4" w:color="BFC8D4"/>
+              <w:left w:val="single" w:sz="4" w:color="BFC8D4"/>
+              <w:bottom w:val="single" w:sz="4" w:color="BFC8D4"/>
+              <w:right w:val="single" w:sz="4" w:color="BFC8D4"/>
+            </w:tcBorders>
           </w:tcPr>
           <w:p>
             <w:pPr>
-              <w:spacing w:after="0"/>
+              <w:spacing w:after="0" w:line="259" w:lineRule="auto"/>
             </w:pPr>
             <w:r>
               <w:rPr>
-                <w:sz w:val="18"/>
+                <w:rFonts w:ascii="Arial" w:hAnsi="Arial"/>
+                <w:sz w:val="15"/>
               </w:rPr>
-              <w:t>Jasmine</w:t>
+              <w:t>DetalleProducto</w:t>
             </w:r>
           </w:p>
         </w:tc>
         <w:tc>
           <w:tcPr>
-            <w:tcW w:type="dxa" w:w="4939"/>
+            <w:tcW w:type="dxa" w:w="1210"/>
+            <w:shd w:fill="F7F9FC"/>
             <w:vAlign w:val="center"/>
+            <w:tcBorders>
+              <w:top w:val="single" w:sz="4" w:color="BFC8D4"/>
+              <w:left w:val="single" w:sz="4" w:color="BFC8D4"/>
+              <w:bottom w:val="single" w:sz="4" w:color="BFC8D4"/>
+              <w:right w:val="single" w:sz="4" w:color="BFC8D4"/>
+            </w:tcBorders>
           </w:tcPr>
           <w:p>
             <w:pPr>
-              <w:spacing w:after="0"/>
+              <w:spacing w:after="0" w:line="259" w:lineRule="auto"/>
             </w:pPr>
             <w:r>
               <w:rPr>
-                <w:sz w:val="18"/>
+                <w:rFonts w:ascii="Arial" w:hAnsi="Arial"/>
+                <w:sz w:val="15"/>
               </w:rPr>
-              <w:t>Asersiones y spies</w:t>
+              <w:t>Sí</w:t>
+            </w:r>
+          </w:p>
+        </w:tc>
+        <w:tc>
+          <w:tcPr>
+            <w:tcW w:type="dxa" w:w="6307"/>
+            <w:shd w:fill="F7F9FC"/>
+            <w:vAlign w:val="center"/>
+            <w:tcBorders>
+              <w:top w:val="single" w:sz="4" w:color="BFC8D4"/>
+              <w:left w:val="single" w:sz="4" w:color="BFC8D4"/>
+              <w:bottom w:val="single" w:sz="4" w:color="BFC8D4"/>
+              <w:right w:val="single" w:sz="4" w:color="BFC8D4"/>
+            </w:tcBorders>
+          </w:tcPr>
+          <w:p>
+            <w:pPr>
+              <w:spacing w:after="0" w:line="259" w:lineRule="auto"/>
+            </w:pPr>
+            <w:r>
+              <w:rPr>
+                <w:rFonts w:ascii="Arial" w:hAnsi="Arial"/>
+                <w:sz w:val="15"/>
+              </w:rPr>
+              <w:t>Descripción, stock, precio, carrito y producto inexistente.</w:t>
             </w:r>
           </w:p>
         </w:tc>
       </w:tr>
       <w:tr>
+        <w:trPr>
+          <w:cantSplit/>
+        </w:trPr>
         <w:tc>
           <w:tcPr>
-            <w:tcW w:type="dxa" w:w="4939"/>
+            <w:tcW w:type="dxa" w:w="2477"/>
             <w:vAlign w:val="center"/>
+            <w:tcBorders>
+              <w:top w:val="single" w:sz="4" w:color="BFC8D4"/>
+              <w:left w:val="single" w:sz="4" w:color="BFC8D4"/>
+              <w:bottom w:val="single" w:sz="4" w:color="BFC8D4"/>
+              <w:right w:val="single" w:sz="4" w:color="BFC8D4"/>
+            </w:tcBorders>
           </w:tcPr>
           <w:p>
             <w:pPr>
-              <w:spacing w:after="0"/>
+              <w:spacing w:after="0" w:line="259" w:lineRule="auto"/>
             </w:pPr>
             <w:r>
               <w:rPr>
-                <w:sz w:val="18"/>
+                <w:rFonts w:ascii="Arial" w:hAnsi="Arial"/>
+                <w:sz w:val="15"/>
               </w:rPr>
-              <w:t>Karma + launcher Chromium</w:t>
+              <w:t>ShoppingCart</w:t>
             </w:r>
           </w:p>
         </w:tc>
         <w:tc>
           <w:tcPr>
-            <w:tcW w:type="dxa" w:w="4939"/>
+            <w:tcW w:type="dxa" w:w="1210"/>
             <w:vAlign w:val="center"/>
+            <w:tcBorders>
+              <w:top w:val="single" w:sz="4" w:color="BFC8D4"/>
+              <w:left w:val="single" w:sz="4" w:color="BFC8D4"/>
+              <w:bottom w:val="single" w:sz="4" w:color="BFC8D4"/>
+              <w:right w:val="single" w:sz="4" w:color="BFC8D4"/>
+            </w:tcBorders>
           </w:tcPr>
           <w:p>
             <w:pPr>
-              <w:spacing w:after="0"/>
+              <w:spacing w:after="0" w:line="259" w:lineRule="auto"/>
             </w:pPr>
             <w:r>
               <w:rPr>
-                <w:sz w:val="18"/>
+                <w:rFonts w:ascii="Arial" w:hAnsi="Arial"/>
+                <w:sz w:val="15"/>
               </w:rPr>
-              <w:t>Ejecución en Edge 155 headless</w:t>
+              <w:t>Sí</w:t>
+            </w:r>
+          </w:p>
+        </w:tc>
+        <w:tc>
+          <w:tcPr>
+            <w:tcW w:type="dxa" w:w="6307"/>
+            <w:vAlign w:val="center"/>
+            <w:tcBorders>
+              <w:top w:val="single" w:sz="4" w:color="BFC8D4"/>
+              <w:left w:val="single" w:sz="4" w:color="BFC8D4"/>
+              <w:bottom w:val="single" w:sz="4" w:color="BFC8D4"/>
+              <w:right w:val="single" w:sz="4" w:color="BFC8D4"/>
+            </w:tcBorders>
+          </w:tcPr>
+          <w:p>
+            <w:pPr>
+              <w:spacing w:after="0" w:line="259" w:lineRule="auto"/>
+            </w:pPr>
+            <w:r>
+              <w:rPr>
+                <w:rFonts w:ascii="Arial" w:hAnsi="Arial"/>
+                <w:sz w:val="15"/>
+              </w:rPr>
+              <w:t>Cálculos, cantidades, dirección obligatoria y método de pago.</w:t>
             </w:r>
           </w:p>
         </w:tc>
       </w:tr>
       <w:tr>
+        <w:trPr>
+          <w:cantSplit/>
+        </w:trPr>
         <w:tc>
           <w:tcPr>
-            <w:tcW w:type="dxa" w:w="4939"/>
+            <w:tcW w:type="dxa" w:w="2477"/>
+            <w:shd w:fill="F7F9FC"/>
             <w:vAlign w:val="center"/>
+            <w:tcBorders>
+              <w:top w:val="single" w:sz="4" w:color="BFC8D4"/>
+              <w:left w:val="single" w:sz="4" w:color="BFC8D4"/>
+              <w:bottom w:val="single" w:sz="4" w:color="BFC8D4"/>
+              <w:right w:val="single" w:sz="4" w:color="BFC8D4"/>
+            </w:tcBorders>
           </w:tcPr>
           <w:p>
             <w:pPr>
-              <w:spacing w:after="0"/>
+              <w:spacing w:after="0" w:line="259" w:lineRule="auto"/>
             </w:pPr>
             <w:r>
               <w:rPr>
-                <w:sz w:val="18"/>
+                <w:rFonts w:ascii="Arial" w:hAnsi="Arial"/>
+                <w:sz w:val="15"/>
               </w:rPr>
-              <w:t>Webpack + Babel</w:t>
+              <w:t>Registro y Contacto</w:t>
             </w:r>
           </w:p>
         </w:tc>
         <w:tc>
           <w:tcPr>
-            <w:tcW w:type="dxa" w:w="4939"/>
+            <w:tcW w:type="dxa" w:w="1210"/>
+            <w:shd w:fill="F7F9FC"/>
             <w:vAlign w:val="center"/>
+            <w:tcBorders>
+              <w:top w:val="single" w:sz="4" w:color="BFC8D4"/>
+              <w:left w:val="single" w:sz="4" w:color="BFC8D4"/>
+              <w:bottom w:val="single" w:sz="4" w:color="BFC8D4"/>
+              <w:right w:val="single" w:sz="4" w:color="BFC8D4"/>
+            </w:tcBorders>
           </w:tcPr>
           <w:p>
             <w:pPr>
-              <w:spacing w:after="0"/>
+              <w:spacing w:after="0" w:line="259" w:lineRule="auto"/>
             </w:pPr>
             <w:r>
               <w:rPr>
-                <w:sz w:val="18"/>
+                <w:rFonts w:ascii="Arial" w:hAnsi="Arial"/>
+                <w:sz w:val="15"/>
               </w:rPr>
-              <w:t>Transformación de JSX para Karma</w:t>
+              <w:t>Sí</w:t>
+            </w:r>
+          </w:p>
+        </w:tc>
+        <w:tc>
+          <w:tcPr>
+            <w:tcW w:type="dxa" w:w="6307"/>
+            <w:shd w:fill="F7F9FC"/>
+            <w:vAlign w:val="center"/>
+            <w:tcBorders>
+              <w:top w:val="single" w:sz="4" w:color="BFC8D4"/>
+              <w:left w:val="single" w:sz="4" w:color="BFC8D4"/>
+              <w:bottom w:val="single" w:sz="4" w:color="BFC8D4"/>
+              <w:right w:val="single" w:sz="4" w:color="BFC8D4"/>
+            </w:tcBorders>
+          </w:tcPr>
+          <w:p>
+            <w:pPr>
+              <w:spacing w:after="0" w:line="259" w:lineRule="auto"/>
+            </w:pPr>
+            <w:r>
+              <w:rPr>
+                <w:rFonts w:ascii="Arial" w:hAnsi="Arial"/>
+                <w:sz w:val="15"/>
+              </w:rPr>
+              <w:t>Validaciones y casos normales y de error.</w:t>
             </w:r>
           </w:p>
         </w:tc>
       </w:tr>
       <w:tr>
+        <w:trPr>
+          <w:cantSplit/>
+        </w:trPr>
         <w:tc>
           <w:tcPr>
-            <w:tcW w:type="dxa" w:w="4939"/>
+            <w:tcW w:type="dxa" w:w="2477"/>
             <w:vAlign w:val="center"/>
+            <w:tcBorders>
+              <w:top w:val="single" w:sz="4" w:color="BFC8D4"/>
+              <w:left w:val="single" w:sz="4" w:color="BFC8D4"/>
+              <w:bottom w:val="single" w:sz="4" w:color="BFC8D4"/>
+              <w:right w:val="single" w:sz="4" w:color="BFC8D4"/>
+            </w:tcBorders>
           </w:tcPr>
           <w:p>
             <w:pPr>
-              <w:spacing w:after="0"/>
+              <w:spacing w:after="0" w:line="259" w:lineRule="auto"/>
             </w:pPr>
             <w:r>
               <w:rPr>
-                <w:sz w:val="18"/>
+                <w:rFonts w:ascii="Arial" w:hAnsi="Arial"/>
+                <w:sz w:val="15"/>
               </w:rPr>
-              <w:t>Istanbul / karma-coverage</w:t>
+              <w:t>MisPedidos y PanelRepartidor</w:t>
             </w:r>
           </w:p>
         </w:tc>
         <w:tc>
           <w:tcPr>
-            <w:tcW w:type="dxa" w:w="4939"/>
+            <w:tcW w:type="dxa" w:w="1210"/>
             <w:vAlign w:val="center"/>
+            <w:tcBorders>
+              <w:top w:val="single" w:sz="4" w:color="BFC8D4"/>
+              <w:left w:val="single" w:sz="4" w:color="BFC8D4"/>
+              <w:bottom w:val="single" w:sz="4" w:color="BFC8D4"/>
+              <w:right w:val="single" w:sz="4" w:color="BFC8D4"/>
+            </w:tcBorders>
           </w:tcPr>
           <w:p>
             <w:pPr>
-              <w:spacing w:after="0"/>
+              <w:spacing w:after="0" w:line="259" w:lineRule="auto"/>
             </w:pPr>
             <w:r>
               <w:rPr>
-                <w:sz w:val="18"/>
+                <w:rFonts w:ascii="Arial" w:hAnsi="Arial"/>
+                <w:sz w:val="15"/>
               </w:rPr>
-              <w:t>Resumen y detalle HTML de cobertura</w:t>
+              <w:t>Sí</w:t>
+            </w:r>
+          </w:p>
+        </w:tc>
+        <w:tc>
+          <w:tcPr>
+            <w:tcW w:type="dxa" w:w="6307"/>
+            <w:vAlign w:val="center"/>
+            <w:tcBorders>
+              <w:top w:val="single" w:sz="4" w:color="BFC8D4"/>
+              <w:left w:val="single" w:sz="4" w:color="BFC8D4"/>
+              <w:bottom w:val="single" w:sz="4" w:color="BFC8D4"/>
+              <w:right w:val="single" w:sz="4" w:color="BFC8D4"/>
+            </w:tcBorders>
+          </w:tcPr>
+          <w:p>
+            <w:pPr>
+              <w:spacing w:after="0" w:line="259" w:lineRule="auto"/>
+            </w:pPr>
+            <w:r>
+              <w:rPr>
+                <w:rFonts w:ascii="Arial" w:hAnsi="Arial"/>
+                <w:sz w:val="15"/>
+              </w:rPr>
+              <w:t>Visualización de pedidos, asignación y estados.</w:t>
+            </w:r>
+          </w:p>
+        </w:tc>
+      </w:tr>
+      <w:tr>
+        <w:trPr>
+          <w:cantSplit/>
+        </w:trPr>
+        <w:tc>
+          <w:tcPr>
+            <w:tcW w:type="dxa" w:w="2477"/>
+            <w:shd w:fill="F7F9FC"/>
+            <w:vAlign w:val="center"/>
+            <w:tcBorders>
+              <w:top w:val="single" w:sz="4" w:color="BFC8D4"/>
+              <w:left w:val="single" w:sz="4" w:color="BFC8D4"/>
+              <w:bottom w:val="single" w:sz="4" w:color="BFC8D4"/>
+              <w:right w:val="single" w:sz="4" w:color="BFC8D4"/>
+            </w:tcBorders>
+          </w:tcPr>
+          <w:p>
+            <w:pPr>
+              <w:spacing w:after="0" w:line="259" w:lineRule="auto"/>
+            </w:pPr>
+            <w:r>
+              <w:rPr>
+                <w:rFonts w:ascii="Arial" w:hAnsi="Arial"/>
+                <w:sz w:val="15"/>
+              </w:rPr>
+              <w:t>Footer y BarraSuperior</w:t>
+            </w:r>
+          </w:p>
+        </w:tc>
+        <w:tc>
+          <w:tcPr>
+            <w:tcW w:type="dxa" w:w="1210"/>
+            <w:shd w:fill="F7F9FC"/>
+            <w:vAlign w:val="center"/>
+            <w:tcBorders>
+              <w:top w:val="single" w:sz="4" w:color="BFC8D4"/>
+              <w:left w:val="single" w:sz="4" w:color="BFC8D4"/>
+              <w:bottom w:val="single" w:sz="4" w:color="BFC8D4"/>
+              <w:right w:val="single" w:sz="4" w:color="BFC8D4"/>
+            </w:tcBorders>
+          </w:tcPr>
+          <w:p>
+            <w:pPr>
+              <w:spacing w:after="0" w:line="259" w:lineRule="auto"/>
+            </w:pPr>
+            <w:r>
+              <w:rPr>
+                <w:rFonts w:ascii="Arial" w:hAnsi="Arial"/>
+                <w:sz w:val="15"/>
+              </w:rPr>
+              <w:t>Sí / parcial</w:t>
+            </w:r>
+          </w:p>
+        </w:tc>
+        <w:tc>
+          <w:tcPr>
+            <w:tcW w:type="dxa" w:w="6307"/>
+            <w:shd w:fill="F7F9FC"/>
+            <w:vAlign w:val="center"/>
+            <w:tcBorders>
+              <w:top w:val="single" w:sz="4" w:color="BFC8D4"/>
+              <w:left w:val="single" w:sz="4" w:color="BFC8D4"/>
+              <w:bottom w:val="single" w:sz="4" w:color="BFC8D4"/>
+              <w:right w:val="single" w:sz="4" w:color="BFC8D4"/>
+            </w:tcBorders>
+          </w:tcPr>
+          <w:p>
+            <w:pPr>
+              <w:spacing w:after="0" w:line="259" w:lineRule="auto"/>
+            </w:pPr>
+            <w:r>
+              <w:rPr>
+                <w:rFonts w:ascii="Arial" w:hAnsi="Arial"/>
+                <w:sz w:val="15"/>
+              </w:rPr>
+              <w:t>Se comprueban contenido y enlaces; no se simulan todas las interacciones visuales.</w:t>
+            </w:r>
+          </w:p>
+        </w:tc>
+      </w:tr>
+      <w:tr>
+        <w:trPr>
+          <w:cantSplit/>
+        </w:trPr>
+        <w:tc>
+          <w:tcPr>
+            <w:tcW w:type="dxa" w:w="2477"/>
+            <w:vAlign w:val="center"/>
+            <w:tcBorders>
+              <w:top w:val="single" w:sz="4" w:color="BFC8D4"/>
+              <w:left w:val="single" w:sz="4" w:color="BFC8D4"/>
+              <w:bottom w:val="single" w:sz="4" w:color="BFC8D4"/>
+              <w:right w:val="single" w:sz="4" w:color="BFC8D4"/>
+            </w:tcBorders>
+          </w:tcPr>
+          <w:p>
+            <w:pPr>
+              <w:spacing w:after="0" w:line="259" w:lineRule="auto"/>
+            </w:pPr>
+            <w:r>
+              <w:rPr>
+                <w:rFonts w:ascii="Arial" w:hAnsi="Arial"/>
+                <w:sz w:val="15"/>
+              </w:rPr>
+              <w:t>direccionDespacho.js</w:t>
+            </w:r>
+          </w:p>
+        </w:tc>
+        <w:tc>
+          <w:tcPr>
+            <w:tcW w:type="dxa" w:w="1210"/>
+            <w:vAlign w:val="center"/>
+            <w:tcBorders>
+              <w:top w:val="single" w:sz="4" w:color="BFC8D4"/>
+              <w:left w:val="single" w:sz="4" w:color="BFC8D4"/>
+              <w:bottom w:val="single" w:sz="4" w:color="BFC8D4"/>
+              <w:right w:val="single" w:sz="4" w:color="BFC8D4"/>
+            </w:tcBorders>
+          </w:tcPr>
+          <w:p>
+            <w:pPr>
+              <w:spacing w:after="0" w:line="259" w:lineRule="auto"/>
+            </w:pPr>
+            <w:r>
+              <w:rPr>
+                <w:rFonts w:ascii="Arial" w:hAnsi="Arial"/>
+                <w:sz w:val="15"/>
+              </w:rPr>
+              <w:t>Sí</w:t>
+            </w:r>
+          </w:p>
+        </w:tc>
+        <w:tc>
+          <w:tcPr>
+            <w:tcW w:type="dxa" w:w="6307"/>
+            <w:vAlign w:val="center"/>
+            <w:tcBorders>
+              <w:top w:val="single" w:sz="4" w:color="BFC8D4"/>
+              <w:left w:val="single" w:sz="4" w:color="BFC8D4"/>
+              <w:bottom w:val="single" w:sz="4" w:color="BFC8D4"/>
+              <w:right w:val="single" w:sz="4" w:color="BFC8D4"/>
+            </w:tcBorders>
+          </w:tcPr>
+          <w:p>
+            <w:pPr>
+              <w:spacing w:after="0" w:line="259" w:lineRule="auto"/>
+            </w:pPr>
+            <w:r>
+              <w:rPr>
+                <w:rFonts w:ascii="Arial" w:hAnsi="Arial"/>
+                <w:sz w:val="15"/>
+              </w:rPr>
+              <w:t>Validar, normalizar y formatear direcciones.</w:t>
+            </w:r>
+          </w:p>
+        </w:tc>
+      </w:tr>
+      <w:tr>
+        <w:trPr>
+          <w:cantSplit/>
+        </w:trPr>
+        <w:tc>
+          <w:tcPr>
+            <w:tcW w:type="dxa" w:w="2477"/>
+            <w:shd w:fill="F7F9FC"/>
+            <w:vAlign w:val="center"/>
+            <w:tcBorders>
+              <w:top w:val="single" w:sz="4" w:color="BFC8D4"/>
+              <w:left w:val="single" w:sz="4" w:color="BFC8D4"/>
+              <w:bottom w:val="single" w:sz="4" w:color="BFC8D4"/>
+              <w:right w:val="single" w:sz="4" w:color="BFC8D4"/>
+            </w:tcBorders>
+          </w:tcPr>
+          <w:p>
+            <w:pPr>
+              <w:spacing w:after="0" w:line="259" w:lineRule="auto"/>
+            </w:pPr>
+            <w:r>
+              <w:rPr>
+                <w:rFonts w:ascii="Arial" w:hAnsi="Arial"/>
+                <w:sz w:val="15"/>
+              </w:rPr>
+              <w:t>validaciones.js y validarContacto.js</w:t>
+            </w:r>
+          </w:p>
+        </w:tc>
+        <w:tc>
+          <w:tcPr>
+            <w:tcW w:type="dxa" w:w="1210"/>
+            <w:shd w:fill="F7F9FC"/>
+            <w:vAlign w:val="center"/>
+            <w:tcBorders>
+              <w:top w:val="single" w:sz="4" w:color="BFC8D4"/>
+              <w:left w:val="single" w:sz="4" w:color="BFC8D4"/>
+              <w:bottom w:val="single" w:sz="4" w:color="BFC8D4"/>
+              <w:right w:val="single" w:sz="4" w:color="BFC8D4"/>
+            </w:tcBorders>
+          </w:tcPr>
+          <w:p>
+            <w:pPr>
+              <w:spacing w:after="0" w:line="259" w:lineRule="auto"/>
+            </w:pPr>
+            <w:r>
+              <w:rPr>
+                <w:rFonts w:ascii="Arial" w:hAnsi="Arial"/>
+                <w:sz w:val="15"/>
+              </w:rPr>
+              <w:t>Sí / parcial</w:t>
+            </w:r>
+          </w:p>
+        </w:tc>
+        <w:tc>
+          <w:tcPr>
+            <w:tcW w:type="dxa" w:w="6307"/>
+            <w:shd w:fill="F7F9FC"/>
+            <w:vAlign w:val="center"/>
+            <w:tcBorders>
+              <w:top w:val="single" w:sz="4" w:color="BFC8D4"/>
+              <w:left w:val="single" w:sz="4" w:color="BFC8D4"/>
+              <w:bottom w:val="single" w:sz="4" w:color="BFC8D4"/>
+              <w:right w:val="single" w:sz="4" w:color="BFC8D4"/>
+            </w:tcBorders>
+          </w:tcPr>
+          <w:p>
+            <w:pPr>
+              <w:spacing w:after="0" w:line="259" w:lineRule="auto"/>
+            </w:pPr>
+            <w:r>
+              <w:rPr>
+                <w:rFonts w:ascii="Arial" w:hAnsi="Arial"/>
+                <w:sz w:val="15"/>
+              </w:rPr>
+              <w:t>Sus funciones son ejercitadas por los formularios; hay ramas pendientes.</w:t>
+            </w:r>
+          </w:p>
+        </w:tc>
+      </w:tr>
+      <w:tr>
+        <w:trPr>
+          <w:cantSplit/>
+        </w:trPr>
+        <w:tc>
+          <w:tcPr>
+            <w:tcW w:type="dxa" w:w="2477"/>
+            <w:vAlign w:val="center"/>
+            <w:tcBorders>
+              <w:top w:val="single" w:sz="4" w:color="BFC8D4"/>
+              <w:left w:val="single" w:sz="4" w:color="BFC8D4"/>
+              <w:bottom w:val="single" w:sz="4" w:color="BFC8D4"/>
+              <w:right w:val="single" w:sz="4" w:color="BFC8D4"/>
+            </w:tcBorders>
+          </w:tcPr>
+          <w:p>
+            <w:pPr>
+              <w:spacing w:after="0" w:line="259" w:lineRule="auto"/>
+            </w:pPr>
+            <w:r>
+              <w:rPr>
+                <w:rFonts w:ascii="Arial" w:hAnsi="Arial"/>
+                <w:sz w:val="15"/>
+              </w:rPr>
+              <w:t>AdminPedidos / AdminUsuarios</w:t>
+            </w:r>
+          </w:p>
+        </w:tc>
+        <w:tc>
+          <w:tcPr>
+            <w:tcW w:type="dxa" w:w="1210"/>
+            <w:vAlign w:val="center"/>
+            <w:tcBorders>
+              <w:top w:val="single" w:sz="4" w:color="BFC8D4"/>
+              <w:left w:val="single" w:sz="4" w:color="BFC8D4"/>
+              <w:bottom w:val="single" w:sz="4" w:color="BFC8D4"/>
+              <w:right w:val="single" w:sz="4" w:color="BFC8D4"/>
+            </w:tcBorders>
+          </w:tcPr>
+          <w:p>
+            <w:pPr>
+              <w:spacing w:after="0" w:line="259" w:lineRule="auto"/>
+            </w:pPr>
+            <w:r>
+              <w:rPr>
+                <w:rFonts w:ascii="Arial" w:hAnsi="Arial"/>
+                <w:sz w:val="15"/>
+              </w:rPr>
+              <w:t>Manual</w:t>
+            </w:r>
+          </w:p>
+        </w:tc>
+        <w:tc>
+          <w:tcPr>
+            <w:tcW w:type="dxa" w:w="6307"/>
+            <w:vAlign w:val="center"/>
+            <w:tcBorders>
+              <w:top w:val="single" w:sz="4" w:color="BFC8D4"/>
+              <w:left w:val="single" w:sz="4" w:color="BFC8D4"/>
+              <w:bottom w:val="single" w:sz="4" w:color="BFC8D4"/>
+              <w:right w:val="single" w:sz="4" w:color="BFC8D4"/>
+            </w:tcBorders>
+          </w:tcPr>
+          <w:p>
+            <w:pPr>
+              <w:spacing w:after="0" w:line="259" w:lineRule="auto"/>
+            </w:pPr>
+            <w:r>
+              <w:rPr>
+                <w:rFonts w:ascii="Arial" w:hAnsi="Arial"/>
+                <w:sz w:val="15"/>
+              </w:rPr>
+              <w:t>Flujo revisado manualmente; no existe suite específica .spec.jsx.</w:t>
             </w:r>
           </w:p>
         </w:tc>
       </w:tr>
     </w:tbl>
     <w:p>
+      <w:pPr>
+        <w:spacing w:after="0"/>
+      </w:pPr>
+    </w:p>
+    <w:p>
+      <w:pPr>
+        <w:pStyle w:val="Heading1"/>
+      </w:pPr>
       <w:r>
-        <w:t>PowerShell, desde gas_el_volcan_react:</w:t>
+        <w:t>4. Casos de prueba (mínimo 10)</w:t>
       </w:r>
     </w:p>
     <w:p>
       <w:r>
-        <w:t>$env:CHROME_BIN = "C:\Program Files (x86)\Microsoft\Edge\Application\msedge.exe"</w:t>
+        <w:rPr>
+          <w:b w:val="0"/>
+        </w:rPr>
+        <w:t>Los 27 casos siguientes provienen de las pruebas Jasmine existentes en los archivos .spec.jsx del proyecto. Los escenarios incluyen rutas normales, límites y errores.</w:t>
       </w:r>
+    </w:p>
+    <w:tbl>
+      <w:tblPr>
+        <w:tblW w:type="auto" w:w="0"/>
+        <w:jc w:val="center"/>
+        <w:tblLayout w:type="fixed"/>
+        <w:tblLook w:firstColumn="1" w:firstRow="1" w:lastColumn="0" w:lastRow="0" w:noHBand="0" w:noVBand="1" w:val="04A0"/>
+      </w:tblPr>
+      <w:tblGrid>
+        <w:gridCol w:w="619"/>
+        <w:gridCol w:w="1685"/>
+        <w:gridCol w:w="5083"/>
+        <w:gridCol w:w="1541"/>
+        <w:gridCol w:w="1066"/>
+      </w:tblGrid>
+      <w:tr>
+        <w:trPr>
+          <w:tblHeader w:val="true"/>
+          <w:cantSplit/>
+        </w:trPr>
+        <w:tc>
+          <w:tcPr>
+            <w:tcW w:type="dxa" w:w="619"/>
+            <w:shd w:fill="DFE7F6"/>
+            <w:vAlign w:val="center"/>
+            <w:tcBorders>
+              <w:top w:val="single" w:sz="4" w:color="BFC8D4"/>
+              <w:left w:val="single" w:sz="4" w:color="BFC8D4"/>
+              <w:bottom w:val="single" w:sz="4" w:color="BFC8D4"/>
+              <w:right w:val="single" w:sz="4" w:color="BFC8D4"/>
+            </w:tcBorders>
+          </w:tcPr>
+          <w:p>
+            <w:pPr>
+              <w:spacing w:after="20"/>
+            </w:pPr>
+            <w:r>
+              <w:rPr>
+                <w:b/>
+                <w:color w:val="22344C"/>
+                <w:sz w:val="14"/>
+              </w:rPr>
+              <w:t>ID</w:t>
+            </w:r>
+          </w:p>
+        </w:tc>
+        <w:tc>
+          <w:tcPr>
+            <w:tcW w:type="dxa" w:w="1685"/>
+            <w:shd w:fill="DFE7F6"/>
+            <w:vAlign w:val="center"/>
+            <w:tcBorders>
+              <w:top w:val="single" w:sz="4" w:color="BFC8D4"/>
+              <w:left w:val="single" w:sz="4" w:color="BFC8D4"/>
+              <w:bottom w:val="single" w:sz="4" w:color="BFC8D4"/>
+              <w:right w:val="single" w:sz="4" w:color="BFC8D4"/>
+            </w:tcBorders>
+          </w:tcPr>
+          <w:p>
+            <w:pPr>
+              <w:spacing w:after="20"/>
+            </w:pPr>
+            <w:r>
+              <w:rPr>
+                <w:b/>
+                <w:color w:val="22344C"/>
+                <w:sz w:val="14"/>
+              </w:rPr>
+              <w:t>Componente</w:t>
+            </w:r>
+          </w:p>
+        </w:tc>
+        <w:tc>
+          <w:tcPr>
+            <w:tcW w:type="dxa" w:w="5083"/>
+            <w:shd w:fill="DFE7F6"/>
+            <w:vAlign w:val="center"/>
+            <w:tcBorders>
+              <w:top w:val="single" w:sz="4" w:color="BFC8D4"/>
+              <w:left w:val="single" w:sz="4" w:color="BFC8D4"/>
+              <w:bottom w:val="single" w:sz="4" w:color="BFC8D4"/>
+              <w:right w:val="single" w:sz="4" w:color="BFC8D4"/>
+            </w:tcBorders>
+          </w:tcPr>
+          <w:p>
+            <w:pPr>
+              <w:spacing w:after="20"/>
+            </w:pPr>
+            <w:r>
+              <w:rPr>
+                <w:b/>
+                <w:color w:val="22344C"/>
+                <w:sz w:val="14"/>
+              </w:rPr>
+              <w:t>Qué se verifica</w:t>
+            </w:r>
+          </w:p>
+        </w:tc>
+        <w:tc>
+          <w:tcPr>
+            <w:tcW w:type="dxa" w:w="1541"/>
+            <w:shd w:fill="DFE7F6"/>
+            <w:vAlign w:val="center"/>
+            <w:tcBorders>
+              <w:top w:val="single" w:sz="4" w:color="BFC8D4"/>
+              <w:left w:val="single" w:sz="4" w:color="BFC8D4"/>
+              <w:bottom w:val="single" w:sz="4" w:color="BFC8D4"/>
+              <w:right w:val="single" w:sz="4" w:color="BFC8D4"/>
+            </w:tcBorders>
+          </w:tcPr>
+          <w:p>
+            <w:pPr>
+              <w:spacing w:after="20"/>
+            </w:pPr>
+            <w:r>
+              <w:rPr>
+                <w:b/>
+                <w:color w:val="22344C"/>
+                <w:sz w:val="14"/>
+              </w:rPr>
+              <w:t>Escenario</w:t>
+            </w:r>
+          </w:p>
+        </w:tc>
+        <w:tc>
+          <w:tcPr>
+            <w:tcW w:type="dxa" w:w="1066"/>
+            <w:shd w:fill="DFE7F6"/>
+            <w:vAlign w:val="center"/>
+            <w:tcBorders>
+              <w:top w:val="single" w:sz="4" w:color="BFC8D4"/>
+              <w:left w:val="single" w:sz="4" w:color="BFC8D4"/>
+              <w:bottom w:val="single" w:sz="4" w:color="BFC8D4"/>
+              <w:right w:val="single" w:sz="4" w:color="BFC8D4"/>
+            </w:tcBorders>
+          </w:tcPr>
+          <w:p>
+            <w:pPr>
+              <w:spacing w:after="20"/>
+            </w:pPr>
+            <w:r>
+              <w:rPr>
+                <w:b/>
+                <w:color w:val="22344C"/>
+                <w:sz w:val="14"/>
+              </w:rPr>
+              <w:t>Resultado</w:t>
+            </w:r>
+          </w:p>
+        </w:tc>
+      </w:tr>
+      <w:tr>
+        <w:trPr>
+          <w:cantSplit/>
+        </w:trPr>
+        <w:tc>
+          <w:tcPr>
+            <w:tcW w:type="dxa" w:w="619"/>
+            <w:vAlign w:val="center"/>
+            <w:tcBorders>
+              <w:top w:val="single" w:sz="4" w:color="BFC8D4"/>
+              <w:left w:val="single" w:sz="4" w:color="BFC8D4"/>
+              <w:bottom w:val="single" w:sz="4" w:color="BFC8D4"/>
+              <w:right w:val="single" w:sz="4" w:color="BFC8D4"/>
+            </w:tcBorders>
+          </w:tcPr>
+          <w:p>
+            <w:pPr>
+              <w:spacing w:after="0" w:line="259" w:lineRule="auto"/>
+            </w:pPr>
+            <w:r>
+              <w:rPr>
+                <w:rFonts w:ascii="Arial" w:hAnsi="Arial"/>
+                <w:sz w:val="14"/>
+              </w:rPr>
+              <w:t>T01</w:t>
+            </w:r>
+          </w:p>
+        </w:tc>
+        <w:tc>
+          <w:tcPr>
+            <w:tcW w:type="dxa" w:w="1685"/>
+            <w:vAlign w:val="center"/>
+            <w:tcBorders>
+              <w:top w:val="single" w:sz="4" w:color="BFC8D4"/>
+              <w:left w:val="single" w:sz="4" w:color="BFC8D4"/>
+              <w:bottom w:val="single" w:sz="4" w:color="BFC8D4"/>
+              <w:right w:val="single" w:sz="4" w:color="BFC8D4"/>
+            </w:tcBorders>
+          </w:tcPr>
+          <w:p>
+            <w:pPr>
+              <w:spacing w:after="0" w:line="259" w:lineRule="auto"/>
+            </w:pPr>
+            <w:r>
+              <w:rPr>
+                <w:rFonts w:ascii="Arial" w:hAnsi="Arial"/>
+                <w:sz w:val="14"/>
+              </w:rPr>
+              <w:t>Footer</w:t>
+            </w:r>
+          </w:p>
+        </w:tc>
+        <w:tc>
+          <w:tcPr>
+            <w:tcW w:type="dxa" w:w="5083"/>
+            <w:vAlign w:val="center"/>
+            <w:tcBorders>
+              <w:top w:val="single" w:sz="4" w:color="BFC8D4"/>
+              <w:left w:val="single" w:sz="4" w:color="BFC8D4"/>
+              <w:bottom w:val="single" w:sz="4" w:color="BFC8D4"/>
+              <w:right w:val="single" w:sz="4" w:color="BFC8D4"/>
+            </w:tcBorders>
+          </w:tcPr>
+          <w:p>
+            <w:pPr>
+              <w:spacing w:after="0" w:line="259" w:lineRule="auto"/>
+            </w:pPr>
+            <w:r>
+              <w:rPr>
+                <w:rFonts w:ascii="Arial" w:hAnsi="Arial"/>
+                <w:sz w:val="14"/>
+              </w:rPr>
+              <w:t>Muestra los enlaces y las cinco zonas de despacho</w:t>
+            </w:r>
+          </w:p>
+        </w:tc>
+        <w:tc>
+          <w:tcPr>
+            <w:tcW w:type="dxa" w:w="1541"/>
+            <w:vAlign w:val="center"/>
+            <w:tcBorders>
+              <w:top w:val="single" w:sz="4" w:color="BFC8D4"/>
+              <w:left w:val="single" w:sz="4" w:color="BFC8D4"/>
+              <w:bottom w:val="single" w:sz="4" w:color="BFC8D4"/>
+              <w:right w:val="single" w:sz="4" w:color="BFC8D4"/>
+            </w:tcBorders>
+          </w:tcPr>
+          <w:p>
+            <w:pPr>
+              <w:spacing w:after="0" w:line="259" w:lineRule="auto"/>
+            </w:pPr>
+            <w:r>
+              <w:rPr>
+                <w:rFonts w:ascii="Arial" w:hAnsi="Arial"/>
+                <w:sz w:val="14"/>
+              </w:rPr>
+              <w:t>Normal</w:t>
+            </w:r>
+          </w:p>
+        </w:tc>
+        <w:tc>
+          <w:tcPr>
+            <w:tcW w:type="dxa" w:w="1066"/>
+            <w:vAlign w:val="center"/>
+            <w:tcBorders>
+              <w:top w:val="single" w:sz="4" w:color="BFC8D4"/>
+              <w:left w:val="single" w:sz="4" w:color="BFC8D4"/>
+              <w:bottom w:val="single" w:sz="4" w:color="BFC8D4"/>
+              <w:right w:val="single" w:sz="4" w:color="BFC8D4"/>
+            </w:tcBorders>
+          </w:tcPr>
+          <w:p>
+            <w:pPr>
+              <w:spacing w:after="0" w:line="259" w:lineRule="auto"/>
+            </w:pPr>
+            <w:r>
+              <w:rPr>
+                <w:rFonts w:ascii="Arial" w:hAnsi="Arial"/>
+                <w:sz w:val="14"/>
+              </w:rPr>
+              <w:t>OK</w:t>
+            </w:r>
+          </w:p>
+        </w:tc>
+      </w:tr>
+      <w:tr>
+        <w:trPr>
+          <w:cantSplit/>
+        </w:trPr>
+        <w:tc>
+          <w:tcPr>
+            <w:tcW w:type="dxa" w:w="619"/>
+            <w:shd w:fill="F7F9FC"/>
+            <w:vAlign w:val="center"/>
+            <w:tcBorders>
+              <w:top w:val="single" w:sz="4" w:color="BFC8D4"/>
+              <w:left w:val="single" w:sz="4" w:color="BFC8D4"/>
+              <w:bottom w:val="single" w:sz="4" w:color="BFC8D4"/>
+              <w:right w:val="single" w:sz="4" w:color="BFC8D4"/>
+            </w:tcBorders>
+          </w:tcPr>
+          <w:p>
+            <w:pPr>
+              <w:spacing w:after="0" w:line="259" w:lineRule="auto"/>
+            </w:pPr>
+            <w:r>
+              <w:rPr>
+                <w:rFonts w:ascii="Arial" w:hAnsi="Arial"/>
+                <w:sz w:val="14"/>
+              </w:rPr>
+              <w:t>T02</w:t>
+            </w:r>
+          </w:p>
+        </w:tc>
+        <w:tc>
+          <w:tcPr>
+            <w:tcW w:type="dxa" w:w="1685"/>
+            <w:shd w:fill="F7F9FC"/>
+            <w:vAlign w:val="center"/>
+            <w:tcBorders>
+              <w:top w:val="single" w:sz="4" w:color="BFC8D4"/>
+              <w:left w:val="single" w:sz="4" w:color="BFC8D4"/>
+              <w:bottom w:val="single" w:sz="4" w:color="BFC8D4"/>
+              <w:right w:val="single" w:sz="4" w:color="BFC8D4"/>
+            </w:tcBorders>
+          </w:tcPr>
+          <w:p>
+            <w:pPr>
+              <w:spacing w:after="0" w:line="259" w:lineRule="auto"/>
+            </w:pPr>
+            <w:r>
+              <w:rPr>
+                <w:rFonts w:ascii="Arial" w:hAnsi="Arial"/>
+                <w:sz w:val="14"/>
+              </w:rPr>
+              <w:t>Footer</w:t>
+            </w:r>
+          </w:p>
+        </w:tc>
+        <w:tc>
+          <w:tcPr>
+            <w:tcW w:type="dxa" w:w="5083"/>
+            <w:shd w:fill="F7F9FC"/>
+            <w:vAlign w:val="center"/>
+            <w:tcBorders>
+              <w:top w:val="single" w:sz="4" w:color="BFC8D4"/>
+              <w:left w:val="single" w:sz="4" w:color="BFC8D4"/>
+              <w:bottom w:val="single" w:sz="4" w:color="BFC8D4"/>
+              <w:right w:val="single" w:sz="4" w:color="BFC8D4"/>
+            </w:tcBorders>
+          </w:tcPr>
+          <w:p>
+            <w:pPr>
+              <w:spacing w:after="0" w:line="259" w:lineRule="auto"/>
+            </w:pPr>
+            <w:r>
+              <w:rPr>
+                <w:rFonts w:ascii="Arial" w:hAnsi="Arial"/>
+                <w:sz w:val="14"/>
+              </w:rPr>
+              <w:t>Recupera la información de cobertura del encabezado original</w:t>
+            </w:r>
+          </w:p>
+        </w:tc>
+        <w:tc>
+          <w:tcPr>
+            <w:tcW w:type="dxa" w:w="1541"/>
+            <w:shd w:fill="F7F9FC"/>
+            <w:vAlign w:val="center"/>
+            <w:tcBorders>
+              <w:top w:val="single" w:sz="4" w:color="BFC8D4"/>
+              <w:left w:val="single" w:sz="4" w:color="BFC8D4"/>
+              <w:bottom w:val="single" w:sz="4" w:color="BFC8D4"/>
+              <w:right w:val="single" w:sz="4" w:color="BFC8D4"/>
+            </w:tcBorders>
+          </w:tcPr>
+          <w:p>
+            <w:pPr>
+              <w:spacing w:after="0" w:line="259" w:lineRule="auto"/>
+            </w:pPr>
+            <w:r>
+              <w:rPr>
+                <w:rFonts w:ascii="Arial" w:hAnsi="Arial"/>
+                <w:sz w:val="14"/>
+              </w:rPr>
+              <w:t>Normal</w:t>
+            </w:r>
+          </w:p>
+        </w:tc>
+        <w:tc>
+          <w:tcPr>
+            <w:tcW w:type="dxa" w:w="1066"/>
+            <w:shd w:fill="F7F9FC"/>
+            <w:vAlign w:val="center"/>
+            <w:tcBorders>
+              <w:top w:val="single" w:sz="4" w:color="BFC8D4"/>
+              <w:left w:val="single" w:sz="4" w:color="BFC8D4"/>
+              <w:bottom w:val="single" w:sz="4" w:color="BFC8D4"/>
+              <w:right w:val="single" w:sz="4" w:color="BFC8D4"/>
+            </w:tcBorders>
+          </w:tcPr>
+          <w:p>
+            <w:pPr>
+              <w:spacing w:after="0" w:line="259" w:lineRule="auto"/>
+            </w:pPr>
+            <w:r>
+              <w:rPr>
+                <w:rFonts w:ascii="Arial" w:hAnsi="Arial"/>
+                <w:sz w:val="14"/>
+              </w:rPr>
+              <w:t>OK</w:t>
+            </w:r>
+          </w:p>
+        </w:tc>
+      </w:tr>
+      <w:tr>
+        <w:trPr>
+          <w:cantSplit/>
+        </w:trPr>
+        <w:tc>
+          <w:tcPr>
+            <w:tcW w:type="dxa" w:w="619"/>
+            <w:vAlign w:val="center"/>
+            <w:tcBorders>
+              <w:top w:val="single" w:sz="4" w:color="BFC8D4"/>
+              <w:left w:val="single" w:sz="4" w:color="BFC8D4"/>
+              <w:bottom w:val="single" w:sz="4" w:color="BFC8D4"/>
+              <w:right w:val="single" w:sz="4" w:color="BFC8D4"/>
+            </w:tcBorders>
+          </w:tcPr>
+          <w:p>
+            <w:pPr>
+              <w:spacing w:after="0" w:line="259" w:lineRule="auto"/>
+            </w:pPr>
+            <w:r>
+              <w:rPr>
+                <w:rFonts w:ascii="Arial" w:hAnsi="Arial"/>
+                <w:sz w:val="14"/>
+              </w:rPr>
+              <w:t>T03</w:t>
+            </w:r>
+          </w:p>
+        </w:tc>
+        <w:tc>
+          <w:tcPr>
+            <w:tcW w:type="dxa" w:w="1685"/>
+            <w:vAlign w:val="center"/>
+            <w:tcBorders>
+              <w:top w:val="single" w:sz="4" w:color="BFC8D4"/>
+              <w:left w:val="single" w:sz="4" w:color="BFC8D4"/>
+              <w:bottom w:val="single" w:sz="4" w:color="BFC8D4"/>
+              <w:right w:val="single" w:sz="4" w:color="BFC8D4"/>
+            </w:tcBorders>
+          </w:tcPr>
+          <w:p>
+            <w:pPr>
+              <w:spacing w:after="0" w:line="259" w:lineRule="auto"/>
+            </w:pPr>
+            <w:r>
+              <w:rPr>
+                <w:rFonts w:ascii="Arial" w:hAnsi="Arial"/>
+                <w:sz w:val="14"/>
+              </w:rPr>
+              <w:t>ProductList</w:t>
+            </w:r>
+          </w:p>
+        </w:tc>
+        <w:tc>
+          <w:tcPr>
+            <w:tcW w:type="dxa" w:w="5083"/>
+            <w:vAlign w:val="center"/>
+            <w:tcBorders>
+              <w:top w:val="single" w:sz="4" w:color="BFC8D4"/>
+              <w:left w:val="single" w:sz="4" w:color="BFC8D4"/>
+              <w:bottom w:val="single" w:sz="4" w:color="BFC8D4"/>
+              <w:right w:val="single" w:sz="4" w:color="BFC8D4"/>
+            </w:tcBorders>
+          </w:tcPr>
+          <w:p>
+            <w:pPr>
+              <w:spacing w:after="0" w:line="259" w:lineRule="auto"/>
+            </w:pPr>
+            <w:r>
+              <w:rPr>
+                <w:rFonts w:ascii="Arial" w:hAnsi="Arial"/>
+                <w:sz w:val="14"/>
+              </w:rPr>
+              <w:t>Debe filtrar por texto sin importar mayúsculas</w:t>
+            </w:r>
+          </w:p>
+        </w:tc>
+        <w:tc>
+          <w:tcPr>
+            <w:tcW w:type="dxa" w:w="1541"/>
+            <w:vAlign w:val="center"/>
+            <w:tcBorders>
+              <w:top w:val="single" w:sz="4" w:color="BFC8D4"/>
+              <w:left w:val="single" w:sz="4" w:color="BFC8D4"/>
+              <w:bottom w:val="single" w:sz="4" w:color="BFC8D4"/>
+              <w:right w:val="single" w:sz="4" w:color="BFC8D4"/>
+            </w:tcBorders>
+          </w:tcPr>
+          <w:p>
+            <w:pPr>
+              <w:spacing w:after="0" w:line="259" w:lineRule="auto"/>
+            </w:pPr>
+            <w:r>
+              <w:rPr>
+                <w:rFonts w:ascii="Arial" w:hAnsi="Arial"/>
+                <w:sz w:val="14"/>
+              </w:rPr>
+              <w:t>Normal / borde</w:t>
+            </w:r>
+          </w:p>
+        </w:tc>
+        <w:tc>
+          <w:tcPr>
+            <w:tcW w:type="dxa" w:w="1066"/>
+            <w:vAlign w:val="center"/>
+            <w:tcBorders>
+              <w:top w:val="single" w:sz="4" w:color="BFC8D4"/>
+              <w:left w:val="single" w:sz="4" w:color="BFC8D4"/>
+              <w:bottom w:val="single" w:sz="4" w:color="BFC8D4"/>
+              <w:right w:val="single" w:sz="4" w:color="BFC8D4"/>
+            </w:tcBorders>
+          </w:tcPr>
+          <w:p>
+            <w:pPr>
+              <w:spacing w:after="0" w:line="259" w:lineRule="auto"/>
+            </w:pPr>
+            <w:r>
+              <w:rPr>
+                <w:rFonts w:ascii="Arial" w:hAnsi="Arial"/>
+                <w:sz w:val="14"/>
+              </w:rPr>
+              <w:t>OK</w:t>
+            </w:r>
+          </w:p>
+        </w:tc>
+      </w:tr>
+      <w:tr>
+        <w:trPr>
+          <w:cantSplit/>
+        </w:trPr>
+        <w:tc>
+          <w:tcPr>
+            <w:tcW w:type="dxa" w:w="619"/>
+            <w:shd w:fill="F7F9FC"/>
+            <w:vAlign w:val="center"/>
+            <w:tcBorders>
+              <w:top w:val="single" w:sz="4" w:color="BFC8D4"/>
+              <w:left w:val="single" w:sz="4" w:color="BFC8D4"/>
+              <w:bottom w:val="single" w:sz="4" w:color="BFC8D4"/>
+              <w:right w:val="single" w:sz="4" w:color="BFC8D4"/>
+            </w:tcBorders>
+          </w:tcPr>
+          <w:p>
+            <w:pPr>
+              <w:spacing w:after="0" w:line="259" w:lineRule="auto"/>
+            </w:pPr>
+            <w:r>
+              <w:rPr>
+                <w:rFonts w:ascii="Arial" w:hAnsi="Arial"/>
+                <w:sz w:val="14"/>
+              </w:rPr>
+              <w:t>T04</w:t>
+            </w:r>
+          </w:p>
+        </w:tc>
+        <w:tc>
+          <w:tcPr>
+            <w:tcW w:type="dxa" w:w="1685"/>
+            <w:shd w:fill="F7F9FC"/>
+            <w:vAlign w:val="center"/>
+            <w:tcBorders>
+              <w:top w:val="single" w:sz="4" w:color="BFC8D4"/>
+              <w:left w:val="single" w:sz="4" w:color="BFC8D4"/>
+              <w:bottom w:val="single" w:sz="4" w:color="BFC8D4"/>
+              <w:right w:val="single" w:sz="4" w:color="BFC8D4"/>
+            </w:tcBorders>
+          </w:tcPr>
+          <w:p>
+            <w:pPr>
+              <w:spacing w:after="0" w:line="259" w:lineRule="auto"/>
+            </w:pPr>
+            <w:r>
+              <w:rPr>
+                <w:rFonts w:ascii="Arial" w:hAnsi="Arial"/>
+                <w:sz w:val="14"/>
+              </w:rPr>
+              <w:t>ProductList</w:t>
+            </w:r>
+          </w:p>
+        </w:tc>
+        <w:tc>
+          <w:tcPr>
+            <w:tcW w:type="dxa" w:w="5083"/>
+            <w:shd w:fill="F7F9FC"/>
+            <w:vAlign w:val="center"/>
+            <w:tcBorders>
+              <w:top w:val="single" w:sz="4" w:color="BFC8D4"/>
+              <w:left w:val="single" w:sz="4" w:color="BFC8D4"/>
+              <w:bottom w:val="single" w:sz="4" w:color="BFC8D4"/>
+              <w:right w:val="single" w:sz="4" w:color="BFC8D4"/>
+            </w:tcBorders>
+          </w:tcPr>
+          <w:p>
+            <w:pPr>
+              <w:spacing w:after="0" w:line="259" w:lineRule="auto"/>
+            </w:pPr>
+            <w:r>
+              <w:rPr>
+                <w:rFonts w:ascii="Arial" w:hAnsi="Arial"/>
+                <w:sz w:val="14"/>
+              </w:rPr>
+              <w:t>No debe incluir resultados cuya coincidencia esta solo en la descripcion</w:t>
+            </w:r>
+          </w:p>
+        </w:tc>
+        <w:tc>
+          <w:tcPr>
+            <w:tcW w:type="dxa" w:w="1541"/>
+            <w:shd w:fill="F7F9FC"/>
+            <w:vAlign w:val="center"/>
+            <w:tcBorders>
+              <w:top w:val="single" w:sz="4" w:color="BFC8D4"/>
+              <w:left w:val="single" w:sz="4" w:color="BFC8D4"/>
+              <w:bottom w:val="single" w:sz="4" w:color="BFC8D4"/>
+              <w:right w:val="single" w:sz="4" w:color="BFC8D4"/>
+            </w:tcBorders>
+          </w:tcPr>
+          <w:p>
+            <w:pPr>
+              <w:spacing w:after="0" w:line="259" w:lineRule="auto"/>
+            </w:pPr>
+            <w:r>
+              <w:rPr>
+                <w:rFonts w:ascii="Arial" w:hAnsi="Arial"/>
+                <w:sz w:val="14"/>
+              </w:rPr>
+              <w:t>Normal / borde</w:t>
+            </w:r>
+          </w:p>
+        </w:tc>
+        <w:tc>
+          <w:tcPr>
+            <w:tcW w:type="dxa" w:w="1066"/>
+            <w:shd w:fill="F7F9FC"/>
+            <w:vAlign w:val="center"/>
+            <w:tcBorders>
+              <w:top w:val="single" w:sz="4" w:color="BFC8D4"/>
+              <w:left w:val="single" w:sz="4" w:color="BFC8D4"/>
+              <w:bottom w:val="single" w:sz="4" w:color="BFC8D4"/>
+              <w:right w:val="single" w:sz="4" w:color="BFC8D4"/>
+            </w:tcBorders>
+          </w:tcPr>
+          <w:p>
+            <w:pPr>
+              <w:spacing w:after="0" w:line="259" w:lineRule="auto"/>
+            </w:pPr>
+            <w:r>
+              <w:rPr>
+                <w:rFonts w:ascii="Arial" w:hAnsi="Arial"/>
+                <w:sz w:val="14"/>
+              </w:rPr>
+              <w:t>OK</w:t>
+            </w:r>
+          </w:p>
+        </w:tc>
+      </w:tr>
+      <w:tr>
+        <w:trPr>
+          <w:cantSplit/>
+        </w:trPr>
+        <w:tc>
+          <w:tcPr>
+            <w:tcW w:type="dxa" w:w="619"/>
+            <w:vAlign w:val="center"/>
+            <w:tcBorders>
+              <w:top w:val="single" w:sz="4" w:color="BFC8D4"/>
+              <w:left w:val="single" w:sz="4" w:color="BFC8D4"/>
+              <w:bottom w:val="single" w:sz="4" w:color="BFC8D4"/>
+              <w:right w:val="single" w:sz="4" w:color="BFC8D4"/>
+            </w:tcBorders>
+          </w:tcPr>
+          <w:p>
+            <w:pPr>
+              <w:spacing w:after="0" w:line="259" w:lineRule="auto"/>
+            </w:pPr>
+            <w:r>
+              <w:rPr>
+                <w:rFonts w:ascii="Arial" w:hAnsi="Arial"/>
+                <w:sz w:val="14"/>
+              </w:rPr>
+              <w:t>T05</w:t>
+            </w:r>
+          </w:p>
+        </w:tc>
+        <w:tc>
+          <w:tcPr>
+            <w:tcW w:type="dxa" w:w="1685"/>
+            <w:vAlign w:val="center"/>
+            <w:tcBorders>
+              <w:top w:val="single" w:sz="4" w:color="BFC8D4"/>
+              <w:left w:val="single" w:sz="4" w:color="BFC8D4"/>
+              <w:bottom w:val="single" w:sz="4" w:color="BFC8D4"/>
+              <w:right w:val="single" w:sz="4" w:color="BFC8D4"/>
+            </w:tcBorders>
+          </w:tcPr>
+          <w:p>
+            <w:pPr>
+              <w:spacing w:after="0" w:line="259" w:lineRule="auto"/>
+            </w:pPr>
+            <w:r>
+              <w:rPr>
+                <w:rFonts w:ascii="Arial" w:hAnsi="Arial"/>
+                <w:sz w:val="14"/>
+              </w:rPr>
+              <w:t>ProductList</w:t>
+            </w:r>
+          </w:p>
+        </w:tc>
+        <w:tc>
+          <w:tcPr>
+            <w:tcW w:type="dxa" w:w="5083"/>
+            <w:vAlign w:val="center"/>
+            <w:tcBorders>
+              <w:top w:val="single" w:sz="4" w:color="BFC8D4"/>
+              <w:left w:val="single" w:sz="4" w:color="BFC8D4"/>
+              <w:bottom w:val="single" w:sz="4" w:color="BFC8D4"/>
+              <w:right w:val="single" w:sz="4" w:color="BFC8D4"/>
+            </w:tcBorders>
+          </w:tcPr>
+          <w:p>
+            <w:pPr>
+              <w:spacing w:after="0" w:line="259" w:lineRule="auto"/>
+            </w:pPr>
+            <w:r>
+              <w:rPr>
+                <w:rFonts w:ascii="Arial" w:hAnsi="Arial"/>
+                <w:sz w:val="14"/>
+              </w:rPr>
+              <w:t>Debe permitir abrir el detalle individual de un producto</w:t>
+            </w:r>
+          </w:p>
+        </w:tc>
+        <w:tc>
+          <w:tcPr>
+            <w:tcW w:type="dxa" w:w="1541"/>
+            <w:vAlign w:val="center"/>
+            <w:tcBorders>
+              <w:top w:val="single" w:sz="4" w:color="BFC8D4"/>
+              <w:left w:val="single" w:sz="4" w:color="BFC8D4"/>
+              <w:bottom w:val="single" w:sz="4" w:color="BFC8D4"/>
+              <w:right w:val="single" w:sz="4" w:color="BFC8D4"/>
+            </w:tcBorders>
+          </w:tcPr>
+          <w:p>
+            <w:pPr>
+              <w:spacing w:after="0" w:line="259" w:lineRule="auto"/>
+            </w:pPr>
+            <w:r>
+              <w:rPr>
+                <w:rFonts w:ascii="Arial" w:hAnsi="Arial"/>
+                <w:sz w:val="14"/>
+              </w:rPr>
+              <w:t>Normal / borde</w:t>
+            </w:r>
+          </w:p>
+        </w:tc>
+        <w:tc>
+          <w:tcPr>
+            <w:tcW w:type="dxa" w:w="1066"/>
+            <w:vAlign w:val="center"/>
+            <w:tcBorders>
+              <w:top w:val="single" w:sz="4" w:color="BFC8D4"/>
+              <w:left w:val="single" w:sz="4" w:color="BFC8D4"/>
+              <w:bottom w:val="single" w:sz="4" w:color="BFC8D4"/>
+              <w:right w:val="single" w:sz="4" w:color="BFC8D4"/>
+            </w:tcBorders>
+          </w:tcPr>
+          <w:p>
+            <w:pPr>
+              <w:spacing w:after="0" w:line="259" w:lineRule="auto"/>
+            </w:pPr>
+            <w:r>
+              <w:rPr>
+                <w:rFonts w:ascii="Arial" w:hAnsi="Arial"/>
+                <w:sz w:val="14"/>
+              </w:rPr>
+              <w:t>OK</w:t>
+            </w:r>
+          </w:p>
+        </w:tc>
+      </w:tr>
+      <w:tr>
+        <w:trPr>
+          <w:cantSplit/>
+        </w:trPr>
+        <w:tc>
+          <w:tcPr>
+            <w:tcW w:type="dxa" w:w="619"/>
+            <w:shd w:fill="F7F9FC"/>
+            <w:vAlign w:val="center"/>
+            <w:tcBorders>
+              <w:top w:val="single" w:sz="4" w:color="BFC8D4"/>
+              <w:left w:val="single" w:sz="4" w:color="BFC8D4"/>
+              <w:bottom w:val="single" w:sz="4" w:color="BFC8D4"/>
+              <w:right w:val="single" w:sz="4" w:color="BFC8D4"/>
+            </w:tcBorders>
+          </w:tcPr>
+          <w:p>
+            <w:pPr>
+              <w:spacing w:after="0" w:line="259" w:lineRule="auto"/>
+            </w:pPr>
+            <w:r>
+              <w:rPr>
+                <w:rFonts w:ascii="Arial" w:hAnsi="Arial"/>
+                <w:sz w:val="14"/>
+              </w:rPr>
+              <w:t>T06</w:t>
+            </w:r>
+          </w:p>
+        </w:tc>
+        <w:tc>
+          <w:tcPr>
+            <w:tcW w:type="dxa" w:w="1685"/>
+            <w:shd w:fill="F7F9FC"/>
+            <w:vAlign w:val="center"/>
+            <w:tcBorders>
+              <w:top w:val="single" w:sz="4" w:color="BFC8D4"/>
+              <w:left w:val="single" w:sz="4" w:color="BFC8D4"/>
+              <w:bottom w:val="single" w:sz="4" w:color="BFC8D4"/>
+              <w:right w:val="single" w:sz="4" w:color="BFC8D4"/>
+            </w:tcBorders>
+          </w:tcPr>
+          <w:p>
+            <w:pPr>
+              <w:spacing w:after="0" w:line="259" w:lineRule="auto"/>
+            </w:pPr>
+            <w:r>
+              <w:rPr>
+                <w:rFonts w:ascii="Arial" w:hAnsi="Arial"/>
+                <w:sz w:val="14"/>
+              </w:rPr>
+              <w:t>ProductList</w:t>
+            </w:r>
+          </w:p>
+        </w:tc>
+        <w:tc>
+          <w:tcPr>
+            <w:tcW w:type="dxa" w:w="5083"/>
+            <w:shd w:fill="F7F9FC"/>
+            <w:vAlign w:val="center"/>
+            <w:tcBorders>
+              <w:top w:val="single" w:sz="4" w:color="BFC8D4"/>
+              <w:left w:val="single" w:sz="4" w:color="BFC8D4"/>
+              <w:bottom w:val="single" w:sz="4" w:color="BFC8D4"/>
+              <w:right w:val="single" w:sz="4" w:color="BFC8D4"/>
+            </w:tcBorders>
+          </w:tcPr>
+          <w:p>
+            <w:pPr>
+              <w:spacing w:after="0" w:line="259" w:lineRule="auto"/>
+            </w:pPr>
+            <w:r>
+              <w:rPr>
+                <w:rFonts w:ascii="Arial" w:hAnsi="Arial"/>
+                <w:sz w:val="14"/>
+              </w:rPr>
+              <w:t>Debe mostrar todos los productos del catálogo</w:t>
+            </w:r>
+          </w:p>
+        </w:tc>
+        <w:tc>
+          <w:tcPr>
+            <w:tcW w:type="dxa" w:w="1541"/>
+            <w:shd w:fill="F7F9FC"/>
+            <w:vAlign w:val="center"/>
+            <w:tcBorders>
+              <w:top w:val="single" w:sz="4" w:color="BFC8D4"/>
+              <w:left w:val="single" w:sz="4" w:color="BFC8D4"/>
+              <w:bottom w:val="single" w:sz="4" w:color="BFC8D4"/>
+              <w:right w:val="single" w:sz="4" w:color="BFC8D4"/>
+            </w:tcBorders>
+          </w:tcPr>
+          <w:p>
+            <w:pPr>
+              <w:spacing w:after="0" w:line="259" w:lineRule="auto"/>
+            </w:pPr>
+            <w:r>
+              <w:rPr>
+                <w:rFonts w:ascii="Arial" w:hAnsi="Arial"/>
+                <w:sz w:val="14"/>
+              </w:rPr>
+              <w:t>Normal / borde</w:t>
+            </w:r>
+          </w:p>
+        </w:tc>
+        <w:tc>
+          <w:tcPr>
+            <w:tcW w:type="dxa" w:w="1066"/>
+            <w:shd w:fill="F7F9FC"/>
+            <w:vAlign w:val="center"/>
+            <w:tcBorders>
+              <w:top w:val="single" w:sz="4" w:color="BFC8D4"/>
+              <w:left w:val="single" w:sz="4" w:color="BFC8D4"/>
+              <w:bottom w:val="single" w:sz="4" w:color="BFC8D4"/>
+              <w:right w:val="single" w:sz="4" w:color="BFC8D4"/>
+            </w:tcBorders>
+          </w:tcPr>
+          <w:p>
+            <w:pPr>
+              <w:spacing w:after="0" w:line="259" w:lineRule="auto"/>
+            </w:pPr>
+            <w:r>
+              <w:rPr>
+                <w:rFonts w:ascii="Arial" w:hAnsi="Arial"/>
+                <w:sz w:val="14"/>
+              </w:rPr>
+              <w:t>OK</w:t>
+            </w:r>
+          </w:p>
+        </w:tc>
+      </w:tr>
+      <w:tr>
+        <w:trPr>
+          <w:cantSplit/>
+        </w:trPr>
+        <w:tc>
+          <w:tcPr>
+            <w:tcW w:type="dxa" w:w="619"/>
+            <w:vAlign w:val="center"/>
+            <w:tcBorders>
+              <w:top w:val="single" w:sz="4" w:color="BFC8D4"/>
+              <w:left w:val="single" w:sz="4" w:color="BFC8D4"/>
+              <w:bottom w:val="single" w:sz="4" w:color="BFC8D4"/>
+              <w:right w:val="single" w:sz="4" w:color="BFC8D4"/>
+            </w:tcBorders>
+          </w:tcPr>
+          <w:p>
+            <w:pPr>
+              <w:spacing w:after="0" w:line="259" w:lineRule="auto"/>
+            </w:pPr>
+            <w:r>
+              <w:rPr>
+                <w:rFonts w:ascii="Arial" w:hAnsi="Arial"/>
+                <w:sz w:val="14"/>
+              </w:rPr>
+              <w:t>T07</w:t>
+            </w:r>
+          </w:p>
+        </w:tc>
+        <w:tc>
+          <w:tcPr>
+            <w:tcW w:type="dxa" w:w="1685"/>
+            <w:vAlign w:val="center"/>
+            <w:tcBorders>
+              <w:top w:val="single" w:sz="4" w:color="BFC8D4"/>
+              <w:left w:val="single" w:sz="4" w:color="BFC8D4"/>
+              <w:bottom w:val="single" w:sz="4" w:color="BFC8D4"/>
+              <w:right w:val="single" w:sz="4" w:color="BFC8D4"/>
+            </w:tcBorders>
+          </w:tcPr>
+          <w:p>
+            <w:pPr>
+              <w:spacing w:after="0" w:line="259" w:lineRule="auto"/>
+            </w:pPr>
+            <w:r>
+              <w:rPr>
+                <w:rFonts w:ascii="Arial" w:hAnsi="Arial"/>
+                <w:sz w:val="14"/>
+              </w:rPr>
+              <w:t>ProductList</w:t>
+            </w:r>
+          </w:p>
+        </w:tc>
+        <w:tc>
+          <w:tcPr>
+            <w:tcW w:type="dxa" w:w="5083"/>
+            <w:vAlign w:val="center"/>
+            <w:tcBorders>
+              <w:top w:val="single" w:sz="4" w:color="BFC8D4"/>
+              <w:left w:val="single" w:sz="4" w:color="BFC8D4"/>
+              <w:bottom w:val="single" w:sz="4" w:color="BFC8D4"/>
+              <w:right w:val="single" w:sz="4" w:color="BFC8D4"/>
+            </w:tcBorders>
+          </w:tcPr>
+          <w:p>
+            <w:pPr>
+              <w:spacing w:after="0" w:line="259" w:lineRule="auto"/>
+            </w:pPr>
+            <w:r>
+              <w:rPr>
+                <w:rFonts w:ascii="Arial" w:hAnsi="Arial"/>
+                <w:sz w:val="14"/>
+              </w:rPr>
+              <w:t>Debe filtrar los productos según su categoría</w:t>
+            </w:r>
+          </w:p>
+        </w:tc>
+        <w:tc>
+          <w:tcPr>
+            <w:tcW w:type="dxa" w:w="1541"/>
+            <w:vAlign w:val="center"/>
+            <w:tcBorders>
+              <w:top w:val="single" w:sz="4" w:color="BFC8D4"/>
+              <w:left w:val="single" w:sz="4" w:color="BFC8D4"/>
+              <w:bottom w:val="single" w:sz="4" w:color="BFC8D4"/>
+              <w:right w:val="single" w:sz="4" w:color="BFC8D4"/>
+            </w:tcBorders>
+          </w:tcPr>
+          <w:p>
+            <w:pPr>
+              <w:spacing w:after="0" w:line="259" w:lineRule="auto"/>
+            </w:pPr>
+            <w:r>
+              <w:rPr>
+                <w:rFonts w:ascii="Arial" w:hAnsi="Arial"/>
+                <w:sz w:val="14"/>
+              </w:rPr>
+              <w:t>Normal / borde</w:t>
+            </w:r>
+          </w:p>
+        </w:tc>
+        <w:tc>
+          <w:tcPr>
+            <w:tcW w:type="dxa" w:w="1066"/>
+            <w:vAlign w:val="center"/>
+            <w:tcBorders>
+              <w:top w:val="single" w:sz="4" w:color="BFC8D4"/>
+              <w:left w:val="single" w:sz="4" w:color="BFC8D4"/>
+              <w:bottom w:val="single" w:sz="4" w:color="BFC8D4"/>
+              <w:right w:val="single" w:sz="4" w:color="BFC8D4"/>
+            </w:tcBorders>
+          </w:tcPr>
+          <w:p>
+            <w:pPr>
+              <w:spacing w:after="0" w:line="259" w:lineRule="auto"/>
+            </w:pPr>
+            <w:r>
+              <w:rPr>
+                <w:rFonts w:ascii="Arial" w:hAnsi="Arial"/>
+                <w:sz w:val="14"/>
+              </w:rPr>
+              <w:t>OK</w:t>
+            </w:r>
+          </w:p>
+        </w:tc>
+      </w:tr>
+      <w:tr>
+        <w:trPr>
+          <w:cantSplit/>
+        </w:trPr>
+        <w:tc>
+          <w:tcPr>
+            <w:tcW w:type="dxa" w:w="619"/>
+            <w:shd w:fill="F7F9FC"/>
+            <w:vAlign w:val="center"/>
+            <w:tcBorders>
+              <w:top w:val="single" w:sz="4" w:color="BFC8D4"/>
+              <w:left w:val="single" w:sz="4" w:color="BFC8D4"/>
+              <w:bottom w:val="single" w:sz="4" w:color="BFC8D4"/>
+              <w:right w:val="single" w:sz="4" w:color="BFC8D4"/>
+            </w:tcBorders>
+          </w:tcPr>
+          <w:p>
+            <w:pPr>
+              <w:spacing w:after="0" w:line="259" w:lineRule="auto"/>
+            </w:pPr>
+            <w:r>
+              <w:rPr>
+                <w:rFonts w:ascii="Arial" w:hAnsi="Arial"/>
+                <w:sz w:val="14"/>
+              </w:rPr>
+              <w:t>T08</w:t>
+            </w:r>
+          </w:p>
+        </w:tc>
+        <w:tc>
+          <w:tcPr>
+            <w:tcW w:type="dxa" w:w="1685"/>
+            <w:shd w:fill="F7F9FC"/>
+            <w:vAlign w:val="center"/>
+            <w:tcBorders>
+              <w:top w:val="single" w:sz="4" w:color="BFC8D4"/>
+              <w:left w:val="single" w:sz="4" w:color="BFC8D4"/>
+              <w:bottom w:val="single" w:sz="4" w:color="BFC8D4"/>
+              <w:right w:val="single" w:sz="4" w:color="BFC8D4"/>
+            </w:tcBorders>
+          </w:tcPr>
+          <w:p>
+            <w:pPr>
+              <w:spacing w:after="0" w:line="259" w:lineRule="auto"/>
+            </w:pPr>
+            <w:r>
+              <w:rPr>
+                <w:rFonts w:ascii="Arial" w:hAnsi="Arial"/>
+                <w:sz w:val="14"/>
+              </w:rPr>
+              <w:t>Contacto</w:t>
+            </w:r>
+          </w:p>
+        </w:tc>
+        <w:tc>
+          <w:tcPr>
+            <w:tcW w:type="dxa" w:w="5083"/>
+            <w:shd w:fill="F7F9FC"/>
+            <w:vAlign w:val="center"/>
+            <w:tcBorders>
+              <w:top w:val="single" w:sz="4" w:color="BFC8D4"/>
+              <w:left w:val="single" w:sz="4" w:color="BFC8D4"/>
+              <w:bottom w:val="single" w:sz="4" w:color="BFC8D4"/>
+              <w:right w:val="single" w:sz="4" w:color="BFC8D4"/>
+            </w:tcBorders>
+          </w:tcPr>
+          <w:p>
+            <w:pPr>
+              <w:spacing w:after="0" w:line="259" w:lineRule="auto"/>
+            </w:pPr>
+            <w:r>
+              <w:rPr>
+                <w:rFonts w:ascii="Arial" w:hAnsi="Arial"/>
+                <w:sz w:val="14"/>
+              </w:rPr>
+              <w:t>Rechaza correos que no pertenezcan a los dominios permitidos</w:t>
+            </w:r>
+          </w:p>
+        </w:tc>
+        <w:tc>
+          <w:tcPr>
+            <w:tcW w:type="dxa" w:w="1541"/>
+            <w:shd w:fill="F7F9FC"/>
+            <w:vAlign w:val="center"/>
+            <w:tcBorders>
+              <w:top w:val="single" w:sz="4" w:color="BFC8D4"/>
+              <w:left w:val="single" w:sz="4" w:color="BFC8D4"/>
+              <w:bottom w:val="single" w:sz="4" w:color="BFC8D4"/>
+              <w:right w:val="single" w:sz="4" w:color="BFC8D4"/>
+            </w:tcBorders>
+          </w:tcPr>
+          <w:p>
+            <w:pPr>
+              <w:spacing w:after="0" w:line="259" w:lineRule="auto"/>
+            </w:pPr>
+            <w:r>
+              <w:rPr>
+                <w:rFonts w:ascii="Arial" w:hAnsi="Arial"/>
+                <w:sz w:val="14"/>
+              </w:rPr>
+              <w:t>Normal / error</w:t>
+            </w:r>
+          </w:p>
+        </w:tc>
+        <w:tc>
+          <w:tcPr>
+            <w:tcW w:type="dxa" w:w="1066"/>
+            <w:shd w:fill="F7F9FC"/>
+            <w:vAlign w:val="center"/>
+            <w:tcBorders>
+              <w:top w:val="single" w:sz="4" w:color="BFC8D4"/>
+              <w:left w:val="single" w:sz="4" w:color="BFC8D4"/>
+              <w:bottom w:val="single" w:sz="4" w:color="BFC8D4"/>
+              <w:right w:val="single" w:sz="4" w:color="BFC8D4"/>
+            </w:tcBorders>
+          </w:tcPr>
+          <w:p>
+            <w:pPr>
+              <w:spacing w:after="0" w:line="259" w:lineRule="auto"/>
+            </w:pPr>
+            <w:r>
+              <w:rPr>
+                <w:rFonts w:ascii="Arial" w:hAnsi="Arial"/>
+                <w:sz w:val="14"/>
+              </w:rPr>
+              <w:t>OK</w:t>
+            </w:r>
+          </w:p>
+        </w:tc>
+      </w:tr>
+      <w:tr>
+        <w:trPr>
+          <w:cantSplit/>
+        </w:trPr>
+        <w:tc>
+          <w:tcPr>
+            <w:tcW w:type="dxa" w:w="619"/>
+            <w:vAlign w:val="center"/>
+            <w:tcBorders>
+              <w:top w:val="single" w:sz="4" w:color="BFC8D4"/>
+              <w:left w:val="single" w:sz="4" w:color="BFC8D4"/>
+              <w:bottom w:val="single" w:sz="4" w:color="BFC8D4"/>
+              <w:right w:val="single" w:sz="4" w:color="BFC8D4"/>
+            </w:tcBorders>
+          </w:tcPr>
+          <w:p>
+            <w:pPr>
+              <w:spacing w:after="0" w:line="259" w:lineRule="auto"/>
+            </w:pPr>
+            <w:r>
+              <w:rPr>
+                <w:rFonts w:ascii="Arial" w:hAnsi="Arial"/>
+                <w:sz w:val="14"/>
+              </w:rPr>
+              <w:t>T09</w:t>
+            </w:r>
+          </w:p>
+        </w:tc>
+        <w:tc>
+          <w:tcPr>
+            <w:tcW w:type="dxa" w:w="1685"/>
+            <w:vAlign w:val="center"/>
+            <w:tcBorders>
+              <w:top w:val="single" w:sz="4" w:color="BFC8D4"/>
+              <w:left w:val="single" w:sz="4" w:color="BFC8D4"/>
+              <w:bottom w:val="single" w:sz="4" w:color="BFC8D4"/>
+              <w:right w:val="single" w:sz="4" w:color="BFC8D4"/>
+            </w:tcBorders>
+          </w:tcPr>
+          <w:p>
+            <w:pPr>
+              <w:spacing w:after="0" w:line="259" w:lineRule="auto"/>
+            </w:pPr>
+            <w:r>
+              <w:rPr>
+                <w:rFonts w:ascii="Arial" w:hAnsi="Arial"/>
+                <w:sz w:val="14"/>
+              </w:rPr>
+              <w:t>Contacto</w:t>
+            </w:r>
+          </w:p>
+        </w:tc>
+        <w:tc>
+          <w:tcPr>
+            <w:tcW w:type="dxa" w:w="5083"/>
+            <w:vAlign w:val="center"/>
+            <w:tcBorders>
+              <w:top w:val="single" w:sz="4" w:color="BFC8D4"/>
+              <w:left w:val="single" w:sz="4" w:color="BFC8D4"/>
+              <w:bottom w:val="single" w:sz="4" w:color="BFC8D4"/>
+              <w:right w:val="single" w:sz="4" w:color="BFC8D4"/>
+            </w:tcBorders>
+          </w:tcPr>
+          <w:p>
+            <w:pPr>
+              <w:spacing w:after="0" w:line="259" w:lineRule="auto"/>
+            </w:pPr>
+            <w:r>
+              <w:rPr>
+                <w:rFonts w:ascii="Arial" w:hAnsi="Arial"/>
+                <w:sz w:val="14"/>
+              </w:rPr>
+              <w:t>Valida los límites de longitud de nombre y comentario</w:t>
+            </w:r>
+          </w:p>
+        </w:tc>
+        <w:tc>
+          <w:tcPr>
+            <w:tcW w:type="dxa" w:w="1541"/>
+            <w:vAlign w:val="center"/>
+            <w:tcBorders>
+              <w:top w:val="single" w:sz="4" w:color="BFC8D4"/>
+              <w:left w:val="single" w:sz="4" w:color="BFC8D4"/>
+              <w:bottom w:val="single" w:sz="4" w:color="BFC8D4"/>
+              <w:right w:val="single" w:sz="4" w:color="BFC8D4"/>
+            </w:tcBorders>
+          </w:tcPr>
+          <w:p>
+            <w:pPr>
+              <w:spacing w:after="0" w:line="259" w:lineRule="auto"/>
+            </w:pPr>
+            <w:r>
+              <w:rPr>
+                <w:rFonts w:ascii="Arial" w:hAnsi="Arial"/>
+                <w:sz w:val="14"/>
+              </w:rPr>
+              <w:t>Normal / error</w:t>
+            </w:r>
+          </w:p>
+        </w:tc>
+        <w:tc>
+          <w:tcPr>
+            <w:tcW w:type="dxa" w:w="1066"/>
+            <w:vAlign w:val="center"/>
+            <w:tcBorders>
+              <w:top w:val="single" w:sz="4" w:color="BFC8D4"/>
+              <w:left w:val="single" w:sz="4" w:color="BFC8D4"/>
+              <w:bottom w:val="single" w:sz="4" w:color="BFC8D4"/>
+              <w:right w:val="single" w:sz="4" w:color="BFC8D4"/>
+            </w:tcBorders>
+          </w:tcPr>
+          <w:p>
+            <w:pPr>
+              <w:spacing w:after="0" w:line="259" w:lineRule="auto"/>
+            </w:pPr>
+            <w:r>
+              <w:rPr>
+                <w:rFonts w:ascii="Arial" w:hAnsi="Arial"/>
+                <w:sz w:val="14"/>
+              </w:rPr>
+              <w:t>OK</w:t>
+            </w:r>
+          </w:p>
+        </w:tc>
+      </w:tr>
+      <w:tr>
+        <w:trPr>
+          <w:cantSplit/>
+        </w:trPr>
+        <w:tc>
+          <w:tcPr>
+            <w:tcW w:type="dxa" w:w="619"/>
+            <w:shd w:fill="F7F9FC"/>
+            <w:vAlign w:val="center"/>
+            <w:tcBorders>
+              <w:top w:val="single" w:sz="4" w:color="BFC8D4"/>
+              <w:left w:val="single" w:sz="4" w:color="BFC8D4"/>
+              <w:bottom w:val="single" w:sz="4" w:color="BFC8D4"/>
+              <w:right w:val="single" w:sz="4" w:color="BFC8D4"/>
+            </w:tcBorders>
+          </w:tcPr>
+          <w:p>
+            <w:pPr>
+              <w:spacing w:after="0" w:line="259" w:lineRule="auto"/>
+            </w:pPr>
+            <w:r>
+              <w:rPr>
+                <w:rFonts w:ascii="Arial" w:hAnsi="Arial"/>
+                <w:sz w:val="14"/>
+              </w:rPr>
+              <w:t>T10</w:t>
+            </w:r>
+          </w:p>
+        </w:tc>
+        <w:tc>
+          <w:tcPr>
+            <w:tcW w:type="dxa" w:w="1685"/>
+            <w:shd w:fill="F7F9FC"/>
+            <w:vAlign w:val="center"/>
+            <w:tcBorders>
+              <w:top w:val="single" w:sz="4" w:color="BFC8D4"/>
+              <w:left w:val="single" w:sz="4" w:color="BFC8D4"/>
+              <w:bottom w:val="single" w:sz="4" w:color="BFC8D4"/>
+              <w:right w:val="single" w:sz="4" w:color="BFC8D4"/>
+            </w:tcBorders>
+          </w:tcPr>
+          <w:p>
+            <w:pPr>
+              <w:spacing w:after="0" w:line="259" w:lineRule="auto"/>
+            </w:pPr>
+            <w:r>
+              <w:rPr>
+                <w:rFonts w:ascii="Arial" w:hAnsi="Arial"/>
+                <w:sz w:val="14"/>
+              </w:rPr>
+              <w:t>Contacto</w:t>
+            </w:r>
+          </w:p>
+        </w:tc>
+        <w:tc>
+          <w:tcPr>
+            <w:tcW w:type="dxa" w:w="5083"/>
+            <w:shd w:fill="F7F9FC"/>
+            <w:vAlign w:val="center"/>
+            <w:tcBorders>
+              <w:top w:val="single" w:sz="4" w:color="BFC8D4"/>
+              <w:left w:val="single" w:sz="4" w:color="BFC8D4"/>
+              <w:bottom w:val="single" w:sz="4" w:color="BFC8D4"/>
+              <w:right w:val="single" w:sz="4" w:color="BFC8D4"/>
+            </w:tcBorders>
+          </w:tcPr>
+          <w:p>
+            <w:pPr>
+              <w:spacing w:after="0" w:line="259" w:lineRule="auto"/>
+            </w:pPr>
+            <w:r>
+              <w:rPr>
+                <w:rFonts w:ascii="Arial" w:hAnsi="Arial"/>
+                <w:sz w:val="14"/>
+              </w:rPr>
+              <w:t>Guarda una consulta válida y limpia los campos del formulario</w:t>
+            </w:r>
+          </w:p>
+        </w:tc>
+        <w:tc>
+          <w:tcPr>
+            <w:tcW w:type="dxa" w:w="1541"/>
+            <w:shd w:fill="F7F9FC"/>
+            <w:vAlign w:val="center"/>
+            <w:tcBorders>
+              <w:top w:val="single" w:sz="4" w:color="BFC8D4"/>
+              <w:left w:val="single" w:sz="4" w:color="BFC8D4"/>
+              <w:bottom w:val="single" w:sz="4" w:color="BFC8D4"/>
+              <w:right w:val="single" w:sz="4" w:color="BFC8D4"/>
+            </w:tcBorders>
+          </w:tcPr>
+          <w:p>
+            <w:pPr>
+              <w:spacing w:after="0" w:line="259" w:lineRule="auto"/>
+            </w:pPr>
+            <w:r>
+              <w:rPr>
+                <w:rFonts w:ascii="Arial" w:hAnsi="Arial"/>
+                <w:sz w:val="14"/>
+              </w:rPr>
+              <w:t>Normal / error</w:t>
+            </w:r>
+          </w:p>
+        </w:tc>
+        <w:tc>
+          <w:tcPr>
+            <w:tcW w:type="dxa" w:w="1066"/>
+            <w:shd w:fill="F7F9FC"/>
+            <w:vAlign w:val="center"/>
+            <w:tcBorders>
+              <w:top w:val="single" w:sz="4" w:color="BFC8D4"/>
+              <w:left w:val="single" w:sz="4" w:color="BFC8D4"/>
+              <w:bottom w:val="single" w:sz="4" w:color="BFC8D4"/>
+              <w:right w:val="single" w:sz="4" w:color="BFC8D4"/>
+            </w:tcBorders>
+          </w:tcPr>
+          <w:p>
+            <w:pPr>
+              <w:spacing w:after="0" w:line="259" w:lineRule="auto"/>
+            </w:pPr>
+            <w:r>
+              <w:rPr>
+                <w:rFonts w:ascii="Arial" w:hAnsi="Arial"/>
+                <w:sz w:val="14"/>
+              </w:rPr>
+              <w:t>OK</w:t>
+            </w:r>
+          </w:p>
+        </w:tc>
+      </w:tr>
+      <w:tr>
+        <w:trPr>
+          <w:cantSplit/>
+        </w:trPr>
+        <w:tc>
+          <w:tcPr>
+            <w:tcW w:type="dxa" w:w="619"/>
+            <w:vAlign w:val="center"/>
+            <w:tcBorders>
+              <w:top w:val="single" w:sz="4" w:color="BFC8D4"/>
+              <w:left w:val="single" w:sz="4" w:color="BFC8D4"/>
+              <w:bottom w:val="single" w:sz="4" w:color="BFC8D4"/>
+              <w:right w:val="single" w:sz="4" w:color="BFC8D4"/>
+            </w:tcBorders>
+          </w:tcPr>
+          <w:p>
+            <w:pPr>
+              <w:spacing w:after="0" w:line="259" w:lineRule="auto"/>
+            </w:pPr>
+            <w:r>
+              <w:rPr>
+                <w:rFonts w:ascii="Arial" w:hAnsi="Arial"/>
+                <w:sz w:val="14"/>
+              </w:rPr>
+              <w:t>T11</w:t>
+            </w:r>
+          </w:p>
+        </w:tc>
+        <w:tc>
+          <w:tcPr>
+            <w:tcW w:type="dxa" w:w="1685"/>
+            <w:vAlign w:val="center"/>
+            <w:tcBorders>
+              <w:top w:val="single" w:sz="4" w:color="BFC8D4"/>
+              <w:left w:val="single" w:sz="4" w:color="BFC8D4"/>
+              <w:bottom w:val="single" w:sz="4" w:color="BFC8D4"/>
+              <w:right w:val="single" w:sz="4" w:color="BFC8D4"/>
+            </w:tcBorders>
+          </w:tcPr>
+          <w:p>
+            <w:pPr>
+              <w:spacing w:after="0" w:line="259" w:lineRule="auto"/>
+            </w:pPr>
+            <w:r>
+              <w:rPr>
+                <w:rFonts w:ascii="Arial" w:hAnsi="Arial"/>
+                <w:sz w:val="14"/>
+              </w:rPr>
+              <w:t>DetalleProducto</w:t>
+            </w:r>
+          </w:p>
+        </w:tc>
+        <w:tc>
+          <w:tcPr>
+            <w:tcW w:type="dxa" w:w="5083"/>
+            <w:vAlign w:val="center"/>
+            <w:tcBorders>
+              <w:top w:val="single" w:sz="4" w:color="BFC8D4"/>
+              <w:left w:val="single" w:sz="4" w:color="BFC8D4"/>
+              <w:bottom w:val="single" w:sz="4" w:color="BFC8D4"/>
+              <w:right w:val="single" w:sz="4" w:color="BFC8D4"/>
+            </w:tcBorders>
+          </w:tcPr>
+          <w:p>
+            <w:pPr>
+              <w:spacing w:after="0" w:line="259" w:lineRule="auto"/>
+            </w:pPr>
+            <w:r>
+              <w:rPr>
+                <w:rFonts w:ascii="Arial" w:hAnsi="Arial"/>
+                <w:sz w:val="14"/>
+              </w:rPr>
+              <w:t>Debe mostrar descripción, stock y precio del producto</w:t>
+            </w:r>
+          </w:p>
+        </w:tc>
+        <w:tc>
+          <w:tcPr>
+            <w:tcW w:type="dxa" w:w="1541"/>
+            <w:vAlign w:val="center"/>
+            <w:tcBorders>
+              <w:top w:val="single" w:sz="4" w:color="BFC8D4"/>
+              <w:left w:val="single" w:sz="4" w:color="BFC8D4"/>
+              <w:bottom w:val="single" w:sz="4" w:color="BFC8D4"/>
+              <w:right w:val="single" w:sz="4" w:color="BFC8D4"/>
+            </w:tcBorders>
+          </w:tcPr>
+          <w:p>
+            <w:pPr>
+              <w:spacing w:after="0" w:line="259" w:lineRule="auto"/>
+            </w:pPr>
+            <w:r>
+              <w:rPr>
+                <w:rFonts w:ascii="Arial" w:hAnsi="Arial"/>
+                <w:sz w:val="14"/>
+              </w:rPr>
+              <w:t>Normal / error</w:t>
+            </w:r>
+          </w:p>
+        </w:tc>
+        <w:tc>
+          <w:tcPr>
+            <w:tcW w:type="dxa" w:w="1066"/>
+            <w:vAlign w:val="center"/>
+            <w:tcBorders>
+              <w:top w:val="single" w:sz="4" w:color="BFC8D4"/>
+              <w:left w:val="single" w:sz="4" w:color="BFC8D4"/>
+              <w:bottom w:val="single" w:sz="4" w:color="BFC8D4"/>
+              <w:right w:val="single" w:sz="4" w:color="BFC8D4"/>
+            </w:tcBorders>
+          </w:tcPr>
+          <w:p>
+            <w:pPr>
+              <w:spacing w:after="0" w:line="259" w:lineRule="auto"/>
+            </w:pPr>
+            <w:r>
+              <w:rPr>
+                <w:rFonts w:ascii="Arial" w:hAnsi="Arial"/>
+                <w:sz w:val="14"/>
+              </w:rPr>
+              <w:t>OK</w:t>
+            </w:r>
+          </w:p>
+        </w:tc>
+      </w:tr>
+      <w:tr>
+        <w:trPr>
+          <w:cantSplit/>
+        </w:trPr>
+        <w:tc>
+          <w:tcPr>
+            <w:tcW w:type="dxa" w:w="619"/>
+            <w:shd w:fill="F7F9FC"/>
+            <w:vAlign w:val="center"/>
+            <w:tcBorders>
+              <w:top w:val="single" w:sz="4" w:color="BFC8D4"/>
+              <w:left w:val="single" w:sz="4" w:color="BFC8D4"/>
+              <w:bottom w:val="single" w:sz="4" w:color="BFC8D4"/>
+              <w:right w:val="single" w:sz="4" w:color="BFC8D4"/>
+            </w:tcBorders>
+          </w:tcPr>
+          <w:p>
+            <w:pPr>
+              <w:spacing w:after="0" w:line="259" w:lineRule="auto"/>
+            </w:pPr>
+            <w:r>
+              <w:rPr>
+                <w:rFonts w:ascii="Arial" w:hAnsi="Arial"/>
+                <w:sz w:val="14"/>
+              </w:rPr>
+              <w:t>T12</w:t>
+            </w:r>
+          </w:p>
+        </w:tc>
+        <w:tc>
+          <w:tcPr>
+            <w:tcW w:type="dxa" w:w="1685"/>
+            <w:shd w:fill="F7F9FC"/>
+            <w:vAlign w:val="center"/>
+            <w:tcBorders>
+              <w:top w:val="single" w:sz="4" w:color="BFC8D4"/>
+              <w:left w:val="single" w:sz="4" w:color="BFC8D4"/>
+              <w:bottom w:val="single" w:sz="4" w:color="BFC8D4"/>
+              <w:right w:val="single" w:sz="4" w:color="BFC8D4"/>
+            </w:tcBorders>
+          </w:tcPr>
+          <w:p>
+            <w:pPr>
+              <w:spacing w:after="0" w:line="259" w:lineRule="auto"/>
+            </w:pPr>
+            <w:r>
+              <w:rPr>
+                <w:rFonts w:ascii="Arial" w:hAnsi="Arial"/>
+                <w:sz w:val="14"/>
+              </w:rPr>
+              <w:t>DetalleProducto</w:t>
+            </w:r>
+          </w:p>
+        </w:tc>
+        <w:tc>
+          <w:tcPr>
+            <w:tcW w:type="dxa" w:w="5083"/>
+            <w:shd w:fill="F7F9FC"/>
+            <w:vAlign w:val="center"/>
+            <w:tcBorders>
+              <w:top w:val="single" w:sz="4" w:color="BFC8D4"/>
+              <w:left w:val="single" w:sz="4" w:color="BFC8D4"/>
+              <w:bottom w:val="single" w:sz="4" w:color="BFC8D4"/>
+              <w:right w:val="single" w:sz="4" w:color="BFC8D4"/>
+            </w:tcBorders>
+          </w:tcPr>
+          <w:p>
+            <w:pPr>
+              <w:spacing w:after="0" w:line="259" w:lineRule="auto"/>
+            </w:pPr>
+            <w:r>
+              <w:rPr>
+                <w:rFonts w:ascii="Arial" w:hAnsi="Arial"/>
+                <w:sz w:val="14"/>
+              </w:rPr>
+              <w:t>Debe agregar al carrito el producto seleccionado</w:t>
+            </w:r>
+          </w:p>
+        </w:tc>
+        <w:tc>
+          <w:tcPr>
+            <w:tcW w:type="dxa" w:w="1541"/>
+            <w:shd w:fill="F7F9FC"/>
+            <w:vAlign w:val="center"/>
+            <w:tcBorders>
+              <w:top w:val="single" w:sz="4" w:color="BFC8D4"/>
+              <w:left w:val="single" w:sz="4" w:color="BFC8D4"/>
+              <w:bottom w:val="single" w:sz="4" w:color="BFC8D4"/>
+              <w:right w:val="single" w:sz="4" w:color="BFC8D4"/>
+            </w:tcBorders>
+          </w:tcPr>
+          <w:p>
+            <w:pPr>
+              <w:spacing w:after="0" w:line="259" w:lineRule="auto"/>
+            </w:pPr>
+            <w:r>
+              <w:rPr>
+                <w:rFonts w:ascii="Arial" w:hAnsi="Arial"/>
+                <w:sz w:val="14"/>
+              </w:rPr>
+              <w:t>Normal / error</w:t>
+            </w:r>
+          </w:p>
+        </w:tc>
+        <w:tc>
+          <w:tcPr>
+            <w:tcW w:type="dxa" w:w="1066"/>
+            <w:shd w:fill="F7F9FC"/>
+            <w:vAlign w:val="center"/>
+            <w:tcBorders>
+              <w:top w:val="single" w:sz="4" w:color="BFC8D4"/>
+              <w:left w:val="single" w:sz="4" w:color="BFC8D4"/>
+              <w:bottom w:val="single" w:sz="4" w:color="BFC8D4"/>
+              <w:right w:val="single" w:sz="4" w:color="BFC8D4"/>
+            </w:tcBorders>
+          </w:tcPr>
+          <w:p>
+            <w:pPr>
+              <w:spacing w:after="0" w:line="259" w:lineRule="auto"/>
+            </w:pPr>
+            <w:r>
+              <w:rPr>
+                <w:rFonts w:ascii="Arial" w:hAnsi="Arial"/>
+                <w:sz w:val="14"/>
+              </w:rPr>
+              <w:t>OK</w:t>
+            </w:r>
+          </w:p>
+        </w:tc>
+      </w:tr>
+      <w:tr>
+        <w:trPr>
+          <w:cantSplit/>
+        </w:trPr>
+        <w:tc>
+          <w:tcPr>
+            <w:tcW w:type="dxa" w:w="619"/>
+            <w:vAlign w:val="center"/>
+            <w:tcBorders>
+              <w:top w:val="single" w:sz="4" w:color="BFC8D4"/>
+              <w:left w:val="single" w:sz="4" w:color="BFC8D4"/>
+              <w:bottom w:val="single" w:sz="4" w:color="BFC8D4"/>
+              <w:right w:val="single" w:sz="4" w:color="BFC8D4"/>
+            </w:tcBorders>
+          </w:tcPr>
+          <w:p>
+            <w:pPr>
+              <w:spacing w:after="0" w:line="259" w:lineRule="auto"/>
+            </w:pPr>
+            <w:r>
+              <w:rPr>
+                <w:rFonts w:ascii="Arial" w:hAnsi="Arial"/>
+                <w:sz w:val="14"/>
+              </w:rPr>
+              <w:t>T13</w:t>
+            </w:r>
+          </w:p>
+        </w:tc>
+        <w:tc>
+          <w:tcPr>
+            <w:tcW w:type="dxa" w:w="1685"/>
+            <w:vAlign w:val="center"/>
+            <w:tcBorders>
+              <w:top w:val="single" w:sz="4" w:color="BFC8D4"/>
+              <w:left w:val="single" w:sz="4" w:color="BFC8D4"/>
+              <w:bottom w:val="single" w:sz="4" w:color="BFC8D4"/>
+              <w:right w:val="single" w:sz="4" w:color="BFC8D4"/>
+            </w:tcBorders>
+          </w:tcPr>
+          <w:p>
+            <w:pPr>
+              <w:spacing w:after="0" w:line="259" w:lineRule="auto"/>
+            </w:pPr>
+            <w:r>
+              <w:rPr>
+                <w:rFonts w:ascii="Arial" w:hAnsi="Arial"/>
+                <w:sz w:val="14"/>
+              </w:rPr>
+              <w:t>DetalleProducto</w:t>
+            </w:r>
+          </w:p>
+        </w:tc>
+        <w:tc>
+          <w:tcPr>
+            <w:tcW w:type="dxa" w:w="5083"/>
+            <w:vAlign w:val="center"/>
+            <w:tcBorders>
+              <w:top w:val="single" w:sz="4" w:color="BFC8D4"/>
+              <w:left w:val="single" w:sz="4" w:color="BFC8D4"/>
+              <w:bottom w:val="single" w:sz="4" w:color="BFC8D4"/>
+              <w:right w:val="single" w:sz="4" w:color="BFC8D4"/>
+            </w:tcBorders>
+          </w:tcPr>
+          <w:p>
+            <w:pPr>
+              <w:spacing w:after="0" w:line="259" w:lineRule="auto"/>
+            </w:pPr>
+            <w:r>
+              <w:rPr>
+                <w:rFonts w:ascii="Arial" w:hAnsi="Arial"/>
+                <w:sz w:val="14"/>
+              </w:rPr>
+              <w:t>Debe impedir añadir un producto sin stock</w:t>
+            </w:r>
+          </w:p>
+        </w:tc>
+        <w:tc>
+          <w:tcPr>
+            <w:tcW w:type="dxa" w:w="1541"/>
+            <w:vAlign w:val="center"/>
+            <w:tcBorders>
+              <w:top w:val="single" w:sz="4" w:color="BFC8D4"/>
+              <w:left w:val="single" w:sz="4" w:color="BFC8D4"/>
+              <w:bottom w:val="single" w:sz="4" w:color="BFC8D4"/>
+              <w:right w:val="single" w:sz="4" w:color="BFC8D4"/>
+            </w:tcBorders>
+          </w:tcPr>
+          <w:p>
+            <w:pPr>
+              <w:spacing w:after="0" w:line="259" w:lineRule="auto"/>
+            </w:pPr>
+            <w:r>
+              <w:rPr>
+                <w:rFonts w:ascii="Arial" w:hAnsi="Arial"/>
+                <w:sz w:val="14"/>
+              </w:rPr>
+              <w:t>Normal / error</w:t>
+            </w:r>
+          </w:p>
+        </w:tc>
+        <w:tc>
+          <w:tcPr>
+            <w:tcW w:type="dxa" w:w="1066"/>
+            <w:vAlign w:val="center"/>
+            <w:tcBorders>
+              <w:top w:val="single" w:sz="4" w:color="BFC8D4"/>
+              <w:left w:val="single" w:sz="4" w:color="BFC8D4"/>
+              <w:bottom w:val="single" w:sz="4" w:color="BFC8D4"/>
+              <w:right w:val="single" w:sz="4" w:color="BFC8D4"/>
+            </w:tcBorders>
+          </w:tcPr>
+          <w:p>
+            <w:pPr>
+              <w:spacing w:after="0" w:line="259" w:lineRule="auto"/>
+            </w:pPr>
+            <w:r>
+              <w:rPr>
+                <w:rFonts w:ascii="Arial" w:hAnsi="Arial"/>
+                <w:sz w:val="14"/>
+              </w:rPr>
+              <w:t>OK</w:t>
+            </w:r>
+          </w:p>
+        </w:tc>
+      </w:tr>
+      <w:tr>
+        <w:trPr>
+          <w:cantSplit/>
+        </w:trPr>
+        <w:tc>
+          <w:tcPr>
+            <w:tcW w:type="dxa" w:w="619"/>
+            <w:shd w:fill="F7F9FC"/>
+            <w:vAlign w:val="center"/>
+            <w:tcBorders>
+              <w:top w:val="single" w:sz="4" w:color="BFC8D4"/>
+              <w:left w:val="single" w:sz="4" w:color="BFC8D4"/>
+              <w:bottom w:val="single" w:sz="4" w:color="BFC8D4"/>
+              <w:right w:val="single" w:sz="4" w:color="BFC8D4"/>
+            </w:tcBorders>
+          </w:tcPr>
+          <w:p>
+            <w:pPr>
+              <w:spacing w:after="0" w:line="259" w:lineRule="auto"/>
+            </w:pPr>
+            <w:r>
+              <w:rPr>
+                <w:rFonts w:ascii="Arial" w:hAnsi="Arial"/>
+                <w:sz w:val="14"/>
+              </w:rPr>
+              <w:t>T14</w:t>
+            </w:r>
+          </w:p>
+        </w:tc>
+        <w:tc>
+          <w:tcPr>
+            <w:tcW w:type="dxa" w:w="1685"/>
+            <w:shd w:fill="F7F9FC"/>
+            <w:vAlign w:val="center"/>
+            <w:tcBorders>
+              <w:top w:val="single" w:sz="4" w:color="BFC8D4"/>
+              <w:left w:val="single" w:sz="4" w:color="BFC8D4"/>
+              <w:bottom w:val="single" w:sz="4" w:color="BFC8D4"/>
+              <w:right w:val="single" w:sz="4" w:color="BFC8D4"/>
+            </w:tcBorders>
+          </w:tcPr>
+          <w:p>
+            <w:pPr>
+              <w:spacing w:after="0" w:line="259" w:lineRule="auto"/>
+            </w:pPr>
+            <w:r>
+              <w:rPr>
+                <w:rFonts w:ascii="Arial" w:hAnsi="Arial"/>
+                <w:sz w:val="14"/>
+              </w:rPr>
+              <w:t>DetalleProducto</w:t>
+            </w:r>
+          </w:p>
+        </w:tc>
+        <w:tc>
+          <w:tcPr>
+            <w:tcW w:type="dxa" w:w="5083"/>
+            <w:shd w:fill="F7F9FC"/>
+            <w:vAlign w:val="center"/>
+            <w:tcBorders>
+              <w:top w:val="single" w:sz="4" w:color="BFC8D4"/>
+              <w:left w:val="single" w:sz="4" w:color="BFC8D4"/>
+              <w:bottom w:val="single" w:sz="4" w:color="BFC8D4"/>
+              <w:right w:val="single" w:sz="4" w:color="BFC8D4"/>
+            </w:tcBorders>
+          </w:tcPr>
+          <w:p>
+            <w:pPr>
+              <w:spacing w:after="0" w:line="259" w:lineRule="auto"/>
+            </w:pPr>
+            <w:r>
+              <w:rPr>
+                <w:rFonts w:ascii="Arial" w:hAnsi="Arial"/>
+                <w:sz w:val="14"/>
+              </w:rPr>
+              <w:t>Debe avisar cuando el producto no existe</w:t>
+            </w:r>
+          </w:p>
+        </w:tc>
+        <w:tc>
+          <w:tcPr>
+            <w:tcW w:type="dxa" w:w="1541"/>
+            <w:shd w:fill="F7F9FC"/>
+            <w:vAlign w:val="center"/>
+            <w:tcBorders>
+              <w:top w:val="single" w:sz="4" w:color="BFC8D4"/>
+              <w:left w:val="single" w:sz="4" w:color="BFC8D4"/>
+              <w:bottom w:val="single" w:sz="4" w:color="BFC8D4"/>
+              <w:right w:val="single" w:sz="4" w:color="BFC8D4"/>
+            </w:tcBorders>
+          </w:tcPr>
+          <w:p>
+            <w:pPr>
+              <w:spacing w:after="0" w:line="259" w:lineRule="auto"/>
+            </w:pPr>
+            <w:r>
+              <w:rPr>
+                <w:rFonts w:ascii="Arial" w:hAnsi="Arial"/>
+                <w:sz w:val="14"/>
+              </w:rPr>
+              <w:t>Normal / error</w:t>
+            </w:r>
+          </w:p>
+        </w:tc>
+        <w:tc>
+          <w:tcPr>
+            <w:tcW w:type="dxa" w:w="1066"/>
+            <w:shd w:fill="F7F9FC"/>
+            <w:vAlign w:val="center"/>
+            <w:tcBorders>
+              <w:top w:val="single" w:sz="4" w:color="BFC8D4"/>
+              <w:left w:val="single" w:sz="4" w:color="BFC8D4"/>
+              <w:bottom w:val="single" w:sz="4" w:color="BFC8D4"/>
+              <w:right w:val="single" w:sz="4" w:color="BFC8D4"/>
+            </w:tcBorders>
+          </w:tcPr>
+          <w:p>
+            <w:pPr>
+              <w:spacing w:after="0" w:line="259" w:lineRule="auto"/>
+            </w:pPr>
+            <w:r>
+              <w:rPr>
+                <w:rFonts w:ascii="Arial" w:hAnsi="Arial"/>
+                <w:sz w:val="14"/>
+              </w:rPr>
+              <w:t>OK</w:t>
+            </w:r>
+          </w:p>
+        </w:tc>
+      </w:tr>
+      <w:tr>
+        <w:trPr>
+          <w:cantSplit/>
+        </w:trPr>
+        <w:tc>
+          <w:tcPr>
+            <w:tcW w:type="dxa" w:w="619"/>
+            <w:vAlign w:val="center"/>
+            <w:tcBorders>
+              <w:top w:val="single" w:sz="4" w:color="BFC8D4"/>
+              <w:left w:val="single" w:sz="4" w:color="BFC8D4"/>
+              <w:bottom w:val="single" w:sz="4" w:color="BFC8D4"/>
+              <w:right w:val="single" w:sz="4" w:color="BFC8D4"/>
+            </w:tcBorders>
+          </w:tcPr>
+          <w:p>
+            <w:pPr>
+              <w:spacing w:after="0" w:line="259" w:lineRule="auto"/>
+            </w:pPr>
+            <w:r>
+              <w:rPr>
+                <w:rFonts w:ascii="Arial" w:hAnsi="Arial"/>
+                <w:sz w:val="14"/>
+              </w:rPr>
+              <w:t>T15</w:t>
+            </w:r>
+          </w:p>
+        </w:tc>
+        <w:tc>
+          <w:tcPr>
+            <w:tcW w:type="dxa" w:w="1685"/>
+            <w:vAlign w:val="center"/>
+            <w:tcBorders>
+              <w:top w:val="single" w:sz="4" w:color="BFC8D4"/>
+              <w:left w:val="single" w:sz="4" w:color="BFC8D4"/>
+              <w:bottom w:val="single" w:sz="4" w:color="BFC8D4"/>
+              <w:right w:val="single" w:sz="4" w:color="BFC8D4"/>
+            </w:tcBorders>
+          </w:tcPr>
+          <w:p>
+            <w:pPr>
+              <w:spacing w:after="0" w:line="259" w:lineRule="auto"/>
+            </w:pPr>
+            <w:r>
+              <w:rPr>
+                <w:rFonts w:ascii="Arial" w:hAnsi="Arial"/>
+                <w:sz w:val="14"/>
+              </w:rPr>
+              <w:t>MisPedidos</w:t>
+            </w:r>
+          </w:p>
+        </w:tc>
+        <w:tc>
+          <w:tcPr>
+            <w:tcW w:type="dxa" w:w="5083"/>
+            <w:vAlign w:val="center"/>
+            <w:tcBorders>
+              <w:top w:val="single" w:sz="4" w:color="BFC8D4"/>
+              <w:left w:val="single" w:sz="4" w:color="BFC8D4"/>
+              <w:bottom w:val="single" w:sz="4" w:color="BFC8D4"/>
+              <w:right w:val="single" w:sz="4" w:color="BFC8D4"/>
+            </w:tcBorders>
+          </w:tcPr>
+          <w:p>
+            <w:pPr>
+              <w:spacing w:after="0" w:line="259" w:lineRule="auto"/>
+            </w:pPr>
+            <w:r>
+              <w:rPr>
+                <w:rFonts w:ascii="Arial" w:hAnsi="Arial"/>
+                <w:sz w:val="14"/>
+              </w:rPr>
+              <w:t>Debe mostrar solo los pedidos del cliente con sus estados correctos</w:t>
+            </w:r>
+          </w:p>
+        </w:tc>
+        <w:tc>
+          <w:tcPr>
+            <w:tcW w:type="dxa" w:w="1541"/>
+            <w:vAlign w:val="center"/>
+            <w:tcBorders>
+              <w:top w:val="single" w:sz="4" w:color="BFC8D4"/>
+              <w:left w:val="single" w:sz="4" w:color="BFC8D4"/>
+              <w:bottom w:val="single" w:sz="4" w:color="BFC8D4"/>
+              <w:right w:val="single" w:sz="4" w:color="BFC8D4"/>
+            </w:tcBorders>
+          </w:tcPr>
+          <w:p>
+            <w:pPr>
+              <w:spacing w:after="0" w:line="259" w:lineRule="auto"/>
+            </w:pPr>
+            <w:r>
+              <w:rPr>
+                <w:rFonts w:ascii="Arial" w:hAnsi="Arial"/>
+                <w:sz w:val="14"/>
+              </w:rPr>
+              <w:t>Normal</w:t>
+            </w:r>
+          </w:p>
+        </w:tc>
+        <w:tc>
+          <w:tcPr>
+            <w:tcW w:type="dxa" w:w="1066"/>
+            <w:vAlign w:val="center"/>
+            <w:tcBorders>
+              <w:top w:val="single" w:sz="4" w:color="BFC8D4"/>
+              <w:left w:val="single" w:sz="4" w:color="BFC8D4"/>
+              <w:bottom w:val="single" w:sz="4" w:color="BFC8D4"/>
+              <w:right w:val="single" w:sz="4" w:color="BFC8D4"/>
+            </w:tcBorders>
+          </w:tcPr>
+          <w:p>
+            <w:pPr>
+              <w:spacing w:after="0" w:line="259" w:lineRule="auto"/>
+            </w:pPr>
+            <w:r>
+              <w:rPr>
+                <w:rFonts w:ascii="Arial" w:hAnsi="Arial"/>
+                <w:sz w:val="14"/>
+              </w:rPr>
+              <w:t>OK</w:t>
+            </w:r>
+          </w:p>
+        </w:tc>
+      </w:tr>
+      <w:tr>
+        <w:trPr>
+          <w:cantSplit/>
+        </w:trPr>
+        <w:tc>
+          <w:tcPr>
+            <w:tcW w:type="dxa" w:w="619"/>
+            <w:shd w:fill="F7F9FC"/>
+            <w:vAlign w:val="center"/>
+            <w:tcBorders>
+              <w:top w:val="single" w:sz="4" w:color="BFC8D4"/>
+              <w:left w:val="single" w:sz="4" w:color="BFC8D4"/>
+              <w:bottom w:val="single" w:sz="4" w:color="BFC8D4"/>
+              <w:right w:val="single" w:sz="4" w:color="BFC8D4"/>
+            </w:tcBorders>
+          </w:tcPr>
+          <w:p>
+            <w:pPr>
+              <w:spacing w:after="0" w:line="259" w:lineRule="auto"/>
+            </w:pPr>
+            <w:r>
+              <w:rPr>
+                <w:rFonts w:ascii="Arial" w:hAnsi="Arial"/>
+                <w:sz w:val="14"/>
+              </w:rPr>
+              <w:t>T16</w:t>
+            </w:r>
+          </w:p>
+        </w:tc>
+        <w:tc>
+          <w:tcPr>
+            <w:tcW w:type="dxa" w:w="1685"/>
+            <w:shd w:fill="F7F9FC"/>
+            <w:vAlign w:val="center"/>
+            <w:tcBorders>
+              <w:top w:val="single" w:sz="4" w:color="BFC8D4"/>
+              <w:left w:val="single" w:sz="4" w:color="BFC8D4"/>
+              <w:bottom w:val="single" w:sz="4" w:color="BFC8D4"/>
+              <w:right w:val="single" w:sz="4" w:color="BFC8D4"/>
+            </w:tcBorders>
+          </w:tcPr>
+          <w:p>
+            <w:pPr>
+              <w:spacing w:after="0" w:line="259" w:lineRule="auto"/>
+            </w:pPr>
+            <w:r>
+              <w:rPr>
+                <w:rFonts w:ascii="Arial" w:hAnsi="Arial"/>
+                <w:sz w:val="14"/>
+              </w:rPr>
+              <w:t>PanelRepartidor</w:t>
+            </w:r>
+          </w:p>
+        </w:tc>
+        <w:tc>
+          <w:tcPr>
+            <w:tcW w:type="dxa" w:w="5083"/>
+            <w:shd w:fill="F7F9FC"/>
+            <w:vAlign w:val="center"/>
+            <w:tcBorders>
+              <w:top w:val="single" w:sz="4" w:color="BFC8D4"/>
+              <w:left w:val="single" w:sz="4" w:color="BFC8D4"/>
+              <w:bottom w:val="single" w:sz="4" w:color="BFC8D4"/>
+              <w:right w:val="single" w:sz="4" w:color="BFC8D4"/>
+            </w:tcBorders>
+          </w:tcPr>
+          <w:p>
+            <w:pPr>
+              <w:spacing w:after="0" w:line="259" w:lineRule="auto"/>
+            </w:pPr>
+            <w:r>
+              <w:rPr>
+                <w:rFonts w:ascii="Arial" w:hAnsi="Arial"/>
+                <w:sz w:val="14"/>
+              </w:rPr>
+              <w:t>Debe mostrar solo sus entregas, avanzar estados y bloquear pedidos entregados</w:t>
+            </w:r>
+          </w:p>
+        </w:tc>
+        <w:tc>
+          <w:tcPr>
+            <w:tcW w:type="dxa" w:w="1541"/>
+            <w:shd w:fill="F7F9FC"/>
+            <w:vAlign w:val="center"/>
+            <w:tcBorders>
+              <w:top w:val="single" w:sz="4" w:color="BFC8D4"/>
+              <w:left w:val="single" w:sz="4" w:color="BFC8D4"/>
+              <w:bottom w:val="single" w:sz="4" w:color="BFC8D4"/>
+              <w:right w:val="single" w:sz="4" w:color="BFC8D4"/>
+            </w:tcBorders>
+          </w:tcPr>
+          <w:p>
+            <w:pPr>
+              <w:spacing w:after="0" w:line="259" w:lineRule="auto"/>
+            </w:pPr>
+            <w:r>
+              <w:rPr>
+                <w:rFonts w:ascii="Arial" w:hAnsi="Arial"/>
+                <w:sz w:val="14"/>
+              </w:rPr>
+              <w:t>Normal / borde</w:t>
+            </w:r>
+          </w:p>
+        </w:tc>
+        <w:tc>
+          <w:tcPr>
+            <w:tcW w:type="dxa" w:w="1066"/>
+            <w:shd w:fill="F7F9FC"/>
+            <w:vAlign w:val="center"/>
+            <w:tcBorders>
+              <w:top w:val="single" w:sz="4" w:color="BFC8D4"/>
+              <w:left w:val="single" w:sz="4" w:color="BFC8D4"/>
+              <w:bottom w:val="single" w:sz="4" w:color="BFC8D4"/>
+              <w:right w:val="single" w:sz="4" w:color="BFC8D4"/>
+            </w:tcBorders>
+          </w:tcPr>
+          <w:p>
+            <w:pPr>
+              <w:spacing w:after="0" w:line="259" w:lineRule="auto"/>
+            </w:pPr>
+            <w:r>
+              <w:rPr>
+                <w:rFonts w:ascii="Arial" w:hAnsi="Arial"/>
+                <w:sz w:val="14"/>
+              </w:rPr>
+              <w:t>OK</w:t>
+            </w:r>
+          </w:p>
+        </w:tc>
+      </w:tr>
+      <w:tr>
+        <w:trPr>
+          <w:cantSplit/>
+        </w:trPr>
+        <w:tc>
+          <w:tcPr>
+            <w:tcW w:type="dxa" w:w="619"/>
+            <w:vAlign w:val="center"/>
+            <w:tcBorders>
+              <w:top w:val="single" w:sz="4" w:color="BFC8D4"/>
+              <w:left w:val="single" w:sz="4" w:color="BFC8D4"/>
+              <w:bottom w:val="single" w:sz="4" w:color="BFC8D4"/>
+              <w:right w:val="single" w:sz="4" w:color="BFC8D4"/>
+            </w:tcBorders>
+          </w:tcPr>
+          <w:p>
+            <w:pPr>
+              <w:spacing w:after="0" w:line="259" w:lineRule="auto"/>
+            </w:pPr>
+            <w:r>
+              <w:rPr>
+                <w:rFonts w:ascii="Arial" w:hAnsi="Arial"/>
+                <w:sz w:val="14"/>
+              </w:rPr>
+              <w:t>T17</w:t>
+            </w:r>
+          </w:p>
+        </w:tc>
+        <w:tc>
+          <w:tcPr>
+            <w:tcW w:type="dxa" w:w="1685"/>
+            <w:vAlign w:val="center"/>
+            <w:tcBorders>
+              <w:top w:val="single" w:sz="4" w:color="BFC8D4"/>
+              <w:left w:val="single" w:sz="4" w:color="BFC8D4"/>
+              <w:bottom w:val="single" w:sz="4" w:color="BFC8D4"/>
+              <w:right w:val="single" w:sz="4" w:color="BFC8D4"/>
+            </w:tcBorders>
+          </w:tcPr>
+          <w:p>
+            <w:pPr>
+              <w:spacing w:after="0" w:line="259" w:lineRule="auto"/>
+            </w:pPr>
+            <w:r>
+              <w:rPr>
+                <w:rFonts w:ascii="Arial" w:hAnsi="Arial"/>
+                <w:sz w:val="14"/>
+              </w:rPr>
+              <w:t>Registro</w:t>
+            </w:r>
+          </w:p>
+        </w:tc>
+        <w:tc>
+          <w:tcPr>
+            <w:tcW w:type="dxa" w:w="5083"/>
+            <w:vAlign w:val="center"/>
+            <w:tcBorders>
+              <w:top w:val="single" w:sz="4" w:color="BFC8D4"/>
+              <w:left w:val="single" w:sz="4" w:color="BFC8D4"/>
+              <w:bottom w:val="single" w:sz="4" w:color="BFC8D4"/>
+              <w:right w:val="single" w:sz="4" w:color="BFC8D4"/>
+            </w:tcBorders>
+          </w:tcPr>
+          <w:p>
+            <w:pPr>
+              <w:spacing w:after="0" w:line="259" w:lineRule="auto"/>
+            </w:pPr>
+            <w:r>
+              <w:rPr>
+                <w:rFonts w:ascii="Arial" w:hAnsi="Arial"/>
+                <w:sz w:val="14"/>
+              </w:rPr>
+              <w:t>Debe validar correctamente el RUN chileno</w:t>
+            </w:r>
+          </w:p>
+        </w:tc>
+        <w:tc>
+          <w:tcPr>
+            <w:tcW w:type="dxa" w:w="1541"/>
+            <w:vAlign w:val="center"/>
+            <w:tcBorders>
+              <w:top w:val="single" w:sz="4" w:color="BFC8D4"/>
+              <w:left w:val="single" w:sz="4" w:color="BFC8D4"/>
+              <w:bottom w:val="single" w:sz="4" w:color="BFC8D4"/>
+              <w:right w:val="single" w:sz="4" w:color="BFC8D4"/>
+            </w:tcBorders>
+          </w:tcPr>
+          <w:p>
+            <w:pPr>
+              <w:spacing w:after="0" w:line="259" w:lineRule="auto"/>
+            </w:pPr>
+            <w:r>
+              <w:rPr>
+                <w:rFonts w:ascii="Arial" w:hAnsi="Arial"/>
+                <w:sz w:val="14"/>
+              </w:rPr>
+              <w:t>Normal / error</w:t>
+            </w:r>
+          </w:p>
+        </w:tc>
+        <w:tc>
+          <w:tcPr>
+            <w:tcW w:type="dxa" w:w="1066"/>
+            <w:vAlign w:val="center"/>
+            <w:tcBorders>
+              <w:top w:val="single" w:sz="4" w:color="BFC8D4"/>
+              <w:left w:val="single" w:sz="4" w:color="BFC8D4"/>
+              <w:bottom w:val="single" w:sz="4" w:color="BFC8D4"/>
+              <w:right w:val="single" w:sz="4" w:color="BFC8D4"/>
+            </w:tcBorders>
+          </w:tcPr>
+          <w:p>
+            <w:pPr>
+              <w:spacing w:after="0" w:line="259" w:lineRule="auto"/>
+            </w:pPr>
+            <w:r>
+              <w:rPr>
+                <w:rFonts w:ascii="Arial" w:hAnsi="Arial"/>
+                <w:sz w:val="14"/>
+              </w:rPr>
+              <w:t>OK</w:t>
+            </w:r>
+          </w:p>
+        </w:tc>
+      </w:tr>
+      <w:tr>
+        <w:trPr>
+          <w:cantSplit/>
+        </w:trPr>
+        <w:tc>
+          <w:tcPr>
+            <w:tcW w:type="dxa" w:w="619"/>
+            <w:shd w:fill="F7F9FC"/>
+            <w:vAlign w:val="center"/>
+            <w:tcBorders>
+              <w:top w:val="single" w:sz="4" w:color="BFC8D4"/>
+              <w:left w:val="single" w:sz="4" w:color="BFC8D4"/>
+              <w:bottom w:val="single" w:sz="4" w:color="BFC8D4"/>
+              <w:right w:val="single" w:sz="4" w:color="BFC8D4"/>
+            </w:tcBorders>
+          </w:tcPr>
+          <w:p>
+            <w:pPr>
+              <w:spacing w:after="0" w:line="259" w:lineRule="auto"/>
+            </w:pPr>
+            <w:r>
+              <w:rPr>
+                <w:rFonts w:ascii="Arial" w:hAnsi="Arial"/>
+                <w:sz w:val="14"/>
+              </w:rPr>
+              <w:t>T18</w:t>
+            </w:r>
+          </w:p>
+        </w:tc>
+        <w:tc>
+          <w:tcPr>
+            <w:tcW w:type="dxa" w:w="1685"/>
+            <w:shd w:fill="F7F9FC"/>
+            <w:vAlign w:val="center"/>
+            <w:tcBorders>
+              <w:top w:val="single" w:sz="4" w:color="BFC8D4"/>
+              <w:left w:val="single" w:sz="4" w:color="BFC8D4"/>
+              <w:bottom w:val="single" w:sz="4" w:color="BFC8D4"/>
+              <w:right w:val="single" w:sz="4" w:color="BFC8D4"/>
+            </w:tcBorders>
+          </w:tcPr>
+          <w:p>
+            <w:pPr>
+              <w:spacing w:after="0" w:line="259" w:lineRule="auto"/>
+            </w:pPr>
+            <w:r>
+              <w:rPr>
+                <w:rFonts w:ascii="Arial" w:hAnsi="Arial"/>
+                <w:sz w:val="14"/>
+              </w:rPr>
+              <w:t>Registro</w:t>
+            </w:r>
+          </w:p>
+        </w:tc>
+        <w:tc>
+          <w:tcPr>
+            <w:tcW w:type="dxa" w:w="5083"/>
+            <w:shd w:fill="F7F9FC"/>
+            <w:vAlign w:val="center"/>
+            <w:tcBorders>
+              <w:top w:val="single" w:sz="4" w:color="BFC8D4"/>
+              <w:left w:val="single" w:sz="4" w:color="BFC8D4"/>
+              <w:bottom w:val="single" w:sz="4" w:color="BFC8D4"/>
+              <w:right w:val="single" w:sz="4" w:color="BFC8D4"/>
+            </w:tcBorders>
+          </w:tcPr>
+          <w:p>
+            <w:pPr>
+              <w:spacing w:after="0" w:line="259" w:lineRule="auto"/>
+            </w:pPr>
+            <w:r>
+              <w:rPr>
+                <w:rFonts w:ascii="Arial" w:hAnsi="Arial"/>
+                <w:sz w:val="14"/>
+              </w:rPr>
+              <w:t>Debe rechazar un correo no permitido en el registro</w:t>
+            </w:r>
+          </w:p>
+        </w:tc>
+        <w:tc>
+          <w:tcPr>
+            <w:tcW w:type="dxa" w:w="1541"/>
+            <w:shd w:fill="F7F9FC"/>
+            <w:vAlign w:val="center"/>
+            <w:tcBorders>
+              <w:top w:val="single" w:sz="4" w:color="BFC8D4"/>
+              <w:left w:val="single" w:sz="4" w:color="BFC8D4"/>
+              <w:bottom w:val="single" w:sz="4" w:color="BFC8D4"/>
+              <w:right w:val="single" w:sz="4" w:color="BFC8D4"/>
+            </w:tcBorders>
+          </w:tcPr>
+          <w:p>
+            <w:pPr>
+              <w:spacing w:after="0" w:line="259" w:lineRule="auto"/>
+            </w:pPr>
+            <w:r>
+              <w:rPr>
+                <w:rFonts w:ascii="Arial" w:hAnsi="Arial"/>
+                <w:sz w:val="14"/>
+              </w:rPr>
+              <w:t>Normal / error</w:t>
+            </w:r>
+          </w:p>
+        </w:tc>
+        <w:tc>
+          <w:tcPr>
+            <w:tcW w:type="dxa" w:w="1066"/>
+            <w:shd w:fill="F7F9FC"/>
+            <w:vAlign w:val="center"/>
+            <w:tcBorders>
+              <w:top w:val="single" w:sz="4" w:color="BFC8D4"/>
+              <w:left w:val="single" w:sz="4" w:color="BFC8D4"/>
+              <w:bottom w:val="single" w:sz="4" w:color="BFC8D4"/>
+              <w:right w:val="single" w:sz="4" w:color="BFC8D4"/>
+            </w:tcBorders>
+          </w:tcPr>
+          <w:p>
+            <w:pPr>
+              <w:spacing w:after="0" w:line="259" w:lineRule="auto"/>
+            </w:pPr>
+            <w:r>
+              <w:rPr>
+                <w:rFonts w:ascii="Arial" w:hAnsi="Arial"/>
+                <w:sz w:val="14"/>
+              </w:rPr>
+              <w:t>OK</w:t>
+            </w:r>
+          </w:p>
+        </w:tc>
+      </w:tr>
+      <w:tr>
+        <w:trPr>
+          <w:cantSplit/>
+        </w:trPr>
+        <w:tc>
+          <w:tcPr>
+            <w:tcW w:type="dxa" w:w="619"/>
+            <w:vAlign w:val="center"/>
+            <w:tcBorders>
+              <w:top w:val="single" w:sz="4" w:color="BFC8D4"/>
+              <w:left w:val="single" w:sz="4" w:color="BFC8D4"/>
+              <w:bottom w:val="single" w:sz="4" w:color="BFC8D4"/>
+              <w:right w:val="single" w:sz="4" w:color="BFC8D4"/>
+            </w:tcBorders>
+          </w:tcPr>
+          <w:p>
+            <w:pPr>
+              <w:spacing w:after="0" w:line="259" w:lineRule="auto"/>
+            </w:pPr>
+            <w:r>
+              <w:rPr>
+                <w:rFonts w:ascii="Arial" w:hAnsi="Arial"/>
+                <w:sz w:val="14"/>
+              </w:rPr>
+              <w:t>T19</w:t>
+            </w:r>
+          </w:p>
+        </w:tc>
+        <w:tc>
+          <w:tcPr>
+            <w:tcW w:type="dxa" w:w="1685"/>
+            <w:vAlign w:val="center"/>
+            <w:tcBorders>
+              <w:top w:val="single" w:sz="4" w:color="BFC8D4"/>
+              <w:left w:val="single" w:sz="4" w:color="BFC8D4"/>
+              <w:bottom w:val="single" w:sz="4" w:color="BFC8D4"/>
+              <w:right w:val="single" w:sz="4" w:color="BFC8D4"/>
+            </w:tcBorders>
+          </w:tcPr>
+          <w:p>
+            <w:pPr>
+              <w:spacing w:after="0" w:line="259" w:lineRule="auto"/>
+            </w:pPr>
+            <w:r>
+              <w:rPr>
+                <w:rFonts w:ascii="Arial" w:hAnsi="Arial"/>
+                <w:sz w:val="14"/>
+              </w:rPr>
+              <w:t>Registro</w:t>
+            </w:r>
+          </w:p>
+        </w:tc>
+        <w:tc>
+          <w:tcPr>
+            <w:tcW w:type="dxa" w:w="5083"/>
+            <w:vAlign w:val="center"/>
+            <w:tcBorders>
+              <w:top w:val="single" w:sz="4" w:color="BFC8D4"/>
+              <w:left w:val="single" w:sz="4" w:color="BFC8D4"/>
+              <w:bottom w:val="single" w:sz="4" w:color="BFC8D4"/>
+              <w:right w:val="single" w:sz="4" w:color="BFC8D4"/>
+            </w:tcBorders>
+          </w:tcPr>
+          <w:p>
+            <w:pPr>
+              <w:spacing w:after="0" w:line="259" w:lineRule="auto"/>
+            </w:pPr>
+            <w:r>
+              <w:rPr>
+                <w:rFonts w:ascii="Arial" w:hAnsi="Arial"/>
+                <w:sz w:val="14"/>
+              </w:rPr>
+              <w:t>Debe registrar correctamente un cliente con datos válidos</w:t>
+            </w:r>
+          </w:p>
+        </w:tc>
+        <w:tc>
+          <w:tcPr>
+            <w:tcW w:type="dxa" w:w="1541"/>
+            <w:vAlign w:val="center"/>
+            <w:tcBorders>
+              <w:top w:val="single" w:sz="4" w:color="BFC8D4"/>
+              <w:left w:val="single" w:sz="4" w:color="BFC8D4"/>
+              <w:bottom w:val="single" w:sz="4" w:color="BFC8D4"/>
+              <w:right w:val="single" w:sz="4" w:color="BFC8D4"/>
+            </w:tcBorders>
+          </w:tcPr>
+          <w:p>
+            <w:pPr>
+              <w:spacing w:after="0" w:line="259" w:lineRule="auto"/>
+            </w:pPr>
+            <w:r>
+              <w:rPr>
+                <w:rFonts w:ascii="Arial" w:hAnsi="Arial"/>
+                <w:sz w:val="14"/>
+              </w:rPr>
+              <w:t>Normal / error</w:t>
+            </w:r>
+          </w:p>
+        </w:tc>
+        <w:tc>
+          <w:tcPr>
+            <w:tcW w:type="dxa" w:w="1066"/>
+            <w:vAlign w:val="center"/>
+            <w:tcBorders>
+              <w:top w:val="single" w:sz="4" w:color="BFC8D4"/>
+              <w:left w:val="single" w:sz="4" w:color="BFC8D4"/>
+              <w:bottom w:val="single" w:sz="4" w:color="BFC8D4"/>
+              <w:right w:val="single" w:sz="4" w:color="BFC8D4"/>
+            </w:tcBorders>
+          </w:tcPr>
+          <w:p>
+            <w:pPr>
+              <w:spacing w:after="0" w:line="259" w:lineRule="auto"/>
+            </w:pPr>
+            <w:r>
+              <w:rPr>
+                <w:rFonts w:ascii="Arial" w:hAnsi="Arial"/>
+                <w:sz w:val="14"/>
+              </w:rPr>
+              <w:t>OK</w:t>
+            </w:r>
+          </w:p>
+        </w:tc>
+      </w:tr>
+      <w:tr>
+        <w:trPr>
+          <w:cantSplit/>
+        </w:trPr>
+        <w:tc>
+          <w:tcPr>
+            <w:tcW w:type="dxa" w:w="619"/>
+            <w:shd w:fill="F7F9FC"/>
+            <w:vAlign w:val="center"/>
+            <w:tcBorders>
+              <w:top w:val="single" w:sz="4" w:color="BFC8D4"/>
+              <w:left w:val="single" w:sz="4" w:color="BFC8D4"/>
+              <w:bottom w:val="single" w:sz="4" w:color="BFC8D4"/>
+              <w:right w:val="single" w:sz="4" w:color="BFC8D4"/>
+            </w:tcBorders>
+          </w:tcPr>
+          <w:p>
+            <w:pPr>
+              <w:spacing w:after="0" w:line="259" w:lineRule="auto"/>
+            </w:pPr>
+            <w:r>
+              <w:rPr>
+                <w:rFonts w:ascii="Arial" w:hAnsi="Arial"/>
+                <w:sz w:val="14"/>
+              </w:rPr>
+              <w:t>T20</w:t>
+            </w:r>
+          </w:p>
+        </w:tc>
+        <w:tc>
+          <w:tcPr>
+            <w:tcW w:type="dxa" w:w="1685"/>
+            <w:shd w:fill="F7F9FC"/>
+            <w:vAlign w:val="center"/>
+            <w:tcBorders>
+              <w:top w:val="single" w:sz="4" w:color="BFC8D4"/>
+              <w:left w:val="single" w:sz="4" w:color="BFC8D4"/>
+              <w:bottom w:val="single" w:sz="4" w:color="BFC8D4"/>
+              <w:right w:val="single" w:sz="4" w:color="BFC8D4"/>
+            </w:tcBorders>
+          </w:tcPr>
+          <w:p>
+            <w:pPr>
+              <w:spacing w:after="0" w:line="259" w:lineRule="auto"/>
+            </w:pPr>
+            <w:r>
+              <w:rPr>
+                <w:rFonts w:ascii="Arial" w:hAnsi="Arial"/>
+                <w:sz w:val="14"/>
+              </w:rPr>
+              <w:t>ShoppingCart</w:t>
+            </w:r>
+          </w:p>
+        </w:tc>
+        <w:tc>
+          <w:tcPr>
+            <w:tcW w:type="dxa" w:w="5083"/>
+            <w:shd w:fill="F7F9FC"/>
+            <w:vAlign w:val="center"/>
+            <w:tcBorders>
+              <w:top w:val="single" w:sz="4" w:color="BFC8D4"/>
+              <w:left w:val="single" w:sz="4" w:color="BFC8D4"/>
+              <w:bottom w:val="single" w:sz="4" w:color="BFC8D4"/>
+              <w:right w:val="single" w:sz="4" w:color="BFC8D4"/>
+            </w:tcBorders>
+          </w:tcPr>
+          <w:p>
+            <w:pPr>
+              <w:spacing w:after="0" w:line="259" w:lineRule="auto"/>
+            </w:pPr>
+            <w:r>
+              <w:rPr>
+                <w:rFonts w:ascii="Arial" w:hAnsi="Arial"/>
+                <w:sz w:val="14"/>
+              </w:rPr>
+              <w:t>Debe calcular correctamente subtotales y total del carrito</w:t>
+            </w:r>
+          </w:p>
+        </w:tc>
+        <w:tc>
+          <w:tcPr>
+            <w:tcW w:type="dxa" w:w="1541"/>
+            <w:shd w:fill="F7F9FC"/>
+            <w:vAlign w:val="center"/>
+            <w:tcBorders>
+              <w:top w:val="single" w:sz="4" w:color="BFC8D4"/>
+              <w:left w:val="single" w:sz="4" w:color="BFC8D4"/>
+              <w:bottom w:val="single" w:sz="4" w:color="BFC8D4"/>
+              <w:right w:val="single" w:sz="4" w:color="BFC8D4"/>
+            </w:tcBorders>
+          </w:tcPr>
+          <w:p>
+            <w:pPr>
+              <w:spacing w:after="0" w:line="259" w:lineRule="auto"/>
+            </w:pPr>
+            <w:r>
+              <w:rPr>
+                <w:rFonts w:ascii="Arial" w:hAnsi="Arial"/>
+                <w:sz w:val="14"/>
+              </w:rPr>
+              <w:t>Normal / error</w:t>
+            </w:r>
+          </w:p>
+        </w:tc>
+        <w:tc>
+          <w:tcPr>
+            <w:tcW w:type="dxa" w:w="1066"/>
+            <w:shd w:fill="F7F9FC"/>
+            <w:vAlign w:val="center"/>
+            <w:tcBorders>
+              <w:top w:val="single" w:sz="4" w:color="BFC8D4"/>
+              <w:left w:val="single" w:sz="4" w:color="BFC8D4"/>
+              <w:bottom w:val="single" w:sz="4" w:color="BFC8D4"/>
+              <w:right w:val="single" w:sz="4" w:color="BFC8D4"/>
+            </w:tcBorders>
+          </w:tcPr>
+          <w:p>
+            <w:pPr>
+              <w:spacing w:after="0" w:line="259" w:lineRule="auto"/>
+            </w:pPr>
+            <w:r>
+              <w:rPr>
+                <w:rFonts w:ascii="Arial" w:hAnsi="Arial"/>
+                <w:sz w:val="14"/>
+              </w:rPr>
+              <w:t>OK</w:t>
+            </w:r>
+          </w:p>
+        </w:tc>
+      </w:tr>
+      <w:tr>
+        <w:trPr>
+          <w:cantSplit/>
+        </w:trPr>
+        <w:tc>
+          <w:tcPr>
+            <w:tcW w:type="dxa" w:w="619"/>
+            <w:vAlign w:val="center"/>
+            <w:tcBorders>
+              <w:top w:val="single" w:sz="4" w:color="BFC8D4"/>
+              <w:left w:val="single" w:sz="4" w:color="BFC8D4"/>
+              <w:bottom w:val="single" w:sz="4" w:color="BFC8D4"/>
+              <w:right w:val="single" w:sz="4" w:color="BFC8D4"/>
+            </w:tcBorders>
+          </w:tcPr>
+          <w:p>
+            <w:pPr>
+              <w:spacing w:after="0" w:line="259" w:lineRule="auto"/>
+            </w:pPr>
+            <w:r>
+              <w:rPr>
+                <w:rFonts w:ascii="Arial" w:hAnsi="Arial"/>
+                <w:sz w:val="14"/>
+              </w:rPr>
+              <w:t>T21</w:t>
+            </w:r>
+          </w:p>
+        </w:tc>
+        <w:tc>
+          <w:tcPr>
+            <w:tcW w:type="dxa" w:w="1685"/>
+            <w:vAlign w:val="center"/>
+            <w:tcBorders>
+              <w:top w:val="single" w:sz="4" w:color="BFC8D4"/>
+              <w:left w:val="single" w:sz="4" w:color="BFC8D4"/>
+              <w:bottom w:val="single" w:sz="4" w:color="BFC8D4"/>
+              <w:right w:val="single" w:sz="4" w:color="BFC8D4"/>
+            </w:tcBorders>
+          </w:tcPr>
+          <w:p>
+            <w:pPr>
+              <w:spacing w:after="0" w:line="259" w:lineRule="auto"/>
+            </w:pPr>
+            <w:r>
+              <w:rPr>
+                <w:rFonts w:ascii="Arial" w:hAnsi="Arial"/>
+                <w:sz w:val="14"/>
+              </w:rPr>
+              <w:t>ShoppingCart</w:t>
+            </w:r>
+          </w:p>
+        </w:tc>
+        <w:tc>
+          <w:tcPr>
+            <w:tcW w:type="dxa" w:w="5083"/>
+            <w:vAlign w:val="center"/>
+            <w:tcBorders>
+              <w:top w:val="single" w:sz="4" w:color="BFC8D4"/>
+              <w:left w:val="single" w:sz="4" w:color="BFC8D4"/>
+              <w:bottom w:val="single" w:sz="4" w:color="BFC8D4"/>
+              <w:right w:val="single" w:sz="4" w:color="BFC8D4"/>
+            </w:tcBorders>
+          </w:tcPr>
+          <w:p>
+            <w:pPr>
+              <w:spacing w:after="0" w:line="259" w:lineRule="auto"/>
+            </w:pPr>
+            <w:r>
+              <w:rPr>
+                <w:rFonts w:ascii="Arial" w:hAnsi="Arial"/>
+                <w:sz w:val="14"/>
+              </w:rPr>
+              <w:t>Debe ejecutar cambiarCantidad al aumentar o disminuir productos</w:t>
+            </w:r>
+          </w:p>
+        </w:tc>
+        <w:tc>
+          <w:tcPr>
+            <w:tcW w:type="dxa" w:w="1541"/>
+            <w:vAlign w:val="center"/>
+            <w:tcBorders>
+              <w:top w:val="single" w:sz="4" w:color="BFC8D4"/>
+              <w:left w:val="single" w:sz="4" w:color="BFC8D4"/>
+              <w:bottom w:val="single" w:sz="4" w:color="BFC8D4"/>
+              <w:right w:val="single" w:sz="4" w:color="BFC8D4"/>
+            </w:tcBorders>
+          </w:tcPr>
+          <w:p>
+            <w:pPr>
+              <w:spacing w:after="0" w:line="259" w:lineRule="auto"/>
+            </w:pPr>
+            <w:r>
+              <w:rPr>
+                <w:rFonts w:ascii="Arial" w:hAnsi="Arial"/>
+                <w:sz w:val="14"/>
+              </w:rPr>
+              <w:t>Normal / error</w:t>
+            </w:r>
+          </w:p>
+        </w:tc>
+        <w:tc>
+          <w:tcPr>
+            <w:tcW w:type="dxa" w:w="1066"/>
+            <w:vAlign w:val="center"/>
+            <w:tcBorders>
+              <w:top w:val="single" w:sz="4" w:color="BFC8D4"/>
+              <w:left w:val="single" w:sz="4" w:color="BFC8D4"/>
+              <w:bottom w:val="single" w:sz="4" w:color="BFC8D4"/>
+              <w:right w:val="single" w:sz="4" w:color="BFC8D4"/>
+            </w:tcBorders>
+          </w:tcPr>
+          <w:p>
+            <w:pPr>
+              <w:spacing w:after="0" w:line="259" w:lineRule="auto"/>
+            </w:pPr>
+            <w:r>
+              <w:rPr>
+                <w:rFonts w:ascii="Arial" w:hAnsi="Arial"/>
+                <w:sz w:val="14"/>
+              </w:rPr>
+              <w:t>OK</w:t>
+            </w:r>
+          </w:p>
+        </w:tc>
+      </w:tr>
+      <w:tr>
+        <w:trPr>
+          <w:cantSplit/>
+        </w:trPr>
+        <w:tc>
+          <w:tcPr>
+            <w:tcW w:type="dxa" w:w="619"/>
+            <w:shd w:fill="F7F9FC"/>
+            <w:vAlign w:val="center"/>
+            <w:tcBorders>
+              <w:top w:val="single" w:sz="4" w:color="BFC8D4"/>
+              <w:left w:val="single" w:sz="4" w:color="BFC8D4"/>
+              <w:bottom w:val="single" w:sz="4" w:color="BFC8D4"/>
+              <w:right w:val="single" w:sz="4" w:color="BFC8D4"/>
+            </w:tcBorders>
+          </w:tcPr>
+          <w:p>
+            <w:pPr>
+              <w:spacing w:after="0" w:line="259" w:lineRule="auto"/>
+            </w:pPr>
+            <w:r>
+              <w:rPr>
+                <w:rFonts w:ascii="Arial" w:hAnsi="Arial"/>
+                <w:sz w:val="14"/>
+              </w:rPr>
+              <w:t>T22</w:t>
+            </w:r>
+          </w:p>
+        </w:tc>
+        <w:tc>
+          <w:tcPr>
+            <w:tcW w:type="dxa" w:w="1685"/>
+            <w:shd w:fill="F7F9FC"/>
+            <w:vAlign w:val="center"/>
+            <w:tcBorders>
+              <w:top w:val="single" w:sz="4" w:color="BFC8D4"/>
+              <w:left w:val="single" w:sz="4" w:color="BFC8D4"/>
+              <w:bottom w:val="single" w:sz="4" w:color="BFC8D4"/>
+              <w:right w:val="single" w:sz="4" w:color="BFC8D4"/>
+            </w:tcBorders>
+          </w:tcPr>
+          <w:p>
+            <w:pPr>
+              <w:spacing w:after="0" w:line="259" w:lineRule="auto"/>
+            </w:pPr>
+            <w:r>
+              <w:rPr>
+                <w:rFonts w:ascii="Arial" w:hAnsi="Arial"/>
+                <w:sz w:val="14"/>
+              </w:rPr>
+              <w:t>ShoppingCart</w:t>
+            </w:r>
+          </w:p>
+        </w:tc>
+        <w:tc>
+          <w:tcPr>
+            <w:tcW w:type="dxa" w:w="5083"/>
+            <w:shd w:fill="F7F9FC"/>
+            <w:vAlign w:val="center"/>
+            <w:tcBorders>
+              <w:top w:val="single" w:sz="4" w:color="BFC8D4"/>
+              <w:left w:val="single" w:sz="4" w:color="BFC8D4"/>
+              <w:bottom w:val="single" w:sz="4" w:color="BFC8D4"/>
+              <w:right w:val="single" w:sz="4" w:color="BFC8D4"/>
+            </w:tcBorders>
+          </w:tcPr>
+          <w:p>
+            <w:pPr>
+              <w:spacing w:after="0" w:line="259" w:lineRule="auto"/>
+            </w:pPr>
+            <w:r>
+              <w:rPr>
+                <w:rFonts w:ascii="Arial" w:hAnsi="Arial"/>
+                <w:sz w:val="14"/>
+              </w:rPr>
+              <w:t>Debe impedir una compra cuando falta la dirección de entrega</w:t>
+            </w:r>
+          </w:p>
+        </w:tc>
+        <w:tc>
+          <w:tcPr>
+            <w:tcW w:type="dxa" w:w="1541"/>
+            <w:shd w:fill="F7F9FC"/>
+            <w:vAlign w:val="center"/>
+            <w:tcBorders>
+              <w:top w:val="single" w:sz="4" w:color="BFC8D4"/>
+              <w:left w:val="single" w:sz="4" w:color="BFC8D4"/>
+              <w:bottom w:val="single" w:sz="4" w:color="BFC8D4"/>
+              <w:right w:val="single" w:sz="4" w:color="BFC8D4"/>
+            </w:tcBorders>
+          </w:tcPr>
+          <w:p>
+            <w:pPr>
+              <w:spacing w:after="0" w:line="259" w:lineRule="auto"/>
+            </w:pPr>
+            <w:r>
+              <w:rPr>
+                <w:rFonts w:ascii="Arial" w:hAnsi="Arial"/>
+                <w:sz w:val="14"/>
+              </w:rPr>
+              <w:t>Normal / error</w:t>
+            </w:r>
+          </w:p>
+        </w:tc>
+        <w:tc>
+          <w:tcPr>
+            <w:tcW w:type="dxa" w:w="1066"/>
+            <w:shd w:fill="F7F9FC"/>
+            <w:vAlign w:val="center"/>
+            <w:tcBorders>
+              <w:top w:val="single" w:sz="4" w:color="BFC8D4"/>
+              <w:left w:val="single" w:sz="4" w:color="BFC8D4"/>
+              <w:bottom w:val="single" w:sz="4" w:color="BFC8D4"/>
+              <w:right w:val="single" w:sz="4" w:color="BFC8D4"/>
+            </w:tcBorders>
+          </w:tcPr>
+          <w:p>
+            <w:pPr>
+              <w:spacing w:after="0" w:line="259" w:lineRule="auto"/>
+            </w:pPr>
+            <w:r>
+              <w:rPr>
+                <w:rFonts w:ascii="Arial" w:hAnsi="Arial"/>
+                <w:sz w:val="14"/>
+              </w:rPr>
+              <w:t>OK</w:t>
+            </w:r>
+          </w:p>
+        </w:tc>
+      </w:tr>
+      <w:tr>
+        <w:trPr>
+          <w:cantSplit/>
+        </w:trPr>
+        <w:tc>
+          <w:tcPr>
+            <w:tcW w:type="dxa" w:w="619"/>
+            <w:vAlign w:val="center"/>
+            <w:tcBorders>
+              <w:top w:val="single" w:sz="4" w:color="BFC8D4"/>
+              <w:left w:val="single" w:sz="4" w:color="BFC8D4"/>
+              <w:bottom w:val="single" w:sz="4" w:color="BFC8D4"/>
+              <w:right w:val="single" w:sz="4" w:color="BFC8D4"/>
+            </w:tcBorders>
+          </w:tcPr>
+          <w:p>
+            <w:pPr>
+              <w:spacing w:after="0" w:line="259" w:lineRule="auto"/>
+            </w:pPr>
+            <w:r>
+              <w:rPr>
+                <w:rFonts w:ascii="Arial" w:hAnsi="Arial"/>
+                <w:sz w:val="14"/>
+              </w:rPr>
+              <w:t>T23</w:t>
+            </w:r>
+          </w:p>
+        </w:tc>
+        <w:tc>
+          <w:tcPr>
+            <w:tcW w:type="dxa" w:w="1685"/>
+            <w:vAlign w:val="center"/>
+            <w:tcBorders>
+              <w:top w:val="single" w:sz="4" w:color="BFC8D4"/>
+              <w:left w:val="single" w:sz="4" w:color="BFC8D4"/>
+              <w:bottom w:val="single" w:sz="4" w:color="BFC8D4"/>
+              <w:right w:val="single" w:sz="4" w:color="BFC8D4"/>
+            </w:tcBorders>
+          </w:tcPr>
+          <w:p>
+            <w:pPr>
+              <w:spacing w:after="0" w:line="259" w:lineRule="auto"/>
+            </w:pPr>
+            <w:r>
+              <w:rPr>
+                <w:rFonts w:ascii="Arial" w:hAnsi="Arial"/>
+                <w:sz w:val="14"/>
+              </w:rPr>
+              <w:t>ShoppingCart</w:t>
+            </w:r>
+          </w:p>
+        </w:tc>
+        <w:tc>
+          <w:tcPr>
+            <w:tcW w:type="dxa" w:w="5083"/>
+            <w:vAlign w:val="center"/>
+            <w:tcBorders>
+              <w:top w:val="single" w:sz="4" w:color="BFC8D4"/>
+              <w:left w:val="single" w:sz="4" w:color="BFC8D4"/>
+              <w:bottom w:val="single" w:sz="4" w:color="BFC8D4"/>
+              <w:right w:val="single" w:sz="4" w:color="BFC8D4"/>
+            </w:tcBorders>
+          </w:tcPr>
+          <w:p>
+            <w:pPr>
+              <w:spacing w:after="0" w:line="259" w:lineRule="auto"/>
+            </w:pPr>
+            <w:r>
+              <w:rPr>
+                <w:rFonts w:ascii="Arial" w:hAnsi="Arial"/>
+                <w:sz w:val="14"/>
+              </w:rPr>
+              <w:t>Debe exigir método de pago y finalizar una compra correctamente</w:t>
+            </w:r>
+          </w:p>
+        </w:tc>
+        <w:tc>
+          <w:tcPr>
+            <w:tcW w:type="dxa" w:w="1541"/>
+            <w:vAlign w:val="center"/>
+            <w:tcBorders>
+              <w:top w:val="single" w:sz="4" w:color="BFC8D4"/>
+              <w:left w:val="single" w:sz="4" w:color="BFC8D4"/>
+              <w:bottom w:val="single" w:sz="4" w:color="BFC8D4"/>
+              <w:right w:val="single" w:sz="4" w:color="BFC8D4"/>
+            </w:tcBorders>
+          </w:tcPr>
+          <w:p>
+            <w:pPr>
+              <w:spacing w:after="0" w:line="259" w:lineRule="auto"/>
+            </w:pPr>
+            <w:r>
+              <w:rPr>
+                <w:rFonts w:ascii="Arial" w:hAnsi="Arial"/>
+                <w:sz w:val="14"/>
+              </w:rPr>
+              <w:t>Normal / error</w:t>
+            </w:r>
+          </w:p>
+        </w:tc>
+        <w:tc>
+          <w:tcPr>
+            <w:tcW w:type="dxa" w:w="1066"/>
+            <w:vAlign w:val="center"/>
+            <w:tcBorders>
+              <w:top w:val="single" w:sz="4" w:color="BFC8D4"/>
+              <w:left w:val="single" w:sz="4" w:color="BFC8D4"/>
+              <w:bottom w:val="single" w:sz="4" w:color="BFC8D4"/>
+              <w:right w:val="single" w:sz="4" w:color="BFC8D4"/>
+            </w:tcBorders>
+          </w:tcPr>
+          <w:p>
+            <w:pPr>
+              <w:spacing w:after="0" w:line="259" w:lineRule="auto"/>
+            </w:pPr>
+            <w:r>
+              <w:rPr>
+                <w:rFonts w:ascii="Arial" w:hAnsi="Arial"/>
+                <w:sz w:val="14"/>
+              </w:rPr>
+              <w:t>OK</w:t>
+            </w:r>
+          </w:p>
+        </w:tc>
+      </w:tr>
+      <w:tr>
+        <w:trPr>
+          <w:cantSplit/>
+        </w:trPr>
+        <w:tc>
+          <w:tcPr>
+            <w:tcW w:type="dxa" w:w="619"/>
+            <w:shd w:fill="F7F9FC"/>
+            <w:vAlign w:val="center"/>
+            <w:tcBorders>
+              <w:top w:val="single" w:sz="4" w:color="BFC8D4"/>
+              <w:left w:val="single" w:sz="4" w:color="BFC8D4"/>
+              <w:bottom w:val="single" w:sz="4" w:color="BFC8D4"/>
+              <w:right w:val="single" w:sz="4" w:color="BFC8D4"/>
+            </w:tcBorders>
+          </w:tcPr>
+          <w:p>
+            <w:pPr>
+              <w:spacing w:after="0" w:line="259" w:lineRule="auto"/>
+            </w:pPr>
+            <w:r>
+              <w:rPr>
+                <w:rFonts w:ascii="Arial" w:hAnsi="Arial"/>
+                <w:sz w:val="14"/>
+              </w:rPr>
+              <w:t>T24</w:t>
+            </w:r>
+          </w:p>
+        </w:tc>
+        <w:tc>
+          <w:tcPr>
+            <w:tcW w:type="dxa" w:w="1685"/>
+            <w:shd w:fill="F7F9FC"/>
+            <w:vAlign w:val="center"/>
+            <w:tcBorders>
+              <w:top w:val="single" w:sz="4" w:color="BFC8D4"/>
+              <w:left w:val="single" w:sz="4" w:color="BFC8D4"/>
+              <w:bottom w:val="single" w:sz="4" w:color="BFC8D4"/>
+              <w:right w:val="single" w:sz="4" w:color="BFC8D4"/>
+            </w:tcBorders>
+          </w:tcPr>
+          <w:p>
+            <w:pPr>
+              <w:spacing w:after="0" w:line="259" w:lineRule="auto"/>
+            </w:pPr>
+            <w:r>
+              <w:rPr>
+                <w:rFonts w:ascii="Arial" w:hAnsi="Arial"/>
+                <w:sz w:val="14"/>
+              </w:rPr>
+              <w:t>sanity</w:t>
+            </w:r>
+          </w:p>
+        </w:tc>
+        <w:tc>
+          <w:tcPr>
+            <w:tcW w:type="dxa" w:w="5083"/>
+            <w:shd w:fill="F7F9FC"/>
+            <w:vAlign w:val="center"/>
+            <w:tcBorders>
+              <w:top w:val="single" w:sz="4" w:color="BFC8D4"/>
+              <w:left w:val="single" w:sz="4" w:color="BFC8D4"/>
+              <w:bottom w:val="single" w:sz="4" w:color="BFC8D4"/>
+              <w:right w:val="single" w:sz="4" w:color="BFC8D4"/>
+            </w:tcBorders>
+          </w:tcPr>
+          <w:p>
+            <w:pPr>
+              <w:spacing w:after="0" w:line="259" w:lineRule="auto"/>
+            </w:pPr>
+            <w:r>
+              <w:rPr>
+                <w:rFonts w:ascii="Arial" w:hAnsi="Arial"/>
+                <w:sz w:val="14"/>
+              </w:rPr>
+              <w:t>Debe realizar una suma correctamente</w:t>
+            </w:r>
+          </w:p>
+        </w:tc>
+        <w:tc>
+          <w:tcPr>
+            <w:tcW w:type="dxa" w:w="1541"/>
+            <w:shd w:fill="F7F9FC"/>
+            <w:vAlign w:val="center"/>
+            <w:tcBorders>
+              <w:top w:val="single" w:sz="4" w:color="BFC8D4"/>
+              <w:left w:val="single" w:sz="4" w:color="BFC8D4"/>
+              <w:bottom w:val="single" w:sz="4" w:color="BFC8D4"/>
+              <w:right w:val="single" w:sz="4" w:color="BFC8D4"/>
+            </w:tcBorders>
+          </w:tcPr>
+          <w:p>
+            <w:pPr>
+              <w:spacing w:after="0" w:line="259" w:lineRule="auto"/>
+            </w:pPr>
+            <w:r>
+              <w:rPr>
+                <w:rFonts w:ascii="Arial" w:hAnsi="Arial"/>
+                <w:sz w:val="14"/>
+              </w:rPr>
+              <w:t>Normal</w:t>
+            </w:r>
+          </w:p>
+        </w:tc>
+        <w:tc>
+          <w:tcPr>
+            <w:tcW w:type="dxa" w:w="1066"/>
+            <w:shd w:fill="F7F9FC"/>
+            <w:vAlign w:val="center"/>
+            <w:tcBorders>
+              <w:top w:val="single" w:sz="4" w:color="BFC8D4"/>
+              <w:left w:val="single" w:sz="4" w:color="BFC8D4"/>
+              <w:bottom w:val="single" w:sz="4" w:color="BFC8D4"/>
+              <w:right w:val="single" w:sz="4" w:color="BFC8D4"/>
+            </w:tcBorders>
+          </w:tcPr>
+          <w:p>
+            <w:pPr>
+              <w:spacing w:after="0" w:line="259" w:lineRule="auto"/>
+            </w:pPr>
+            <w:r>
+              <w:rPr>
+                <w:rFonts w:ascii="Arial" w:hAnsi="Arial"/>
+                <w:sz w:val="14"/>
+              </w:rPr>
+              <w:t>OK</w:t>
+            </w:r>
+          </w:p>
+        </w:tc>
+      </w:tr>
+      <w:tr>
+        <w:trPr>
+          <w:cantSplit/>
+        </w:trPr>
+        <w:tc>
+          <w:tcPr>
+            <w:tcW w:type="dxa" w:w="619"/>
+            <w:vAlign w:val="center"/>
+            <w:tcBorders>
+              <w:top w:val="single" w:sz="4" w:color="BFC8D4"/>
+              <w:left w:val="single" w:sz="4" w:color="BFC8D4"/>
+              <w:bottom w:val="single" w:sz="4" w:color="BFC8D4"/>
+              <w:right w:val="single" w:sz="4" w:color="BFC8D4"/>
+            </w:tcBorders>
+          </w:tcPr>
+          <w:p>
+            <w:pPr>
+              <w:spacing w:after="0" w:line="259" w:lineRule="auto"/>
+            </w:pPr>
+            <w:r>
+              <w:rPr>
+                <w:rFonts w:ascii="Arial" w:hAnsi="Arial"/>
+                <w:sz w:val="14"/>
+              </w:rPr>
+              <w:t>T25</w:t>
+            </w:r>
+          </w:p>
+        </w:tc>
+        <w:tc>
+          <w:tcPr>
+            <w:tcW w:type="dxa" w:w="1685"/>
+            <w:vAlign w:val="center"/>
+            <w:tcBorders>
+              <w:top w:val="single" w:sz="4" w:color="BFC8D4"/>
+              <w:left w:val="single" w:sz="4" w:color="BFC8D4"/>
+              <w:bottom w:val="single" w:sz="4" w:color="BFC8D4"/>
+              <w:right w:val="single" w:sz="4" w:color="BFC8D4"/>
+            </w:tcBorders>
+          </w:tcPr>
+          <w:p>
+            <w:pPr>
+              <w:spacing w:after="0" w:line="259" w:lineRule="auto"/>
+            </w:pPr>
+            <w:r>
+              <w:rPr>
+                <w:rFonts w:ascii="Arial" w:hAnsi="Arial"/>
+                <w:sz w:val="14"/>
+              </w:rPr>
+              <w:t>direccionDespacho</w:t>
+            </w:r>
+          </w:p>
+        </w:tc>
+        <w:tc>
+          <w:tcPr>
+            <w:tcW w:type="dxa" w:w="5083"/>
+            <w:vAlign w:val="center"/>
+            <w:tcBorders>
+              <w:top w:val="single" w:sz="4" w:color="BFC8D4"/>
+              <w:left w:val="single" w:sz="4" w:color="BFC8D4"/>
+              <w:bottom w:val="single" w:sz="4" w:color="BFC8D4"/>
+              <w:right w:val="single" w:sz="4" w:color="BFC8D4"/>
+            </w:tcBorders>
+          </w:tcPr>
+          <w:p>
+            <w:pPr>
+              <w:spacing w:after="0" w:line="259" w:lineRule="auto"/>
+            </w:pPr>
+            <w:r>
+              <w:rPr>
+                <w:rFonts w:ascii="Arial" w:hAnsi="Arial"/>
+                <w:sz w:val="14"/>
+              </w:rPr>
+              <w:t>Debe aceptar y normalizar una dirección válida</w:t>
+            </w:r>
+          </w:p>
+        </w:tc>
+        <w:tc>
+          <w:tcPr>
+            <w:tcW w:type="dxa" w:w="1541"/>
+            <w:vAlign w:val="center"/>
+            <w:tcBorders>
+              <w:top w:val="single" w:sz="4" w:color="BFC8D4"/>
+              <w:left w:val="single" w:sz="4" w:color="BFC8D4"/>
+              <w:bottom w:val="single" w:sz="4" w:color="BFC8D4"/>
+              <w:right w:val="single" w:sz="4" w:color="BFC8D4"/>
+            </w:tcBorders>
+          </w:tcPr>
+          <w:p>
+            <w:pPr>
+              <w:spacing w:after="0" w:line="259" w:lineRule="auto"/>
+            </w:pPr>
+            <w:r>
+              <w:rPr>
+                <w:rFonts w:ascii="Arial" w:hAnsi="Arial"/>
+                <w:sz w:val="14"/>
+              </w:rPr>
+              <w:t>Normal / error</w:t>
+            </w:r>
+          </w:p>
+        </w:tc>
+        <w:tc>
+          <w:tcPr>
+            <w:tcW w:type="dxa" w:w="1066"/>
+            <w:vAlign w:val="center"/>
+            <w:tcBorders>
+              <w:top w:val="single" w:sz="4" w:color="BFC8D4"/>
+              <w:left w:val="single" w:sz="4" w:color="BFC8D4"/>
+              <w:bottom w:val="single" w:sz="4" w:color="BFC8D4"/>
+              <w:right w:val="single" w:sz="4" w:color="BFC8D4"/>
+            </w:tcBorders>
+          </w:tcPr>
+          <w:p>
+            <w:pPr>
+              <w:spacing w:after="0" w:line="259" w:lineRule="auto"/>
+            </w:pPr>
+            <w:r>
+              <w:rPr>
+                <w:rFonts w:ascii="Arial" w:hAnsi="Arial"/>
+                <w:sz w:val="14"/>
+              </w:rPr>
+              <w:t>OK</w:t>
+            </w:r>
+          </w:p>
+        </w:tc>
+      </w:tr>
+      <w:tr>
+        <w:trPr>
+          <w:cantSplit/>
+        </w:trPr>
+        <w:tc>
+          <w:tcPr>
+            <w:tcW w:type="dxa" w:w="619"/>
+            <w:shd w:fill="F7F9FC"/>
+            <w:vAlign w:val="center"/>
+            <w:tcBorders>
+              <w:top w:val="single" w:sz="4" w:color="BFC8D4"/>
+              <w:left w:val="single" w:sz="4" w:color="BFC8D4"/>
+              <w:bottom w:val="single" w:sz="4" w:color="BFC8D4"/>
+              <w:right w:val="single" w:sz="4" w:color="BFC8D4"/>
+            </w:tcBorders>
+          </w:tcPr>
+          <w:p>
+            <w:pPr>
+              <w:spacing w:after="0" w:line="259" w:lineRule="auto"/>
+            </w:pPr>
+            <w:r>
+              <w:rPr>
+                <w:rFonts w:ascii="Arial" w:hAnsi="Arial"/>
+                <w:sz w:val="14"/>
+              </w:rPr>
+              <w:t>T26</w:t>
+            </w:r>
+          </w:p>
+        </w:tc>
+        <w:tc>
+          <w:tcPr>
+            <w:tcW w:type="dxa" w:w="1685"/>
+            <w:shd w:fill="F7F9FC"/>
+            <w:vAlign w:val="center"/>
+            <w:tcBorders>
+              <w:top w:val="single" w:sz="4" w:color="BFC8D4"/>
+              <w:left w:val="single" w:sz="4" w:color="BFC8D4"/>
+              <w:bottom w:val="single" w:sz="4" w:color="BFC8D4"/>
+              <w:right w:val="single" w:sz="4" w:color="BFC8D4"/>
+            </w:tcBorders>
+          </w:tcPr>
+          <w:p>
+            <w:pPr>
+              <w:spacing w:after="0" w:line="259" w:lineRule="auto"/>
+            </w:pPr>
+            <w:r>
+              <w:rPr>
+                <w:rFonts w:ascii="Arial" w:hAnsi="Arial"/>
+                <w:sz w:val="14"/>
+              </w:rPr>
+              <w:t>direccionDespacho</w:t>
+            </w:r>
+          </w:p>
+        </w:tc>
+        <w:tc>
+          <w:tcPr>
+            <w:tcW w:type="dxa" w:w="5083"/>
+            <w:shd w:fill="F7F9FC"/>
+            <w:vAlign w:val="center"/>
+            <w:tcBorders>
+              <w:top w:val="single" w:sz="4" w:color="BFC8D4"/>
+              <w:left w:val="single" w:sz="4" w:color="BFC8D4"/>
+              <w:bottom w:val="single" w:sz="4" w:color="BFC8D4"/>
+              <w:right w:val="single" w:sz="4" w:color="BFC8D4"/>
+            </w:tcBorders>
+          </w:tcPr>
+          <w:p>
+            <w:pPr>
+              <w:spacing w:after="0" w:line="259" w:lineRule="auto"/>
+            </w:pPr>
+            <w:r>
+              <w:rPr>
+                <w:rFonts w:ascii="Arial" w:hAnsi="Arial"/>
+                <w:sz w:val="14"/>
+              </w:rPr>
+              <w:t>Debe rechazar direcciones sin número o con comuna incorrecta</w:t>
+            </w:r>
+          </w:p>
+        </w:tc>
+        <w:tc>
+          <w:tcPr>
+            <w:tcW w:type="dxa" w:w="1541"/>
+            <w:shd w:fill="F7F9FC"/>
+            <w:vAlign w:val="center"/>
+            <w:tcBorders>
+              <w:top w:val="single" w:sz="4" w:color="BFC8D4"/>
+              <w:left w:val="single" w:sz="4" w:color="BFC8D4"/>
+              <w:bottom w:val="single" w:sz="4" w:color="BFC8D4"/>
+              <w:right w:val="single" w:sz="4" w:color="BFC8D4"/>
+            </w:tcBorders>
+          </w:tcPr>
+          <w:p>
+            <w:pPr>
+              <w:spacing w:after="0" w:line="259" w:lineRule="auto"/>
+            </w:pPr>
+            <w:r>
+              <w:rPr>
+                <w:rFonts w:ascii="Arial" w:hAnsi="Arial"/>
+                <w:sz w:val="14"/>
+              </w:rPr>
+              <w:t>Normal / error</w:t>
+            </w:r>
+          </w:p>
+        </w:tc>
+        <w:tc>
+          <w:tcPr>
+            <w:tcW w:type="dxa" w:w="1066"/>
+            <w:shd w:fill="F7F9FC"/>
+            <w:vAlign w:val="center"/>
+            <w:tcBorders>
+              <w:top w:val="single" w:sz="4" w:color="BFC8D4"/>
+              <w:left w:val="single" w:sz="4" w:color="BFC8D4"/>
+              <w:bottom w:val="single" w:sz="4" w:color="BFC8D4"/>
+              <w:right w:val="single" w:sz="4" w:color="BFC8D4"/>
+            </w:tcBorders>
+          </w:tcPr>
+          <w:p>
+            <w:pPr>
+              <w:spacing w:after="0" w:line="259" w:lineRule="auto"/>
+            </w:pPr>
+            <w:r>
+              <w:rPr>
+                <w:rFonts w:ascii="Arial" w:hAnsi="Arial"/>
+                <w:sz w:val="14"/>
+              </w:rPr>
+              <w:t>OK</w:t>
+            </w:r>
+          </w:p>
+        </w:tc>
+      </w:tr>
+      <w:tr>
+        <w:trPr>
+          <w:cantSplit/>
+        </w:trPr>
+        <w:tc>
+          <w:tcPr>
+            <w:tcW w:type="dxa" w:w="619"/>
+            <w:vAlign w:val="center"/>
+            <w:tcBorders>
+              <w:top w:val="single" w:sz="4" w:color="BFC8D4"/>
+              <w:left w:val="single" w:sz="4" w:color="BFC8D4"/>
+              <w:bottom w:val="single" w:sz="4" w:color="BFC8D4"/>
+              <w:right w:val="single" w:sz="4" w:color="BFC8D4"/>
+            </w:tcBorders>
+          </w:tcPr>
+          <w:p>
+            <w:pPr>
+              <w:spacing w:after="0" w:line="259" w:lineRule="auto"/>
+            </w:pPr>
+            <w:r>
+              <w:rPr>
+                <w:rFonts w:ascii="Arial" w:hAnsi="Arial"/>
+                <w:sz w:val="14"/>
+              </w:rPr>
+              <w:t>T27</w:t>
+            </w:r>
+          </w:p>
+        </w:tc>
+        <w:tc>
+          <w:tcPr>
+            <w:tcW w:type="dxa" w:w="1685"/>
+            <w:vAlign w:val="center"/>
+            <w:tcBorders>
+              <w:top w:val="single" w:sz="4" w:color="BFC8D4"/>
+              <w:left w:val="single" w:sz="4" w:color="BFC8D4"/>
+              <w:bottom w:val="single" w:sz="4" w:color="BFC8D4"/>
+              <w:right w:val="single" w:sz="4" w:color="BFC8D4"/>
+            </w:tcBorders>
+          </w:tcPr>
+          <w:p>
+            <w:pPr>
+              <w:spacing w:after="0" w:line="259" w:lineRule="auto"/>
+            </w:pPr>
+            <w:r>
+              <w:rPr>
+                <w:rFonts w:ascii="Arial" w:hAnsi="Arial"/>
+                <w:sz w:val="14"/>
+              </w:rPr>
+              <w:t>direccionDespacho</w:t>
+            </w:r>
+          </w:p>
+        </w:tc>
+        <w:tc>
+          <w:tcPr>
+            <w:tcW w:type="dxa" w:w="5083"/>
+            <w:vAlign w:val="center"/>
+            <w:tcBorders>
+              <w:top w:val="single" w:sz="4" w:color="BFC8D4"/>
+              <w:left w:val="single" w:sz="4" w:color="BFC8D4"/>
+              <w:bottom w:val="single" w:sz="4" w:color="BFC8D4"/>
+              <w:right w:val="single" w:sz="4" w:color="BFC8D4"/>
+            </w:tcBorders>
+          </w:tcPr>
+          <w:p>
+            <w:pPr>
+              <w:spacing w:after="0" w:line="259" w:lineRule="auto"/>
+            </w:pPr>
+            <w:r>
+              <w:rPr>
+                <w:rFonts w:ascii="Arial" w:hAnsi="Arial"/>
+                <w:sz w:val="14"/>
+              </w:rPr>
+              <w:t>Debe formatear la dirección del pedido y admitir pedidos antiguos</w:t>
+            </w:r>
+          </w:p>
+        </w:tc>
+        <w:tc>
+          <w:tcPr>
+            <w:tcW w:type="dxa" w:w="1541"/>
+            <w:vAlign w:val="center"/>
+            <w:tcBorders>
+              <w:top w:val="single" w:sz="4" w:color="BFC8D4"/>
+              <w:left w:val="single" w:sz="4" w:color="BFC8D4"/>
+              <w:bottom w:val="single" w:sz="4" w:color="BFC8D4"/>
+              <w:right w:val="single" w:sz="4" w:color="BFC8D4"/>
+            </w:tcBorders>
+          </w:tcPr>
+          <w:p>
+            <w:pPr>
+              <w:spacing w:after="0" w:line="259" w:lineRule="auto"/>
+            </w:pPr>
+            <w:r>
+              <w:rPr>
+                <w:rFonts w:ascii="Arial" w:hAnsi="Arial"/>
+                <w:sz w:val="14"/>
+              </w:rPr>
+              <w:t>Normal / error</w:t>
+            </w:r>
+          </w:p>
+        </w:tc>
+        <w:tc>
+          <w:tcPr>
+            <w:tcW w:type="dxa" w:w="1066"/>
+            <w:vAlign w:val="center"/>
+            <w:tcBorders>
+              <w:top w:val="single" w:sz="4" w:color="BFC8D4"/>
+              <w:left w:val="single" w:sz="4" w:color="BFC8D4"/>
+              <w:bottom w:val="single" w:sz="4" w:color="BFC8D4"/>
+              <w:right w:val="single" w:sz="4" w:color="BFC8D4"/>
+            </w:tcBorders>
+          </w:tcPr>
+          <w:p>
+            <w:pPr>
+              <w:spacing w:after="0" w:line="259" w:lineRule="auto"/>
+            </w:pPr>
+            <w:r>
+              <w:rPr>
+                <w:rFonts w:ascii="Arial" w:hAnsi="Arial"/>
+                <w:sz w:val="14"/>
+              </w:rPr>
+              <w:t>OK</w:t>
+            </w:r>
+          </w:p>
+        </w:tc>
+      </w:tr>
+    </w:tbl>
+    <w:p>
+      <w:pPr>
+        <w:spacing w:after="0"/>
+      </w:pPr>
     </w:p>
     <w:p>
       <w:r>
-        <w:t>npm test</w:t>
-      </w:r>
-    </w:p>
-    <w:p>
-      <w:r>
-        <w:t>npm run build</w:t>
+        <w:rPr>
+          <w:b w:val="0"/>
+        </w:rPr>
+        <w:t>Resultado de ejecución: TOTAL: 27 SUCCESS. Este resultado no significa que todas las líneas o alternativas estén cubiertas; se analiza por separado en las secciones 5 a 7.</w:t>
       </w:r>
     </w:p>
     <w:p>
@@ -290,416 +4937,3055 @@
         <w:pStyle w:val="Heading1"/>
       </w:pPr>
       <w:r>
-        <w:t>3. Inventario actual de pruebas</w:t>
+        <w:t>5. Resultados de cobertura</w:t>
+      </w:r>
+    </w:p>
+    <w:p>
+      <w:r>
+        <w:rPr>
+          <w:b w:val="0"/>
+        </w:rPr>
+        <w:t>La siguiente información se extrajo de las capturas reales de Karma y de coverage/index.html, tomadas el 12 de octubre de 2026.</w:t>
       </w:r>
     </w:p>
     <w:tbl>
       <w:tblPr>
-        <w:tblStyle w:val="TableGrid"/>
         <w:tblW w:type="auto" w:w="0"/>
         <w:jc w:val="center"/>
+        <w:tblLayout w:type="fixed"/>
         <w:tblLook w:firstColumn="1" w:firstRow="1" w:lastColumn="0" w:lastRow="0" w:noHBand="0" w:noVBand="1" w:val="04A0"/>
       </w:tblPr>
       <w:tblGrid>
-        <w:gridCol w:w="4939"/>
-        <w:gridCol w:w="4939"/>
+        <w:gridCol w:w="2477"/>
+        <w:gridCol w:w="1886"/>
+        <w:gridCol w:w="1886"/>
+        <w:gridCol w:w="1858"/>
+        <w:gridCol w:w="1886"/>
       </w:tblGrid>
       <w:tr>
+        <w:trPr>
+          <w:tblHeader w:val="true"/>
+          <w:cantSplit/>
+        </w:trPr>
         <w:tc>
           <w:tcPr>
-            <w:tcW w:type="dxa" w:w="4939"/>
+            <w:tcW w:type="dxa" w:w="2477"/>
+            <w:shd w:fill="DFE7F6"/>
             <w:vAlign w:val="center"/>
-            <w:shd w:fill="E6F1EB"/>
+            <w:tcBorders>
+              <w:top w:val="single" w:sz="4" w:color="BFC8D4"/>
+              <w:left w:val="single" w:sz="4" w:color="BFC8D4"/>
+              <w:bottom w:val="single" w:sz="4" w:color="BFC8D4"/>
+              <w:right w:val="single" w:sz="4" w:color="BFC8D4"/>
+            </w:tcBorders>
           </w:tcPr>
           <w:p>
+            <w:pPr>
+              <w:spacing w:after="20"/>
+            </w:pPr>
             <w:r>
               <w:rPr>
                 <w:b/>
+                <w:color w:val="22344C"/>
+                <w:sz w:val="16"/>
               </w:rPr>
-              <w:t>Archivo de pruebas</w:t>
+              <w:t>Archivo / grupo</w:t>
             </w:r>
           </w:p>
         </w:tc>
         <w:tc>
           <w:tcPr>
-            <w:tcW w:type="dxa" w:w="4939"/>
+            <w:tcW w:type="dxa" w:w="1886"/>
+            <w:shd w:fill="DFE7F6"/>
             <w:vAlign w:val="center"/>
-            <w:shd w:fill="E6F1EB"/>
+            <w:tcBorders>
+              <w:top w:val="single" w:sz="4" w:color="BFC8D4"/>
+              <w:left w:val="single" w:sz="4" w:color="BFC8D4"/>
+              <w:bottom w:val="single" w:sz="4" w:color="BFC8D4"/>
+              <w:right w:val="single" w:sz="4" w:color="BFC8D4"/>
+            </w:tcBorders>
           </w:tcPr>
           <w:p>
+            <w:pPr>
+              <w:spacing w:after="20"/>
+            </w:pPr>
             <w:r>
               <w:rPr>
                 <w:b/>
+                <w:color w:val="22344C"/>
+                <w:sz w:val="16"/>
               </w:rPr>
-              <w:t>Casos declarados</w:t>
+              <w:t>% Stmts</w:t>
+            </w:r>
+          </w:p>
+        </w:tc>
+        <w:tc>
+          <w:tcPr>
+            <w:tcW w:type="dxa" w:w="1886"/>
+            <w:shd w:fill="DFE7F6"/>
+            <w:vAlign w:val="center"/>
+            <w:tcBorders>
+              <w:top w:val="single" w:sz="4" w:color="BFC8D4"/>
+              <w:left w:val="single" w:sz="4" w:color="BFC8D4"/>
+              <w:bottom w:val="single" w:sz="4" w:color="BFC8D4"/>
+              <w:right w:val="single" w:sz="4" w:color="BFC8D4"/>
+            </w:tcBorders>
+          </w:tcPr>
+          <w:p>
+            <w:pPr>
+              <w:spacing w:after="20"/>
+            </w:pPr>
+            <w:r>
+              <w:rPr>
+                <w:b/>
+                <w:color w:val="22344C"/>
+                <w:sz w:val="16"/>
+              </w:rPr>
+              <w:t>% Branch</w:t>
+            </w:r>
+          </w:p>
+        </w:tc>
+        <w:tc>
+          <w:tcPr>
+            <w:tcW w:type="dxa" w:w="1858"/>
+            <w:shd w:fill="DFE7F6"/>
+            <w:vAlign w:val="center"/>
+            <w:tcBorders>
+              <w:top w:val="single" w:sz="4" w:color="BFC8D4"/>
+              <w:left w:val="single" w:sz="4" w:color="BFC8D4"/>
+              <w:bottom w:val="single" w:sz="4" w:color="BFC8D4"/>
+              <w:right w:val="single" w:sz="4" w:color="BFC8D4"/>
+            </w:tcBorders>
+          </w:tcPr>
+          <w:p>
+            <w:pPr>
+              <w:spacing w:after="20"/>
+            </w:pPr>
+            <w:r>
+              <w:rPr>
+                <w:b/>
+                <w:color w:val="22344C"/>
+                <w:sz w:val="16"/>
+              </w:rPr>
+              <w:t>% Funcs</w:t>
+            </w:r>
+          </w:p>
+        </w:tc>
+        <w:tc>
+          <w:tcPr>
+            <w:tcW w:type="dxa" w:w="1886"/>
+            <w:shd w:fill="DFE7F6"/>
+            <w:vAlign w:val="center"/>
+            <w:tcBorders>
+              <w:top w:val="single" w:sz="4" w:color="BFC8D4"/>
+              <w:left w:val="single" w:sz="4" w:color="BFC8D4"/>
+              <w:bottom w:val="single" w:sz="4" w:color="BFC8D4"/>
+              <w:right w:val="single" w:sz="4" w:color="BFC8D4"/>
+            </w:tcBorders>
+          </w:tcPr>
+          <w:p>
+            <w:pPr>
+              <w:spacing w:after="20"/>
+            </w:pPr>
+            <w:r>
+              <w:rPr>
+                <w:b/>
+                <w:color w:val="22344C"/>
+                <w:sz w:val="16"/>
+              </w:rPr>
+              <w:t>% Lines</w:t>
             </w:r>
           </w:p>
         </w:tc>
       </w:tr>
       <w:tr>
+        <w:trPr>
+          <w:cantSplit/>
+        </w:trPr>
         <w:tc>
           <w:tcPr>
-            <w:tcW w:type="dxa" w:w="4939"/>
+            <w:tcW w:type="dxa" w:w="2477"/>
             <w:vAlign w:val="center"/>
+            <w:tcBorders>
+              <w:top w:val="single" w:sz="4" w:color="BFC8D4"/>
+              <w:left w:val="single" w:sz="4" w:color="BFC8D4"/>
+              <w:bottom w:val="single" w:sz="4" w:color="BFC8D4"/>
+              <w:right w:val="single" w:sz="4" w:color="BFC8D4"/>
+            </w:tcBorders>
           </w:tcPr>
           <w:p>
             <w:pPr>
-              <w:spacing w:after="0"/>
+              <w:spacing w:after="0" w:line="259" w:lineRule="auto"/>
             </w:pPr>
             <w:r>
               <w:rPr>
-                <w:sz w:val="18"/>
+                <w:rFonts w:ascii="Arial" w:hAnsi="Arial"/>
+                <w:sz w:val="16"/>
               </w:rPr>
-              <w:t>components/Footer.spec.jsx</w:t>
+              <w:t>TOTAL</w:t>
             </w:r>
           </w:p>
         </w:tc>
         <w:tc>
           <w:tcPr>
-            <w:tcW w:type="dxa" w:w="4939"/>
+            <w:tcW w:type="dxa" w:w="1886"/>
             <w:vAlign w:val="center"/>
+            <w:tcBorders>
+              <w:top w:val="single" w:sz="4" w:color="BFC8D4"/>
+              <w:left w:val="single" w:sz="4" w:color="BFC8D4"/>
+              <w:bottom w:val="single" w:sz="4" w:color="BFC8D4"/>
+              <w:right w:val="single" w:sz="4" w:color="BFC8D4"/>
+            </w:tcBorders>
           </w:tcPr>
           <w:p>
             <w:pPr>
-              <w:spacing w:after="0"/>
+              <w:spacing w:after="0" w:line="259" w:lineRule="auto"/>
             </w:pPr>
             <w:r>
               <w:rPr>
-                <w:sz w:val="18"/>
+                <w:rFonts w:ascii="Arial" w:hAnsi="Arial"/>
+                <w:sz w:val="16"/>
               </w:rPr>
-              <w:t>2</w:t>
+              <w:t>86,80%</w:t>
+            </w:r>
+          </w:p>
+        </w:tc>
+        <w:tc>
+          <w:tcPr>
+            <w:tcW w:type="dxa" w:w="1886"/>
+            <w:vAlign w:val="center"/>
+            <w:tcBorders>
+              <w:top w:val="single" w:sz="4" w:color="BFC8D4"/>
+              <w:left w:val="single" w:sz="4" w:color="BFC8D4"/>
+              <w:bottom w:val="single" w:sz="4" w:color="BFC8D4"/>
+              <w:right w:val="single" w:sz="4" w:color="BFC8D4"/>
+            </w:tcBorders>
+          </w:tcPr>
+          <w:p>
+            <w:pPr>
+              <w:spacing w:after="0" w:line="259" w:lineRule="auto"/>
+            </w:pPr>
+            <w:r>
+              <w:rPr>
+                <w:rFonts w:ascii="Arial" w:hAnsi="Arial"/>
+                <w:sz w:val="16"/>
+              </w:rPr>
+              <w:t>78,57%</w:t>
+            </w:r>
+          </w:p>
+        </w:tc>
+        <w:tc>
+          <w:tcPr>
+            <w:tcW w:type="dxa" w:w="1858"/>
+            <w:vAlign w:val="center"/>
+            <w:tcBorders>
+              <w:top w:val="single" w:sz="4" w:color="BFC8D4"/>
+              <w:left w:val="single" w:sz="4" w:color="BFC8D4"/>
+              <w:bottom w:val="single" w:sz="4" w:color="BFC8D4"/>
+              <w:right w:val="single" w:sz="4" w:color="BFC8D4"/>
+            </w:tcBorders>
+          </w:tcPr>
+          <w:p>
+            <w:pPr>
+              <w:spacing w:after="0" w:line="259" w:lineRule="auto"/>
+            </w:pPr>
+            <w:r>
+              <w:rPr>
+                <w:rFonts w:ascii="Arial" w:hAnsi="Arial"/>
+                <w:sz w:val="16"/>
+              </w:rPr>
+              <w:t>91,93%</w:t>
+            </w:r>
+          </w:p>
+        </w:tc>
+        <w:tc>
+          <w:tcPr>
+            <w:tcW w:type="dxa" w:w="1886"/>
+            <w:vAlign w:val="center"/>
+            <w:tcBorders>
+              <w:top w:val="single" w:sz="4" w:color="BFC8D4"/>
+              <w:left w:val="single" w:sz="4" w:color="BFC8D4"/>
+              <w:bottom w:val="single" w:sz="4" w:color="BFC8D4"/>
+              <w:right w:val="single" w:sz="4" w:color="BFC8D4"/>
+            </w:tcBorders>
+          </w:tcPr>
+          <w:p>
+            <w:pPr>
+              <w:spacing w:after="0" w:line="259" w:lineRule="auto"/>
+            </w:pPr>
+            <w:r>
+              <w:rPr>
+                <w:rFonts w:ascii="Arial" w:hAnsi="Arial"/>
+                <w:sz w:val="16"/>
+              </w:rPr>
+              <w:t>86,77%</w:t>
             </w:r>
           </w:p>
         </w:tc>
       </w:tr>
       <w:tr>
+        <w:trPr>
+          <w:cantSplit/>
+        </w:trPr>
         <w:tc>
           <w:tcPr>
-            <w:tcW w:type="dxa" w:w="4939"/>
+            <w:tcW w:type="dxa" w:w="2477"/>
+            <w:shd w:fill="F7F9FC"/>
             <w:vAlign w:val="center"/>
+            <w:tcBorders>
+              <w:top w:val="single" w:sz="4" w:color="BFC8D4"/>
+              <w:left w:val="single" w:sz="4" w:color="BFC8D4"/>
+              <w:bottom w:val="single" w:sz="4" w:color="BFC8D4"/>
+              <w:right w:val="single" w:sz="4" w:color="BFC8D4"/>
+            </w:tcBorders>
           </w:tcPr>
           <w:p>
             <w:pPr>
-              <w:spacing w:after="0"/>
+              <w:spacing w:after="0" w:line="259" w:lineRule="auto"/>
             </w:pPr>
             <w:r>
               <w:rPr>
-                <w:sz w:val="18"/>
+                <w:rFonts w:ascii="Arial" w:hAnsi="Arial"/>
+                <w:sz w:val="16"/>
               </w:rPr>
-              <w:t>components/ProductList.spec.jsx</w:t>
+              <w:t>components/</w:t>
             </w:r>
           </w:p>
         </w:tc>
         <w:tc>
           <w:tcPr>
-            <w:tcW w:type="dxa" w:w="4939"/>
+            <w:tcW w:type="dxa" w:w="1886"/>
+            <w:shd w:fill="F7F9FC"/>
             <w:vAlign w:val="center"/>
+            <w:tcBorders>
+              <w:top w:val="single" w:sz="4" w:color="BFC8D4"/>
+              <w:left w:val="single" w:sz="4" w:color="BFC8D4"/>
+              <w:bottom w:val="single" w:sz="4" w:color="BFC8D4"/>
+              <w:right w:val="single" w:sz="4" w:color="BFC8D4"/>
+            </w:tcBorders>
           </w:tcPr>
           <w:p>
             <w:pPr>
-              <w:spacing w:after="0"/>
+              <w:spacing w:after="0" w:line="259" w:lineRule="auto"/>
             </w:pPr>
             <w:r>
               <w:rPr>
-                <w:sz w:val="18"/>
+                <w:rFonts w:ascii="Arial" w:hAnsi="Arial"/>
+                <w:sz w:val="16"/>
               </w:rPr>
-              <w:t>5</w:t>
+              <w:t>96,29%</w:t>
+            </w:r>
+          </w:p>
+        </w:tc>
+        <w:tc>
+          <w:tcPr>
+            <w:tcW w:type="dxa" w:w="1886"/>
+            <w:shd w:fill="F7F9FC"/>
+            <w:vAlign w:val="center"/>
+            <w:tcBorders>
+              <w:top w:val="single" w:sz="4" w:color="BFC8D4"/>
+              <w:left w:val="single" w:sz="4" w:color="BFC8D4"/>
+              <w:bottom w:val="single" w:sz="4" w:color="BFC8D4"/>
+              <w:right w:val="single" w:sz="4" w:color="BFC8D4"/>
+            </w:tcBorders>
+          </w:tcPr>
+          <w:p>
+            <w:pPr>
+              <w:spacing w:after="0" w:line="259" w:lineRule="auto"/>
+            </w:pPr>
+            <w:r>
+              <w:rPr>
+                <w:rFonts w:ascii="Arial" w:hAnsi="Arial"/>
+                <w:sz w:val="16"/>
+              </w:rPr>
+              <w:t>84,21%</w:t>
+            </w:r>
+          </w:p>
+        </w:tc>
+        <w:tc>
+          <w:tcPr>
+            <w:tcW w:type="dxa" w:w="1858"/>
+            <w:shd w:fill="F7F9FC"/>
+            <w:vAlign w:val="center"/>
+            <w:tcBorders>
+              <w:top w:val="single" w:sz="4" w:color="BFC8D4"/>
+              <w:left w:val="single" w:sz="4" w:color="BFC8D4"/>
+              <w:bottom w:val="single" w:sz="4" w:color="BFC8D4"/>
+              <w:right w:val="single" w:sz="4" w:color="BFC8D4"/>
+            </w:tcBorders>
+          </w:tcPr>
+          <w:p>
+            <w:pPr>
+              <w:spacing w:after="0" w:line="259" w:lineRule="auto"/>
+            </w:pPr>
+            <w:r>
+              <w:rPr>
+                <w:rFonts w:ascii="Arial" w:hAnsi="Arial"/>
+                <w:sz w:val="16"/>
+              </w:rPr>
+              <w:t>92,85%</w:t>
+            </w:r>
+          </w:p>
+        </w:tc>
+        <w:tc>
+          <w:tcPr>
+            <w:tcW w:type="dxa" w:w="1886"/>
+            <w:shd w:fill="F7F9FC"/>
+            <w:vAlign w:val="center"/>
+            <w:tcBorders>
+              <w:top w:val="single" w:sz="4" w:color="BFC8D4"/>
+              <w:left w:val="single" w:sz="4" w:color="BFC8D4"/>
+              <w:bottom w:val="single" w:sz="4" w:color="BFC8D4"/>
+              <w:right w:val="single" w:sz="4" w:color="BFC8D4"/>
+            </w:tcBorders>
+          </w:tcPr>
+          <w:p>
+            <w:pPr>
+              <w:spacing w:after="0" w:line="259" w:lineRule="auto"/>
+            </w:pPr>
+            <w:r>
+              <w:rPr>
+                <w:rFonts w:ascii="Arial" w:hAnsi="Arial"/>
+                <w:sz w:val="16"/>
+              </w:rPr>
+              <w:t>96,15%</w:t>
             </w:r>
           </w:p>
         </w:tc>
       </w:tr>
       <w:tr>
+        <w:trPr>
+          <w:cantSplit/>
+        </w:trPr>
         <w:tc>
           <w:tcPr>
-            <w:tcW w:type="dxa" w:w="4939"/>
+            <w:tcW w:type="dxa" w:w="2477"/>
             <w:vAlign w:val="center"/>
+            <w:tcBorders>
+              <w:top w:val="single" w:sz="4" w:color="BFC8D4"/>
+              <w:left w:val="single" w:sz="4" w:color="BFC8D4"/>
+              <w:bottom w:val="single" w:sz="4" w:color="BFC8D4"/>
+              <w:right w:val="single" w:sz="4" w:color="BFC8D4"/>
+            </w:tcBorders>
           </w:tcPr>
           <w:p>
             <w:pPr>
-              <w:spacing w:after="0"/>
+              <w:spacing w:after="0" w:line="259" w:lineRule="auto"/>
             </w:pPr>
             <w:r>
               <w:rPr>
-                <w:sz w:val="18"/>
+                <w:rFonts w:ascii="Arial" w:hAnsi="Arial"/>
+                <w:sz w:val="16"/>
               </w:rPr>
-              <w:t>pages/Contacto.spec.jsx</w:t>
+              <w:t>pages/</w:t>
             </w:r>
           </w:p>
         </w:tc>
         <w:tc>
           <w:tcPr>
-            <w:tcW w:type="dxa" w:w="4939"/>
+            <w:tcW w:type="dxa" w:w="1886"/>
             <w:vAlign w:val="center"/>
+            <w:tcBorders>
+              <w:top w:val="single" w:sz="4" w:color="BFC8D4"/>
+              <w:left w:val="single" w:sz="4" w:color="BFC8D4"/>
+              <w:bottom w:val="single" w:sz="4" w:color="BFC8D4"/>
+              <w:right w:val="single" w:sz="4" w:color="BFC8D4"/>
+            </w:tcBorders>
           </w:tcPr>
           <w:p>
             <w:pPr>
-              <w:spacing w:after="0"/>
+              <w:spacing w:after="0" w:line="259" w:lineRule="auto"/>
             </w:pPr>
             <w:r>
               <w:rPr>
-                <w:sz w:val="18"/>
+                <w:rFonts w:ascii="Arial" w:hAnsi="Arial"/>
+                <w:sz w:val="16"/>
               </w:rPr>
-              <w:t>3</w:t>
+              <w:t>85,09%</w:t>
+            </w:r>
+          </w:p>
+        </w:tc>
+        <w:tc>
+          <w:tcPr>
+            <w:tcW w:type="dxa" w:w="1886"/>
+            <w:vAlign w:val="center"/>
+            <w:tcBorders>
+              <w:top w:val="single" w:sz="4" w:color="BFC8D4"/>
+              <w:left w:val="single" w:sz="4" w:color="BFC8D4"/>
+              <w:bottom w:val="single" w:sz="4" w:color="BFC8D4"/>
+              <w:right w:val="single" w:sz="4" w:color="BFC8D4"/>
+            </w:tcBorders>
+          </w:tcPr>
+          <w:p>
+            <w:pPr>
+              <w:spacing w:after="0" w:line="259" w:lineRule="auto"/>
+            </w:pPr>
+            <w:r>
+              <w:rPr>
+                <w:rFonts w:ascii="Arial" w:hAnsi="Arial"/>
+                <w:sz w:val="16"/>
+              </w:rPr>
+              <w:t>76,23%</w:t>
+            </w:r>
+          </w:p>
+        </w:tc>
+        <w:tc>
+          <w:tcPr>
+            <w:tcW w:type="dxa" w:w="1858"/>
+            <w:vAlign w:val="center"/>
+            <w:tcBorders>
+              <w:top w:val="single" w:sz="4" w:color="BFC8D4"/>
+              <w:left w:val="single" w:sz="4" w:color="BFC8D4"/>
+              <w:bottom w:val="single" w:sz="4" w:color="BFC8D4"/>
+              <w:right w:val="single" w:sz="4" w:color="BFC8D4"/>
+            </w:tcBorders>
+          </w:tcPr>
+          <w:p>
+            <w:pPr>
+              <w:spacing w:after="0" w:line="259" w:lineRule="auto"/>
+            </w:pPr>
+            <w:r>
+              <w:rPr>
+                <w:rFonts w:ascii="Arial" w:hAnsi="Arial"/>
+                <w:sz w:val="16"/>
+              </w:rPr>
+              <w:t>90,24%</w:t>
+            </w:r>
+          </w:p>
+        </w:tc>
+        <w:tc>
+          <w:tcPr>
+            <w:tcW w:type="dxa" w:w="1886"/>
+            <w:vAlign w:val="center"/>
+            <w:tcBorders>
+              <w:top w:val="single" w:sz="4" w:color="BFC8D4"/>
+              <w:left w:val="single" w:sz="4" w:color="BFC8D4"/>
+              <w:bottom w:val="single" w:sz="4" w:color="BFC8D4"/>
+              <w:right w:val="single" w:sz="4" w:color="BFC8D4"/>
+            </w:tcBorders>
+          </w:tcPr>
+          <w:p>
+            <w:pPr>
+              <w:spacing w:after="0" w:line="259" w:lineRule="auto"/>
+            </w:pPr>
+            <w:r>
+              <w:rPr>
+                <w:rFonts w:ascii="Arial" w:hAnsi="Arial"/>
+                <w:sz w:val="16"/>
+              </w:rPr>
+              <w:t>85,16%</w:t>
             </w:r>
           </w:p>
         </w:tc>
       </w:tr>
       <w:tr>
+        <w:trPr>
+          <w:cantSplit/>
+        </w:trPr>
         <w:tc>
           <w:tcPr>
-            <w:tcW w:type="dxa" w:w="4939"/>
+            <w:tcW w:type="dxa" w:w="2477"/>
+            <w:shd w:fill="F7F9FC"/>
             <w:vAlign w:val="center"/>
+            <w:tcBorders>
+              <w:top w:val="single" w:sz="4" w:color="BFC8D4"/>
+              <w:left w:val="single" w:sz="4" w:color="BFC8D4"/>
+              <w:bottom w:val="single" w:sz="4" w:color="BFC8D4"/>
+              <w:right w:val="single" w:sz="4" w:color="BFC8D4"/>
+            </w:tcBorders>
           </w:tcPr>
           <w:p>
             <w:pPr>
-              <w:spacing w:after="0"/>
+              <w:spacing w:after="0" w:line="259" w:lineRule="auto"/>
             </w:pPr>
             <w:r>
               <w:rPr>
-                <w:sz w:val="18"/>
+                <w:rFonts w:ascii="Arial" w:hAnsi="Arial"/>
+                <w:sz w:val="16"/>
               </w:rPr>
-              <w:t>pages/DetalleProducto.spec.jsx</w:t>
+              <w:t>utils/</w:t>
             </w:r>
           </w:p>
         </w:tc>
         <w:tc>
           <w:tcPr>
-            <w:tcW w:type="dxa" w:w="4939"/>
+            <w:tcW w:type="dxa" w:w="1886"/>
+            <w:shd w:fill="F7F9FC"/>
             <w:vAlign w:val="center"/>
+            <w:tcBorders>
+              <w:top w:val="single" w:sz="4" w:color="BFC8D4"/>
+              <w:left w:val="single" w:sz="4" w:color="BFC8D4"/>
+              <w:bottom w:val="single" w:sz="4" w:color="BFC8D4"/>
+              <w:right w:val="single" w:sz="4" w:color="BFC8D4"/>
+            </w:tcBorders>
           </w:tcPr>
           <w:p>
             <w:pPr>
-              <w:spacing w:after="0"/>
+              <w:spacing w:after="0" w:line="259" w:lineRule="auto"/>
             </w:pPr>
             <w:r>
               <w:rPr>
-                <w:sz w:val="18"/>
+                <w:rFonts w:ascii="Arial" w:hAnsi="Arial"/>
+                <w:sz w:val="16"/>
               </w:rPr>
-              <w:t>4</w:t>
-            </w:r>
-          </w:p>
-        </w:tc>
-      </w:tr>
-      <w:tr>
-        <w:tc>
-          <w:tcPr>
-            <w:tcW w:type="dxa" w:w="4939"/>
-            <w:vAlign w:val="center"/>
-          </w:tcPr>
-          <w:p>
-            <w:pPr>
-              <w:spacing w:after="0"/>
-            </w:pPr>
-            <w:r>
-              <w:rPr>
-                <w:sz w:val="18"/>
-              </w:rPr>
-              <w:t>pages/MisPedidos.spec.jsx</w:t>
+              <w:t>87,09%</w:t>
             </w:r>
           </w:p>
         </w:tc>
         <w:tc>
           <w:tcPr>
-            <w:tcW w:type="dxa" w:w="4939"/>
+            <w:tcW w:type="dxa" w:w="1886"/>
+            <w:shd w:fill="F7F9FC"/>
             <w:vAlign w:val="center"/>
+            <w:tcBorders>
+              <w:top w:val="single" w:sz="4" w:color="BFC8D4"/>
+              <w:left w:val="single" w:sz="4" w:color="BFC8D4"/>
+              <w:bottom w:val="single" w:sz="4" w:color="BFC8D4"/>
+              <w:right w:val="single" w:sz="4" w:color="BFC8D4"/>
+            </w:tcBorders>
           </w:tcPr>
           <w:p>
             <w:pPr>
-              <w:spacing w:after="0"/>
+              <w:spacing w:after="0" w:line="259" w:lineRule="auto"/>
             </w:pPr>
             <w:r>
               <w:rPr>
-                <w:sz w:val="18"/>
+                <w:rFonts w:ascii="Arial" w:hAnsi="Arial"/>
+                <w:sz w:val="16"/>
               </w:rPr>
-              <w:t>1</w:t>
-            </w:r>
-          </w:p>
-        </w:tc>
-      </w:tr>
-      <w:tr>
-        <w:tc>
-          <w:tcPr>
-            <w:tcW w:type="dxa" w:w="4939"/>
-            <w:vAlign w:val="center"/>
-          </w:tcPr>
-          <w:p>
-            <w:pPr>
-              <w:spacing w:after="0"/>
-            </w:pPr>
-            <w:r>
-              <w:rPr>
-                <w:sz w:val="18"/>
-              </w:rPr>
-              <w:t>pages/PanelRepartidor.spec.jsx</w:t>
+              <w:t>78,94%</w:t>
             </w:r>
           </w:p>
         </w:tc>
         <w:tc>
           <w:tcPr>
-            <w:tcW w:type="dxa" w:w="4939"/>
+            <w:tcW w:type="dxa" w:w="1858"/>
+            <w:shd w:fill="F7F9FC"/>
             <w:vAlign w:val="center"/>
+            <w:tcBorders>
+              <w:top w:val="single" w:sz="4" w:color="BFC8D4"/>
+              <w:left w:val="single" w:sz="4" w:color="BFC8D4"/>
+              <w:bottom w:val="single" w:sz="4" w:color="BFC8D4"/>
+              <w:right w:val="single" w:sz="4" w:color="BFC8D4"/>
+            </w:tcBorders>
           </w:tcPr>
           <w:p>
             <w:pPr>
-              <w:spacing w:after="0"/>
+              <w:spacing w:after="0" w:line="259" w:lineRule="auto"/>
             </w:pPr>
             <w:r>
               <w:rPr>
-                <w:sz w:val="18"/>
+                <w:rFonts w:ascii="Arial" w:hAnsi="Arial"/>
+                <w:sz w:val="16"/>
               </w:rPr>
-              <w:t>1</w:t>
-            </w:r>
-          </w:p>
-        </w:tc>
-      </w:tr>
-      <w:tr>
-        <w:tc>
-          <w:tcPr>
-            <w:tcW w:type="dxa" w:w="4939"/>
-            <w:vAlign w:val="center"/>
-          </w:tcPr>
-          <w:p>
-            <w:pPr>
-              <w:spacing w:after="0"/>
-            </w:pPr>
-            <w:r>
-              <w:rPr>
-                <w:sz w:val="18"/>
-              </w:rPr>
-              <w:t>pages/Registro.spec.jsx</w:t>
+              <w:t>100%</w:t>
             </w:r>
           </w:p>
         </w:tc>
         <w:tc>
           <w:tcPr>
-            <w:tcW w:type="dxa" w:w="4939"/>
+            <w:tcW w:type="dxa" w:w="1886"/>
+            <w:shd w:fill="F7F9FC"/>
             <w:vAlign w:val="center"/>
+            <w:tcBorders>
+              <w:top w:val="single" w:sz="4" w:color="BFC8D4"/>
+              <w:left w:val="single" w:sz="4" w:color="BFC8D4"/>
+              <w:bottom w:val="single" w:sz="4" w:color="BFC8D4"/>
+              <w:right w:val="single" w:sz="4" w:color="BFC8D4"/>
+            </w:tcBorders>
           </w:tcPr>
           <w:p>
             <w:pPr>
-              <w:spacing w:after="0"/>
+              <w:spacing w:after="0" w:line="259" w:lineRule="auto"/>
             </w:pPr>
             <w:r>
               <w:rPr>
-                <w:sz w:val="18"/>
+                <w:rFonts w:ascii="Arial" w:hAnsi="Arial"/>
+                <w:sz w:val="16"/>
               </w:rPr>
-              <w:t>3</w:t>
-            </w:r>
-          </w:p>
-        </w:tc>
-      </w:tr>
-      <w:tr>
-        <w:tc>
-          <w:tcPr>
-            <w:tcW w:type="dxa" w:w="4939"/>
-            <w:vAlign w:val="center"/>
-          </w:tcPr>
-          <w:p>
-            <w:pPr>
-              <w:spacing w:after="0"/>
-            </w:pPr>
-            <w:r>
-              <w:rPr>
-                <w:sz w:val="18"/>
-              </w:rPr>
-              <w:t>pages/ShoppingCart.spec.jsx</w:t>
-            </w:r>
-          </w:p>
-        </w:tc>
-        <w:tc>
-          <w:tcPr>
-            <w:tcW w:type="dxa" w:w="4939"/>
-            <w:vAlign w:val="center"/>
-          </w:tcPr>
-          <w:p>
-            <w:pPr>
-              <w:spacing w:after="0"/>
-            </w:pPr>
-            <w:r>
-              <w:rPr>
-                <w:sz w:val="18"/>
-              </w:rPr>
-              <w:t>4</w:t>
-            </w:r>
-          </w:p>
-        </w:tc>
-      </w:tr>
-      <w:tr>
-        <w:tc>
-          <w:tcPr>
-            <w:tcW w:type="dxa" w:w="4939"/>
-            <w:vAlign w:val="center"/>
-          </w:tcPr>
-          <w:p>
-            <w:pPr>
-              <w:spacing w:after="0"/>
-            </w:pPr>
-            <w:r>
-              <w:rPr>
-                <w:sz w:val="18"/>
-              </w:rPr>
-              <w:t>sanity.spec.jsx</w:t>
-            </w:r>
-          </w:p>
-        </w:tc>
-        <w:tc>
-          <w:tcPr>
-            <w:tcW w:type="dxa" w:w="4939"/>
-            <w:vAlign w:val="center"/>
-          </w:tcPr>
-          <w:p>
-            <w:pPr>
-              <w:spacing w:after="0"/>
-            </w:pPr>
-            <w:r>
-              <w:rPr>
-                <w:sz w:val="18"/>
-              </w:rPr>
-              <w:t>1</w:t>
-            </w:r>
-          </w:p>
-        </w:tc>
-      </w:tr>
-      <w:tr>
-        <w:tc>
-          <w:tcPr>
-            <w:tcW w:type="dxa" w:w="4939"/>
-            <w:vAlign w:val="center"/>
-          </w:tcPr>
-          <w:p>
-            <w:pPr>
-              <w:spacing w:after="0"/>
-            </w:pPr>
-            <w:r>
-              <w:rPr>
-                <w:sz w:val="18"/>
-              </w:rPr>
-              <w:t>utils/direccionDespacho.spec.jsx</w:t>
-            </w:r>
-          </w:p>
-        </w:tc>
-        <w:tc>
-          <w:tcPr>
-            <w:tcW w:type="dxa" w:w="4939"/>
-            <w:vAlign w:val="center"/>
-          </w:tcPr>
-          <w:p>
-            <w:pPr>
-              <w:spacing w:after="0"/>
-            </w:pPr>
-            <w:r>
-              <w:rPr>
-                <w:sz w:val="18"/>
-              </w:rPr>
-              <w:t>3</w:t>
+              <w:t>86,88%</w:t>
             </w:r>
           </w:p>
         </w:tc>
       </w:tr>
     </w:tbl>
     <w:p>
+      <w:pPr>
+        <w:spacing w:after="0"/>
+      </w:pPr>
+    </w:p>
+    <w:p>
       <w:r>
-        <w:t>Total por análisis de los archivos JSX: 27 pruebas (26 funcionales + una prueba de configuración sanity). La prueba añadida tras la ejecución de 26 corresponde al filtro textual del catálogo.</w:t>
+        <w:rPr>
+          <w:b w:val="0"/>
+        </w:rPr>
+        <w:t>Conteos globales: 217/250 sentencias, 154/196 ramas, 57/62 funciones y 210/242 líneas.</w:t>
+      </w:r>
+    </w:p>
+    <w:p>
+      <w:pPr>
+        <w:spacing w:before="60" w:after="60"/>
+        <w:jc w:val="center"/>
+      </w:pPr>
+      <w:r>
+        <w:drawing>
+          <wp:inline xmlns:a="http://schemas.openxmlformats.org/drawingml/2006/main" xmlns:pic="http://schemas.openxmlformats.org/drawingml/2006/picture">
+            <wp:extent cx="6296776" cy="3840480"/>
+            <wp:docPr id="1" name="Picture 1"/>
+            <wp:cNvGraphicFramePr>
+              <a:graphicFrameLocks noChangeAspect="1"/>
+            </wp:cNvGraphicFramePr>
+            <a:graphic>
+              <a:graphicData uri="http://schemas.openxmlformats.org/drawingml/2006/picture">
+                <pic:pic>
+                  <pic:nvPicPr>
+                    <pic:cNvPr id="0" name="{31FD48FA-1BD9-4DE6-A184-A1F806960C9C}.png"/>
+                    <pic:cNvPicPr/>
+                  </pic:nvPicPr>
+                  <pic:blipFill>
+                    <a:blip r:embed="rId9"/>
+                    <a:stretch>
+                      <a:fillRect/>
+                    </a:stretch>
+                  </pic:blipFill>
+                  <pic:spPr>
+                    <a:xfrm>
+                      <a:off x="0" y="0"/>
+                      <a:ext cx="6296776" cy="3840480"/>
+                    </a:xfrm>
+                    <a:prstGeom prst="rect"/>
+                  </pic:spPr>
+                </pic:pic>
+              </a:graphicData>
+            </a:graphic>
+          </wp:inline>
+        </w:drawing>
+      </w:r>
+    </w:p>
+    <w:p>
+      <w:pPr>
+        <w:spacing w:after="160"/>
+        <w:jc w:val="center"/>
+      </w:pPr>
+      <w:r>
+        <w:rPr>
+          <w:b/>
+          <w:color w:val="4A5568"/>
+          <w:sz w:val="16"/>
+        </w:rPr>
+        <w:t>Figura 1. Ejecución de Karma: 27 de 27 pruebas correctas.</w:t>
+      </w:r>
+      <w:r>
+        <w:rPr>
+          <w:sz w:val="15"/>
+        </w:rPr>
+        <w:br/>
+        <w:t>Captura original del terminal de PowerShell.</w:t>
+      </w:r>
+    </w:p>
+    <w:p>
+      <w:pPr>
+        <w:spacing w:before="60" w:after="60"/>
+        <w:jc w:val="center"/>
+      </w:pPr>
+      <w:r>
+        <w:drawing>
+          <wp:inline xmlns:a="http://schemas.openxmlformats.org/drawingml/2006/main" xmlns:pic="http://schemas.openxmlformats.org/drawingml/2006/picture">
+            <wp:extent cx="6345936" cy="1719587"/>
+            <wp:docPr id="2" name="Picture 2"/>
+            <wp:cNvGraphicFramePr>
+              <a:graphicFrameLocks noChangeAspect="1"/>
+            </wp:cNvGraphicFramePr>
+            <a:graphic>
+              <a:graphicData uri="http://schemas.openxmlformats.org/drawingml/2006/picture">
+                <pic:pic>
+                  <pic:nvPicPr>
+                    <pic:cNvPr id="0" name="general.png"/>
+                    <pic:cNvPicPr/>
+                  </pic:nvPicPr>
+                  <pic:blipFill>
+                    <a:blip r:embed="rId10"/>
+                    <a:stretch>
+                      <a:fillRect/>
+                    </a:stretch>
+                  </pic:blipFill>
+                  <pic:spPr>
+                    <a:xfrm>
+                      <a:off x="0" y="0"/>
+                      <a:ext cx="6345936" cy="1719587"/>
+                    </a:xfrm>
+                    <a:prstGeom prst="rect"/>
+                  </pic:spPr>
+                </pic:pic>
+              </a:graphicData>
+            </a:graphic>
+          </wp:inline>
+        </w:drawing>
+      </w:r>
+    </w:p>
+    <w:p>
+      <w:pPr>
+        <w:spacing w:after="160"/>
+        <w:jc w:val="center"/>
+      </w:pPr>
+      <w:r>
+        <w:rPr>
+          <w:b/>
+          <w:color w:val="4A5568"/>
+          <w:sz w:val="16"/>
+        </w:rPr>
+        <w:t>Figura 2. Resumen real de cobertura por carpeta.</w:t>
+      </w:r>
+      <w:r>
+        <w:rPr>
+          <w:sz w:val="15"/>
+        </w:rPr>
+        <w:br/>
+        <w:t>Informe Istanbul abierto desde coverage/index.html.</w:t>
+      </w:r>
+    </w:p>
+    <w:p>
+      <w:pPr>
+        <w:pStyle w:val="Heading2"/>
+      </w:pPr>
+      <w:r>
+        <w:t>5.1. Desglose real por archivo</w:t>
+      </w:r>
+    </w:p>
+    <w:p>
+      <w:r>
+        <w:rPr>
+          <w:b w:val="0"/>
+        </w:rPr>
+        <w:t>Los valores siguientes corresponden a los archivos que aparecen en las capturas. No se asignaron porcentajes a archivos que no figuran en el HTML.</w:t>
+      </w:r>
+    </w:p>
+    <w:tbl>
+      <w:tblPr>
+        <w:tblW w:type="auto" w:w="0"/>
+        <w:jc w:val="center"/>
+        <w:tblLayout w:type="fixed"/>
+        <w:tblLook w:firstColumn="1" w:firstRow="1" w:lastColumn="0" w:lastRow="0" w:noHBand="0" w:noVBand="1" w:val="04A0"/>
+      </w:tblPr>
+      <w:tblGrid>
+        <w:gridCol w:w="3197"/>
+        <w:gridCol w:w="1699"/>
+        <w:gridCol w:w="1699"/>
+        <w:gridCol w:w="1699"/>
+        <w:gridCol w:w="1699"/>
+      </w:tblGrid>
+      <w:tr>
+        <w:trPr>
+          <w:tblHeader w:val="true"/>
+          <w:cantSplit/>
+        </w:trPr>
+        <w:tc>
+          <w:tcPr>
+            <w:tcW w:type="dxa" w:w="3197"/>
+            <w:shd w:fill="DFE7F6"/>
+            <w:vAlign w:val="center"/>
+            <w:tcBorders>
+              <w:top w:val="single" w:sz="4" w:color="BFC8D4"/>
+              <w:left w:val="single" w:sz="4" w:color="BFC8D4"/>
+              <w:bottom w:val="single" w:sz="4" w:color="BFC8D4"/>
+              <w:right w:val="single" w:sz="4" w:color="BFC8D4"/>
+            </w:tcBorders>
+          </w:tcPr>
+          <w:p>
+            <w:pPr>
+              <w:spacing w:after="20"/>
+            </w:pPr>
+            <w:r>
+              <w:rPr>
+                <w:b/>
+                <w:color w:val="22344C"/>
+                <w:sz w:val="14"/>
+              </w:rPr>
+              <w:t>Archivo</w:t>
+            </w:r>
+          </w:p>
+        </w:tc>
+        <w:tc>
+          <w:tcPr>
+            <w:tcW w:type="dxa" w:w="1699"/>
+            <w:shd w:fill="DFE7F6"/>
+            <w:vAlign w:val="center"/>
+            <w:tcBorders>
+              <w:top w:val="single" w:sz="4" w:color="BFC8D4"/>
+              <w:left w:val="single" w:sz="4" w:color="BFC8D4"/>
+              <w:bottom w:val="single" w:sz="4" w:color="BFC8D4"/>
+              <w:right w:val="single" w:sz="4" w:color="BFC8D4"/>
+            </w:tcBorders>
+          </w:tcPr>
+          <w:p>
+            <w:pPr>
+              <w:spacing w:after="20"/>
+            </w:pPr>
+            <w:r>
+              <w:rPr>
+                <w:b/>
+                <w:color w:val="22344C"/>
+                <w:sz w:val="14"/>
+              </w:rPr>
+              <w:t>% Stmts</w:t>
+            </w:r>
+          </w:p>
+        </w:tc>
+        <w:tc>
+          <w:tcPr>
+            <w:tcW w:type="dxa" w:w="1699"/>
+            <w:shd w:fill="DFE7F6"/>
+            <w:vAlign w:val="center"/>
+            <w:tcBorders>
+              <w:top w:val="single" w:sz="4" w:color="BFC8D4"/>
+              <w:left w:val="single" w:sz="4" w:color="BFC8D4"/>
+              <w:bottom w:val="single" w:sz="4" w:color="BFC8D4"/>
+              <w:right w:val="single" w:sz="4" w:color="BFC8D4"/>
+            </w:tcBorders>
+          </w:tcPr>
+          <w:p>
+            <w:pPr>
+              <w:spacing w:after="20"/>
+            </w:pPr>
+            <w:r>
+              <w:rPr>
+                <w:b/>
+                <w:color w:val="22344C"/>
+                <w:sz w:val="14"/>
+              </w:rPr>
+              <w:t>% Branch</w:t>
+            </w:r>
+          </w:p>
+        </w:tc>
+        <w:tc>
+          <w:tcPr>
+            <w:tcW w:type="dxa" w:w="1699"/>
+            <w:shd w:fill="DFE7F6"/>
+            <w:vAlign w:val="center"/>
+            <w:tcBorders>
+              <w:top w:val="single" w:sz="4" w:color="BFC8D4"/>
+              <w:left w:val="single" w:sz="4" w:color="BFC8D4"/>
+              <w:bottom w:val="single" w:sz="4" w:color="BFC8D4"/>
+              <w:right w:val="single" w:sz="4" w:color="BFC8D4"/>
+            </w:tcBorders>
+          </w:tcPr>
+          <w:p>
+            <w:pPr>
+              <w:spacing w:after="20"/>
+            </w:pPr>
+            <w:r>
+              <w:rPr>
+                <w:b/>
+                <w:color w:val="22344C"/>
+                <w:sz w:val="14"/>
+              </w:rPr>
+              <w:t>% Funcs</w:t>
+            </w:r>
+          </w:p>
+        </w:tc>
+        <w:tc>
+          <w:tcPr>
+            <w:tcW w:type="dxa" w:w="1699"/>
+            <w:shd w:fill="DFE7F6"/>
+            <w:vAlign w:val="center"/>
+            <w:tcBorders>
+              <w:top w:val="single" w:sz="4" w:color="BFC8D4"/>
+              <w:left w:val="single" w:sz="4" w:color="BFC8D4"/>
+              <w:bottom w:val="single" w:sz="4" w:color="BFC8D4"/>
+              <w:right w:val="single" w:sz="4" w:color="BFC8D4"/>
+            </w:tcBorders>
+          </w:tcPr>
+          <w:p>
+            <w:pPr>
+              <w:spacing w:after="20"/>
+            </w:pPr>
+            <w:r>
+              <w:rPr>
+                <w:b/>
+                <w:color w:val="22344C"/>
+                <w:sz w:val="14"/>
+              </w:rPr>
+              <w:t>% Lines</w:t>
+            </w:r>
+          </w:p>
+        </w:tc>
+      </w:tr>
+      <w:tr>
+        <w:trPr>
+          <w:cantSplit/>
+        </w:trPr>
+        <w:tc>
+          <w:tcPr>
+            <w:tcW w:type="dxa" w:w="3197"/>
+            <w:vAlign w:val="center"/>
+            <w:tcBorders>
+              <w:top w:val="single" w:sz="4" w:color="BFC8D4"/>
+              <w:left w:val="single" w:sz="4" w:color="BFC8D4"/>
+              <w:bottom w:val="single" w:sz="4" w:color="BFC8D4"/>
+              <w:right w:val="single" w:sz="4" w:color="BFC8D4"/>
+            </w:tcBorders>
+          </w:tcPr>
+          <w:p>
+            <w:pPr>
+              <w:spacing w:after="0" w:line="259" w:lineRule="auto"/>
+            </w:pPr>
+            <w:r>
+              <w:rPr>
+                <w:rFonts w:ascii="Arial" w:hAnsi="Arial"/>
+                <w:sz w:val="14"/>
+              </w:rPr>
+              <w:t>components/BarraSuperior.jsx</w:t>
+            </w:r>
+          </w:p>
+        </w:tc>
+        <w:tc>
+          <w:tcPr>
+            <w:tcW w:type="dxa" w:w="1699"/>
+            <w:vAlign w:val="center"/>
+            <w:tcBorders>
+              <w:top w:val="single" w:sz="4" w:color="BFC8D4"/>
+              <w:left w:val="single" w:sz="4" w:color="BFC8D4"/>
+              <w:bottom w:val="single" w:sz="4" w:color="BFC8D4"/>
+              <w:right w:val="single" w:sz="4" w:color="BFC8D4"/>
+            </w:tcBorders>
+          </w:tcPr>
+          <w:p>
+            <w:pPr>
+              <w:spacing w:after="0" w:line="259" w:lineRule="auto"/>
+            </w:pPr>
+            <w:r>
+              <w:rPr>
+                <w:rFonts w:ascii="Arial" w:hAnsi="Arial"/>
+                <w:sz w:val="14"/>
+              </w:rPr>
+              <w:t>100%</w:t>
+            </w:r>
+          </w:p>
+        </w:tc>
+        <w:tc>
+          <w:tcPr>
+            <w:tcW w:type="dxa" w:w="1699"/>
+            <w:vAlign w:val="center"/>
+            <w:tcBorders>
+              <w:top w:val="single" w:sz="4" w:color="BFC8D4"/>
+              <w:left w:val="single" w:sz="4" w:color="BFC8D4"/>
+              <w:bottom w:val="single" w:sz="4" w:color="BFC8D4"/>
+              <w:right w:val="single" w:sz="4" w:color="BFC8D4"/>
+            </w:tcBorders>
+          </w:tcPr>
+          <w:p>
+            <w:pPr>
+              <w:spacing w:after="0" w:line="259" w:lineRule="auto"/>
+            </w:pPr>
+            <w:r>
+              <w:rPr>
+                <w:rFonts w:ascii="Arial" w:hAnsi="Arial"/>
+                <w:sz w:val="14"/>
+              </w:rPr>
+              <w:t>100%</w:t>
+            </w:r>
+          </w:p>
+        </w:tc>
+        <w:tc>
+          <w:tcPr>
+            <w:tcW w:type="dxa" w:w="1699"/>
+            <w:vAlign w:val="center"/>
+            <w:tcBorders>
+              <w:top w:val="single" w:sz="4" w:color="BFC8D4"/>
+              <w:left w:val="single" w:sz="4" w:color="BFC8D4"/>
+              <w:bottom w:val="single" w:sz="4" w:color="BFC8D4"/>
+              <w:right w:val="single" w:sz="4" w:color="BFC8D4"/>
+            </w:tcBorders>
+          </w:tcPr>
+          <w:p>
+            <w:pPr>
+              <w:spacing w:after="0" w:line="259" w:lineRule="auto"/>
+            </w:pPr>
+            <w:r>
+              <w:rPr>
+                <w:rFonts w:ascii="Arial" w:hAnsi="Arial"/>
+                <w:sz w:val="14"/>
+              </w:rPr>
+              <w:t>100%</w:t>
+            </w:r>
+          </w:p>
+        </w:tc>
+        <w:tc>
+          <w:tcPr>
+            <w:tcW w:type="dxa" w:w="1699"/>
+            <w:vAlign w:val="center"/>
+            <w:tcBorders>
+              <w:top w:val="single" w:sz="4" w:color="BFC8D4"/>
+              <w:left w:val="single" w:sz="4" w:color="BFC8D4"/>
+              <w:bottom w:val="single" w:sz="4" w:color="BFC8D4"/>
+              <w:right w:val="single" w:sz="4" w:color="BFC8D4"/>
+            </w:tcBorders>
+          </w:tcPr>
+          <w:p>
+            <w:pPr>
+              <w:spacing w:after="0" w:line="259" w:lineRule="auto"/>
+            </w:pPr>
+            <w:r>
+              <w:rPr>
+                <w:rFonts w:ascii="Arial" w:hAnsi="Arial"/>
+                <w:sz w:val="14"/>
+              </w:rPr>
+              <w:t>100%</w:t>
+            </w:r>
+          </w:p>
+        </w:tc>
+      </w:tr>
+      <w:tr>
+        <w:trPr>
+          <w:cantSplit/>
+        </w:trPr>
+        <w:tc>
+          <w:tcPr>
+            <w:tcW w:type="dxa" w:w="3197"/>
+            <w:shd w:fill="F7F9FC"/>
+            <w:vAlign w:val="center"/>
+            <w:tcBorders>
+              <w:top w:val="single" w:sz="4" w:color="BFC8D4"/>
+              <w:left w:val="single" w:sz="4" w:color="BFC8D4"/>
+              <w:bottom w:val="single" w:sz="4" w:color="BFC8D4"/>
+              <w:right w:val="single" w:sz="4" w:color="BFC8D4"/>
+            </w:tcBorders>
+          </w:tcPr>
+          <w:p>
+            <w:pPr>
+              <w:spacing w:after="0" w:line="259" w:lineRule="auto"/>
+            </w:pPr>
+            <w:r>
+              <w:rPr>
+                <w:rFonts w:ascii="Arial" w:hAnsi="Arial"/>
+                <w:sz w:val="14"/>
+              </w:rPr>
+              <w:t>components/DireccionFormulario.jsx</w:t>
+            </w:r>
+          </w:p>
+        </w:tc>
+        <w:tc>
+          <w:tcPr>
+            <w:tcW w:type="dxa" w:w="1699"/>
+            <w:shd w:fill="F7F9FC"/>
+            <w:vAlign w:val="center"/>
+            <w:tcBorders>
+              <w:top w:val="single" w:sz="4" w:color="BFC8D4"/>
+              <w:left w:val="single" w:sz="4" w:color="BFC8D4"/>
+              <w:bottom w:val="single" w:sz="4" w:color="BFC8D4"/>
+              <w:right w:val="single" w:sz="4" w:color="BFC8D4"/>
+            </w:tcBorders>
+          </w:tcPr>
+          <w:p>
+            <w:pPr>
+              <w:spacing w:after="0" w:line="259" w:lineRule="auto"/>
+            </w:pPr>
+            <w:r>
+              <w:rPr>
+                <w:rFonts w:ascii="Arial" w:hAnsi="Arial"/>
+                <w:sz w:val="14"/>
+              </w:rPr>
+              <w:t>100%</w:t>
+            </w:r>
+          </w:p>
+        </w:tc>
+        <w:tc>
+          <w:tcPr>
+            <w:tcW w:type="dxa" w:w="1699"/>
+            <w:shd w:fill="F7F9FC"/>
+            <w:vAlign w:val="center"/>
+            <w:tcBorders>
+              <w:top w:val="single" w:sz="4" w:color="BFC8D4"/>
+              <w:left w:val="single" w:sz="4" w:color="BFC8D4"/>
+              <w:bottom w:val="single" w:sz="4" w:color="BFC8D4"/>
+              <w:right w:val="single" w:sz="4" w:color="BFC8D4"/>
+            </w:tcBorders>
+          </w:tcPr>
+          <w:p>
+            <w:pPr>
+              <w:spacing w:after="0" w:line="259" w:lineRule="auto"/>
+            </w:pPr>
+            <w:r>
+              <w:rPr>
+                <w:rFonts w:ascii="Arial" w:hAnsi="Arial"/>
+                <w:sz w:val="14"/>
+              </w:rPr>
+              <w:t>100%</w:t>
+            </w:r>
+          </w:p>
+        </w:tc>
+        <w:tc>
+          <w:tcPr>
+            <w:tcW w:type="dxa" w:w="1699"/>
+            <w:shd w:fill="F7F9FC"/>
+            <w:vAlign w:val="center"/>
+            <w:tcBorders>
+              <w:top w:val="single" w:sz="4" w:color="BFC8D4"/>
+              <w:left w:val="single" w:sz="4" w:color="BFC8D4"/>
+              <w:bottom w:val="single" w:sz="4" w:color="BFC8D4"/>
+              <w:right w:val="single" w:sz="4" w:color="BFC8D4"/>
+            </w:tcBorders>
+          </w:tcPr>
+          <w:p>
+            <w:pPr>
+              <w:spacing w:after="0" w:line="259" w:lineRule="auto"/>
+            </w:pPr>
+            <w:r>
+              <w:rPr>
+                <w:rFonts w:ascii="Arial" w:hAnsi="Arial"/>
+                <w:sz w:val="14"/>
+              </w:rPr>
+              <w:t>100%</w:t>
+            </w:r>
+          </w:p>
+        </w:tc>
+        <w:tc>
+          <w:tcPr>
+            <w:tcW w:type="dxa" w:w="1699"/>
+            <w:shd w:fill="F7F9FC"/>
+            <w:vAlign w:val="center"/>
+            <w:tcBorders>
+              <w:top w:val="single" w:sz="4" w:color="BFC8D4"/>
+              <w:left w:val="single" w:sz="4" w:color="BFC8D4"/>
+              <w:bottom w:val="single" w:sz="4" w:color="BFC8D4"/>
+              <w:right w:val="single" w:sz="4" w:color="BFC8D4"/>
+            </w:tcBorders>
+          </w:tcPr>
+          <w:p>
+            <w:pPr>
+              <w:spacing w:after="0" w:line="259" w:lineRule="auto"/>
+            </w:pPr>
+            <w:r>
+              <w:rPr>
+                <w:rFonts w:ascii="Arial" w:hAnsi="Arial"/>
+                <w:sz w:val="14"/>
+              </w:rPr>
+              <w:t>100%</w:t>
+            </w:r>
+          </w:p>
+        </w:tc>
+      </w:tr>
+      <w:tr>
+        <w:trPr>
+          <w:cantSplit/>
+        </w:trPr>
+        <w:tc>
+          <w:tcPr>
+            <w:tcW w:type="dxa" w:w="3197"/>
+            <w:vAlign w:val="center"/>
+            <w:tcBorders>
+              <w:top w:val="single" w:sz="4" w:color="BFC8D4"/>
+              <w:left w:val="single" w:sz="4" w:color="BFC8D4"/>
+              <w:bottom w:val="single" w:sz="4" w:color="BFC8D4"/>
+              <w:right w:val="single" w:sz="4" w:color="BFC8D4"/>
+            </w:tcBorders>
+          </w:tcPr>
+          <w:p>
+            <w:pPr>
+              <w:spacing w:after="0" w:line="259" w:lineRule="auto"/>
+            </w:pPr>
+            <w:r>
+              <w:rPr>
+                <w:rFonts w:ascii="Arial" w:hAnsi="Arial"/>
+                <w:sz w:val="14"/>
+              </w:rPr>
+              <w:t>components/Footer.jsx</w:t>
+            </w:r>
+          </w:p>
+        </w:tc>
+        <w:tc>
+          <w:tcPr>
+            <w:tcW w:type="dxa" w:w="1699"/>
+            <w:vAlign w:val="center"/>
+            <w:tcBorders>
+              <w:top w:val="single" w:sz="4" w:color="BFC8D4"/>
+              <w:left w:val="single" w:sz="4" w:color="BFC8D4"/>
+              <w:bottom w:val="single" w:sz="4" w:color="BFC8D4"/>
+              <w:right w:val="single" w:sz="4" w:color="BFC8D4"/>
+            </w:tcBorders>
+          </w:tcPr>
+          <w:p>
+            <w:pPr>
+              <w:spacing w:after="0" w:line="259" w:lineRule="auto"/>
+            </w:pPr>
+            <w:r>
+              <w:rPr>
+                <w:rFonts w:ascii="Arial" w:hAnsi="Arial"/>
+                <w:sz w:val="14"/>
+              </w:rPr>
+              <w:t>100%</w:t>
+            </w:r>
+          </w:p>
+        </w:tc>
+        <w:tc>
+          <w:tcPr>
+            <w:tcW w:type="dxa" w:w="1699"/>
+            <w:vAlign w:val="center"/>
+            <w:tcBorders>
+              <w:top w:val="single" w:sz="4" w:color="BFC8D4"/>
+              <w:left w:val="single" w:sz="4" w:color="BFC8D4"/>
+              <w:bottom w:val="single" w:sz="4" w:color="BFC8D4"/>
+              <w:right w:val="single" w:sz="4" w:color="BFC8D4"/>
+            </w:tcBorders>
+          </w:tcPr>
+          <w:p>
+            <w:pPr>
+              <w:spacing w:after="0" w:line="259" w:lineRule="auto"/>
+            </w:pPr>
+            <w:r>
+              <w:rPr>
+                <w:rFonts w:ascii="Arial" w:hAnsi="Arial"/>
+                <w:sz w:val="14"/>
+              </w:rPr>
+              <w:t>100%</w:t>
+            </w:r>
+          </w:p>
+        </w:tc>
+        <w:tc>
+          <w:tcPr>
+            <w:tcW w:type="dxa" w:w="1699"/>
+            <w:vAlign w:val="center"/>
+            <w:tcBorders>
+              <w:top w:val="single" w:sz="4" w:color="BFC8D4"/>
+              <w:left w:val="single" w:sz="4" w:color="BFC8D4"/>
+              <w:bottom w:val="single" w:sz="4" w:color="BFC8D4"/>
+              <w:right w:val="single" w:sz="4" w:color="BFC8D4"/>
+            </w:tcBorders>
+          </w:tcPr>
+          <w:p>
+            <w:pPr>
+              <w:spacing w:after="0" w:line="259" w:lineRule="auto"/>
+            </w:pPr>
+            <w:r>
+              <w:rPr>
+                <w:rFonts w:ascii="Arial" w:hAnsi="Arial"/>
+                <w:sz w:val="14"/>
+              </w:rPr>
+              <w:t>100%</w:t>
+            </w:r>
+          </w:p>
+        </w:tc>
+        <w:tc>
+          <w:tcPr>
+            <w:tcW w:type="dxa" w:w="1699"/>
+            <w:vAlign w:val="center"/>
+            <w:tcBorders>
+              <w:top w:val="single" w:sz="4" w:color="BFC8D4"/>
+              <w:left w:val="single" w:sz="4" w:color="BFC8D4"/>
+              <w:bottom w:val="single" w:sz="4" w:color="BFC8D4"/>
+              <w:right w:val="single" w:sz="4" w:color="BFC8D4"/>
+            </w:tcBorders>
+          </w:tcPr>
+          <w:p>
+            <w:pPr>
+              <w:spacing w:after="0" w:line="259" w:lineRule="auto"/>
+            </w:pPr>
+            <w:r>
+              <w:rPr>
+                <w:rFonts w:ascii="Arial" w:hAnsi="Arial"/>
+                <w:sz w:val="14"/>
+              </w:rPr>
+              <w:t>100%</w:t>
+            </w:r>
+          </w:p>
+        </w:tc>
+      </w:tr>
+      <w:tr>
+        <w:trPr>
+          <w:cantSplit/>
+        </w:trPr>
+        <w:tc>
+          <w:tcPr>
+            <w:tcW w:type="dxa" w:w="3197"/>
+            <w:shd w:fill="F7F9FC"/>
+            <w:vAlign w:val="center"/>
+            <w:tcBorders>
+              <w:top w:val="single" w:sz="4" w:color="BFC8D4"/>
+              <w:left w:val="single" w:sz="4" w:color="BFC8D4"/>
+              <w:bottom w:val="single" w:sz="4" w:color="BFC8D4"/>
+              <w:right w:val="single" w:sz="4" w:color="BFC8D4"/>
+            </w:tcBorders>
+          </w:tcPr>
+          <w:p>
+            <w:pPr>
+              <w:spacing w:after="0" w:line="259" w:lineRule="auto"/>
+            </w:pPr>
+            <w:r>
+              <w:rPr>
+                <w:rFonts w:ascii="Arial" w:hAnsi="Arial"/>
+                <w:sz w:val="14"/>
+              </w:rPr>
+              <w:t>components/ProductCard.jsx</w:t>
+            </w:r>
+          </w:p>
+        </w:tc>
+        <w:tc>
+          <w:tcPr>
+            <w:tcW w:type="dxa" w:w="1699"/>
+            <w:shd w:fill="F7F9FC"/>
+            <w:vAlign w:val="center"/>
+            <w:tcBorders>
+              <w:top w:val="single" w:sz="4" w:color="BFC8D4"/>
+              <w:left w:val="single" w:sz="4" w:color="BFC8D4"/>
+              <w:bottom w:val="single" w:sz="4" w:color="BFC8D4"/>
+              <w:right w:val="single" w:sz="4" w:color="BFC8D4"/>
+            </w:tcBorders>
+          </w:tcPr>
+          <w:p>
+            <w:pPr>
+              <w:spacing w:after="0" w:line="259" w:lineRule="auto"/>
+            </w:pPr>
+            <w:r>
+              <w:rPr>
+                <w:rFonts w:ascii="Arial" w:hAnsi="Arial"/>
+                <w:sz w:val="14"/>
+              </w:rPr>
+              <w:t>83,33%</w:t>
+            </w:r>
+          </w:p>
+        </w:tc>
+        <w:tc>
+          <w:tcPr>
+            <w:tcW w:type="dxa" w:w="1699"/>
+            <w:shd w:fill="F7F9FC"/>
+            <w:vAlign w:val="center"/>
+            <w:tcBorders>
+              <w:top w:val="single" w:sz="4" w:color="BFC8D4"/>
+              <w:left w:val="single" w:sz="4" w:color="BFC8D4"/>
+              <w:bottom w:val="single" w:sz="4" w:color="BFC8D4"/>
+              <w:right w:val="single" w:sz="4" w:color="BFC8D4"/>
+            </w:tcBorders>
+          </w:tcPr>
+          <w:p>
+            <w:pPr>
+              <w:spacing w:after="0" w:line="259" w:lineRule="auto"/>
+            </w:pPr>
+            <w:r>
+              <w:rPr>
+                <w:rFonts w:ascii="Arial" w:hAnsi="Arial"/>
+                <w:sz w:val="14"/>
+              </w:rPr>
+              <w:t>50%</w:t>
+            </w:r>
+          </w:p>
+        </w:tc>
+        <w:tc>
+          <w:tcPr>
+            <w:tcW w:type="dxa" w:w="1699"/>
+            <w:shd w:fill="F7F9FC"/>
+            <w:vAlign w:val="center"/>
+            <w:tcBorders>
+              <w:top w:val="single" w:sz="4" w:color="BFC8D4"/>
+              <w:left w:val="single" w:sz="4" w:color="BFC8D4"/>
+              <w:bottom w:val="single" w:sz="4" w:color="BFC8D4"/>
+              <w:right w:val="single" w:sz="4" w:color="BFC8D4"/>
+            </w:tcBorders>
+          </w:tcPr>
+          <w:p>
+            <w:pPr>
+              <w:spacing w:after="0" w:line="259" w:lineRule="auto"/>
+            </w:pPr>
+            <w:r>
+              <w:rPr>
+                <w:rFonts w:ascii="Arial" w:hAnsi="Arial"/>
+                <w:sz w:val="14"/>
+              </w:rPr>
+              <w:t>50%</w:t>
+            </w:r>
+          </w:p>
+        </w:tc>
+        <w:tc>
+          <w:tcPr>
+            <w:tcW w:type="dxa" w:w="1699"/>
+            <w:shd w:fill="F7F9FC"/>
+            <w:vAlign w:val="center"/>
+            <w:tcBorders>
+              <w:top w:val="single" w:sz="4" w:color="BFC8D4"/>
+              <w:left w:val="single" w:sz="4" w:color="BFC8D4"/>
+              <w:bottom w:val="single" w:sz="4" w:color="BFC8D4"/>
+              <w:right w:val="single" w:sz="4" w:color="BFC8D4"/>
+            </w:tcBorders>
+          </w:tcPr>
+          <w:p>
+            <w:pPr>
+              <w:spacing w:after="0" w:line="259" w:lineRule="auto"/>
+            </w:pPr>
+            <w:r>
+              <w:rPr>
+                <w:rFonts w:ascii="Arial" w:hAnsi="Arial"/>
+                <w:sz w:val="14"/>
+              </w:rPr>
+              <w:t>83,33%</w:t>
+            </w:r>
+          </w:p>
+        </w:tc>
+      </w:tr>
+      <w:tr>
+        <w:trPr>
+          <w:cantSplit/>
+        </w:trPr>
+        <w:tc>
+          <w:tcPr>
+            <w:tcW w:type="dxa" w:w="3197"/>
+            <w:vAlign w:val="center"/>
+            <w:tcBorders>
+              <w:top w:val="single" w:sz="4" w:color="BFC8D4"/>
+              <w:left w:val="single" w:sz="4" w:color="BFC8D4"/>
+              <w:bottom w:val="single" w:sz="4" w:color="BFC8D4"/>
+              <w:right w:val="single" w:sz="4" w:color="BFC8D4"/>
+            </w:tcBorders>
+          </w:tcPr>
+          <w:p>
+            <w:pPr>
+              <w:spacing w:after="0" w:line="259" w:lineRule="auto"/>
+            </w:pPr>
+            <w:r>
+              <w:rPr>
+                <w:rFonts w:ascii="Arial" w:hAnsi="Arial"/>
+                <w:sz w:val="14"/>
+              </w:rPr>
+              <w:t>components/ProductList.jsx</w:t>
+            </w:r>
+          </w:p>
+        </w:tc>
+        <w:tc>
+          <w:tcPr>
+            <w:tcW w:type="dxa" w:w="1699"/>
+            <w:vAlign w:val="center"/>
+            <w:tcBorders>
+              <w:top w:val="single" w:sz="4" w:color="BFC8D4"/>
+              <w:left w:val="single" w:sz="4" w:color="BFC8D4"/>
+              <w:bottom w:val="single" w:sz="4" w:color="BFC8D4"/>
+              <w:right w:val="single" w:sz="4" w:color="BFC8D4"/>
+            </w:tcBorders>
+          </w:tcPr>
+          <w:p>
+            <w:pPr>
+              <w:spacing w:after="0" w:line="259" w:lineRule="auto"/>
+            </w:pPr>
+            <w:r>
+              <w:rPr>
+                <w:rFonts w:ascii="Arial" w:hAnsi="Arial"/>
+                <w:sz w:val="14"/>
+              </w:rPr>
+              <w:t>100%</w:t>
+            </w:r>
+          </w:p>
+        </w:tc>
+        <w:tc>
+          <w:tcPr>
+            <w:tcW w:type="dxa" w:w="1699"/>
+            <w:vAlign w:val="center"/>
+            <w:tcBorders>
+              <w:top w:val="single" w:sz="4" w:color="BFC8D4"/>
+              <w:left w:val="single" w:sz="4" w:color="BFC8D4"/>
+              <w:bottom w:val="single" w:sz="4" w:color="BFC8D4"/>
+              <w:right w:val="single" w:sz="4" w:color="BFC8D4"/>
+            </w:tcBorders>
+          </w:tcPr>
+          <w:p>
+            <w:pPr>
+              <w:spacing w:after="0" w:line="259" w:lineRule="auto"/>
+            </w:pPr>
+            <w:r>
+              <w:rPr>
+                <w:rFonts w:ascii="Arial" w:hAnsi="Arial"/>
+                <w:sz w:val="14"/>
+              </w:rPr>
+              <w:t>86,66%</w:t>
+            </w:r>
+          </w:p>
+        </w:tc>
+        <w:tc>
+          <w:tcPr>
+            <w:tcW w:type="dxa" w:w="1699"/>
+            <w:vAlign w:val="center"/>
+            <w:tcBorders>
+              <w:top w:val="single" w:sz="4" w:color="BFC8D4"/>
+              <w:left w:val="single" w:sz="4" w:color="BFC8D4"/>
+              <w:bottom w:val="single" w:sz="4" w:color="BFC8D4"/>
+              <w:right w:val="single" w:sz="4" w:color="BFC8D4"/>
+            </w:tcBorders>
+          </w:tcPr>
+          <w:p>
+            <w:pPr>
+              <w:spacing w:after="0" w:line="259" w:lineRule="auto"/>
+            </w:pPr>
+            <w:r>
+              <w:rPr>
+                <w:rFonts w:ascii="Arial" w:hAnsi="Arial"/>
+                <w:sz w:val="14"/>
+              </w:rPr>
+              <w:t>100%</w:t>
+            </w:r>
+          </w:p>
+        </w:tc>
+        <w:tc>
+          <w:tcPr>
+            <w:tcW w:type="dxa" w:w="1699"/>
+            <w:vAlign w:val="center"/>
+            <w:tcBorders>
+              <w:top w:val="single" w:sz="4" w:color="BFC8D4"/>
+              <w:left w:val="single" w:sz="4" w:color="BFC8D4"/>
+              <w:bottom w:val="single" w:sz="4" w:color="BFC8D4"/>
+              <w:right w:val="single" w:sz="4" w:color="BFC8D4"/>
+            </w:tcBorders>
+          </w:tcPr>
+          <w:p>
+            <w:pPr>
+              <w:spacing w:after="0" w:line="259" w:lineRule="auto"/>
+            </w:pPr>
+            <w:r>
+              <w:rPr>
+                <w:rFonts w:ascii="Arial" w:hAnsi="Arial"/>
+                <w:sz w:val="14"/>
+              </w:rPr>
+              <w:t>100%</w:t>
+            </w:r>
+          </w:p>
+        </w:tc>
+      </w:tr>
+      <w:tr>
+        <w:trPr>
+          <w:cantSplit/>
+        </w:trPr>
+        <w:tc>
+          <w:tcPr>
+            <w:tcW w:type="dxa" w:w="3197"/>
+            <w:shd w:fill="F7F9FC"/>
+            <w:vAlign w:val="center"/>
+            <w:tcBorders>
+              <w:top w:val="single" w:sz="4" w:color="BFC8D4"/>
+              <w:left w:val="single" w:sz="4" w:color="BFC8D4"/>
+              <w:bottom w:val="single" w:sz="4" w:color="BFC8D4"/>
+              <w:right w:val="single" w:sz="4" w:color="BFC8D4"/>
+            </w:tcBorders>
+          </w:tcPr>
+          <w:p>
+            <w:pPr>
+              <w:spacing w:after="0" w:line="259" w:lineRule="auto"/>
+            </w:pPr>
+            <w:r>
+              <w:rPr>
+                <w:rFonts w:ascii="Arial" w:hAnsi="Arial"/>
+                <w:sz w:val="14"/>
+              </w:rPr>
+              <w:t>pages/Contacto.jsx</w:t>
+            </w:r>
+          </w:p>
+        </w:tc>
+        <w:tc>
+          <w:tcPr>
+            <w:tcW w:type="dxa" w:w="1699"/>
+            <w:shd w:fill="F7F9FC"/>
+            <w:vAlign w:val="center"/>
+            <w:tcBorders>
+              <w:top w:val="single" w:sz="4" w:color="BFC8D4"/>
+              <w:left w:val="single" w:sz="4" w:color="BFC8D4"/>
+              <w:bottom w:val="single" w:sz="4" w:color="BFC8D4"/>
+              <w:right w:val="single" w:sz="4" w:color="BFC8D4"/>
+            </w:tcBorders>
+          </w:tcPr>
+          <w:p>
+            <w:pPr>
+              <w:spacing w:after="0" w:line="259" w:lineRule="auto"/>
+            </w:pPr>
+            <w:r>
+              <w:rPr>
+                <w:rFonts w:ascii="Arial" w:hAnsi="Arial"/>
+                <w:sz w:val="14"/>
+              </w:rPr>
+              <w:t>93,10%</w:t>
+            </w:r>
+          </w:p>
+        </w:tc>
+        <w:tc>
+          <w:tcPr>
+            <w:tcW w:type="dxa" w:w="1699"/>
+            <w:shd w:fill="F7F9FC"/>
+            <w:vAlign w:val="center"/>
+            <w:tcBorders>
+              <w:top w:val="single" w:sz="4" w:color="BFC8D4"/>
+              <w:left w:val="single" w:sz="4" w:color="BFC8D4"/>
+              <w:bottom w:val="single" w:sz="4" w:color="BFC8D4"/>
+              <w:right w:val="single" w:sz="4" w:color="BFC8D4"/>
+            </w:tcBorders>
+          </w:tcPr>
+          <w:p>
+            <w:pPr>
+              <w:spacing w:after="0" w:line="259" w:lineRule="auto"/>
+            </w:pPr>
+            <w:r>
+              <w:rPr>
+                <w:rFonts w:ascii="Arial" w:hAnsi="Arial"/>
+                <w:sz w:val="14"/>
+              </w:rPr>
+              <w:t>90%</w:t>
+            </w:r>
+          </w:p>
+        </w:tc>
+        <w:tc>
+          <w:tcPr>
+            <w:tcW w:type="dxa" w:w="1699"/>
+            <w:shd w:fill="F7F9FC"/>
+            <w:vAlign w:val="center"/>
+            <w:tcBorders>
+              <w:top w:val="single" w:sz="4" w:color="BFC8D4"/>
+              <w:left w:val="single" w:sz="4" w:color="BFC8D4"/>
+              <w:bottom w:val="single" w:sz="4" w:color="BFC8D4"/>
+              <w:right w:val="single" w:sz="4" w:color="BFC8D4"/>
+            </w:tcBorders>
+          </w:tcPr>
+          <w:p>
+            <w:pPr>
+              <w:spacing w:after="0" w:line="259" w:lineRule="auto"/>
+            </w:pPr>
+            <w:r>
+              <w:rPr>
+                <w:rFonts w:ascii="Arial" w:hAnsi="Arial"/>
+                <w:sz w:val="14"/>
+              </w:rPr>
+              <w:t>100%</w:t>
+            </w:r>
+          </w:p>
+        </w:tc>
+        <w:tc>
+          <w:tcPr>
+            <w:tcW w:type="dxa" w:w="1699"/>
+            <w:shd w:fill="F7F9FC"/>
+            <w:vAlign w:val="center"/>
+            <w:tcBorders>
+              <w:top w:val="single" w:sz="4" w:color="BFC8D4"/>
+              <w:left w:val="single" w:sz="4" w:color="BFC8D4"/>
+              <w:bottom w:val="single" w:sz="4" w:color="BFC8D4"/>
+              <w:right w:val="single" w:sz="4" w:color="BFC8D4"/>
+            </w:tcBorders>
+          </w:tcPr>
+          <w:p>
+            <w:pPr>
+              <w:spacing w:after="0" w:line="259" w:lineRule="auto"/>
+            </w:pPr>
+            <w:r>
+              <w:rPr>
+                <w:rFonts w:ascii="Arial" w:hAnsi="Arial"/>
+                <w:sz w:val="14"/>
+              </w:rPr>
+              <w:t>92,85%</w:t>
+            </w:r>
+          </w:p>
+        </w:tc>
+      </w:tr>
+      <w:tr>
+        <w:trPr>
+          <w:cantSplit/>
+        </w:trPr>
+        <w:tc>
+          <w:tcPr>
+            <w:tcW w:type="dxa" w:w="3197"/>
+            <w:vAlign w:val="center"/>
+            <w:tcBorders>
+              <w:top w:val="single" w:sz="4" w:color="BFC8D4"/>
+              <w:left w:val="single" w:sz="4" w:color="BFC8D4"/>
+              <w:bottom w:val="single" w:sz="4" w:color="BFC8D4"/>
+              <w:right w:val="single" w:sz="4" w:color="BFC8D4"/>
+            </w:tcBorders>
+          </w:tcPr>
+          <w:p>
+            <w:pPr>
+              <w:spacing w:after="0" w:line="259" w:lineRule="auto"/>
+            </w:pPr>
+            <w:r>
+              <w:rPr>
+                <w:rFonts w:ascii="Arial" w:hAnsi="Arial"/>
+                <w:sz w:val="14"/>
+              </w:rPr>
+              <w:t>pages/DetalleProducto.jsx</w:t>
+            </w:r>
+          </w:p>
+        </w:tc>
+        <w:tc>
+          <w:tcPr>
+            <w:tcW w:type="dxa" w:w="1699"/>
+            <w:vAlign w:val="center"/>
+            <w:tcBorders>
+              <w:top w:val="single" w:sz="4" w:color="BFC8D4"/>
+              <w:left w:val="single" w:sz="4" w:color="BFC8D4"/>
+              <w:bottom w:val="single" w:sz="4" w:color="BFC8D4"/>
+              <w:right w:val="single" w:sz="4" w:color="BFC8D4"/>
+            </w:tcBorders>
+          </w:tcPr>
+          <w:p>
+            <w:pPr>
+              <w:spacing w:after="0" w:line="259" w:lineRule="auto"/>
+            </w:pPr>
+            <w:r>
+              <w:rPr>
+                <w:rFonts w:ascii="Arial" w:hAnsi="Arial"/>
+                <w:sz w:val="14"/>
+              </w:rPr>
+              <w:t>100%</w:t>
+            </w:r>
+          </w:p>
+        </w:tc>
+        <w:tc>
+          <w:tcPr>
+            <w:tcW w:type="dxa" w:w="1699"/>
+            <w:vAlign w:val="center"/>
+            <w:tcBorders>
+              <w:top w:val="single" w:sz="4" w:color="BFC8D4"/>
+              <w:left w:val="single" w:sz="4" w:color="BFC8D4"/>
+              <w:bottom w:val="single" w:sz="4" w:color="BFC8D4"/>
+              <w:right w:val="single" w:sz="4" w:color="BFC8D4"/>
+            </w:tcBorders>
+          </w:tcPr>
+          <w:p>
+            <w:pPr>
+              <w:spacing w:after="0" w:line="259" w:lineRule="auto"/>
+            </w:pPr>
+            <w:r>
+              <w:rPr>
+                <w:rFonts w:ascii="Arial" w:hAnsi="Arial"/>
+                <w:sz w:val="14"/>
+              </w:rPr>
+              <w:t>83,33%</w:t>
+            </w:r>
+          </w:p>
+        </w:tc>
+        <w:tc>
+          <w:tcPr>
+            <w:tcW w:type="dxa" w:w="1699"/>
+            <w:vAlign w:val="center"/>
+            <w:tcBorders>
+              <w:top w:val="single" w:sz="4" w:color="BFC8D4"/>
+              <w:left w:val="single" w:sz="4" w:color="BFC8D4"/>
+              <w:bottom w:val="single" w:sz="4" w:color="BFC8D4"/>
+              <w:right w:val="single" w:sz="4" w:color="BFC8D4"/>
+            </w:tcBorders>
+          </w:tcPr>
+          <w:p>
+            <w:pPr>
+              <w:spacing w:after="0" w:line="259" w:lineRule="auto"/>
+            </w:pPr>
+            <w:r>
+              <w:rPr>
+                <w:rFonts w:ascii="Arial" w:hAnsi="Arial"/>
+                <w:sz w:val="14"/>
+              </w:rPr>
+              <w:t>100%</w:t>
+            </w:r>
+          </w:p>
+        </w:tc>
+        <w:tc>
+          <w:tcPr>
+            <w:tcW w:type="dxa" w:w="1699"/>
+            <w:vAlign w:val="center"/>
+            <w:tcBorders>
+              <w:top w:val="single" w:sz="4" w:color="BFC8D4"/>
+              <w:left w:val="single" w:sz="4" w:color="BFC8D4"/>
+              <w:bottom w:val="single" w:sz="4" w:color="BFC8D4"/>
+              <w:right w:val="single" w:sz="4" w:color="BFC8D4"/>
+            </w:tcBorders>
+          </w:tcPr>
+          <w:p>
+            <w:pPr>
+              <w:spacing w:after="0" w:line="259" w:lineRule="auto"/>
+            </w:pPr>
+            <w:r>
+              <w:rPr>
+                <w:rFonts w:ascii="Arial" w:hAnsi="Arial"/>
+                <w:sz w:val="14"/>
+              </w:rPr>
+              <w:t>100%</w:t>
+            </w:r>
+          </w:p>
+        </w:tc>
+      </w:tr>
+      <w:tr>
+        <w:trPr>
+          <w:cantSplit/>
+        </w:trPr>
+        <w:tc>
+          <w:tcPr>
+            <w:tcW w:type="dxa" w:w="3197"/>
+            <w:shd w:fill="F7F9FC"/>
+            <w:vAlign w:val="center"/>
+            <w:tcBorders>
+              <w:top w:val="single" w:sz="4" w:color="BFC8D4"/>
+              <w:left w:val="single" w:sz="4" w:color="BFC8D4"/>
+              <w:bottom w:val="single" w:sz="4" w:color="BFC8D4"/>
+              <w:right w:val="single" w:sz="4" w:color="BFC8D4"/>
+            </w:tcBorders>
+          </w:tcPr>
+          <w:p>
+            <w:pPr>
+              <w:spacing w:after="0" w:line="259" w:lineRule="auto"/>
+            </w:pPr>
+            <w:r>
+              <w:rPr>
+                <w:rFonts w:ascii="Arial" w:hAnsi="Arial"/>
+                <w:sz w:val="14"/>
+              </w:rPr>
+              <w:t>pages/MisPedidos.jsx</w:t>
+            </w:r>
+          </w:p>
+        </w:tc>
+        <w:tc>
+          <w:tcPr>
+            <w:tcW w:type="dxa" w:w="1699"/>
+            <w:shd w:fill="F7F9FC"/>
+            <w:vAlign w:val="center"/>
+            <w:tcBorders>
+              <w:top w:val="single" w:sz="4" w:color="BFC8D4"/>
+              <w:left w:val="single" w:sz="4" w:color="BFC8D4"/>
+              <w:bottom w:val="single" w:sz="4" w:color="BFC8D4"/>
+              <w:right w:val="single" w:sz="4" w:color="BFC8D4"/>
+            </w:tcBorders>
+          </w:tcPr>
+          <w:p>
+            <w:pPr>
+              <w:spacing w:after="0" w:line="259" w:lineRule="auto"/>
+            </w:pPr>
+            <w:r>
+              <w:rPr>
+                <w:rFonts w:ascii="Arial" w:hAnsi="Arial"/>
+                <w:sz w:val="14"/>
+              </w:rPr>
+              <w:t>100%</w:t>
+            </w:r>
+          </w:p>
+        </w:tc>
+        <w:tc>
+          <w:tcPr>
+            <w:tcW w:type="dxa" w:w="1699"/>
+            <w:shd w:fill="F7F9FC"/>
+            <w:vAlign w:val="center"/>
+            <w:tcBorders>
+              <w:top w:val="single" w:sz="4" w:color="BFC8D4"/>
+              <w:left w:val="single" w:sz="4" w:color="BFC8D4"/>
+              <w:bottom w:val="single" w:sz="4" w:color="BFC8D4"/>
+              <w:right w:val="single" w:sz="4" w:color="BFC8D4"/>
+            </w:tcBorders>
+          </w:tcPr>
+          <w:p>
+            <w:pPr>
+              <w:spacing w:after="0" w:line="259" w:lineRule="auto"/>
+            </w:pPr>
+            <w:r>
+              <w:rPr>
+                <w:rFonts w:ascii="Arial" w:hAnsi="Arial"/>
+                <w:sz w:val="14"/>
+              </w:rPr>
+              <w:t>72,72%</w:t>
+            </w:r>
+          </w:p>
+        </w:tc>
+        <w:tc>
+          <w:tcPr>
+            <w:tcW w:type="dxa" w:w="1699"/>
+            <w:shd w:fill="F7F9FC"/>
+            <w:vAlign w:val="center"/>
+            <w:tcBorders>
+              <w:top w:val="single" w:sz="4" w:color="BFC8D4"/>
+              <w:left w:val="single" w:sz="4" w:color="BFC8D4"/>
+              <w:bottom w:val="single" w:sz="4" w:color="BFC8D4"/>
+              <w:right w:val="single" w:sz="4" w:color="BFC8D4"/>
+            </w:tcBorders>
+          </w:tcPr>
+          <w:p>
+            <w:pPr>
+              <w:spacing w:after="0" w:line="259" w:lineRule="auto"/>
+            </w:pPr>
+            <w:r>
+              <w:rPr>
+                <w:rFonts w:ascii="Arial" w:hAnsi="Arial"/>
+                <w:sz w:val="14"/>
+              </w:rPr>
+              <w:t>100%</w:t>
+            </w:r>
+          </w:p>
+        </w:tc>
+        <w:tc>
+          <w:tcPr>
+            <w:tcW w:type="dxa" w:w="1699"/>
+            <w:shd w:fill="F7F9FC"/>
+            <w:vAlign w:val="center"/>
+            <w:tcBorders>
+              <w:top w:val="single" w:sz="4" w:color="BFC8D4"/>
+              <w:left w:val="single" w:sz="4" w:color="BFC8D4"/>
+              <w:bottom w:val="single" w:sz="4" w:color="BFC8D4"/>
+              <w:right w:val="single" w:sz="4" w:color="BFC8D4"/>
+            </w:tcBorders>
+          </w:tcPr>
+          <w:p>
+            <w:pPr>
+              <w:spacing w:after="0" w:line="259" w:lineRule="auto"/>
+            </w:pPr>
+            <w:r>
+              <w:rPr>
+                <w:rFonts w:ascii="Arial" w:hAnsi="Arial"/>
+                <w:sz w:val="14"/>
+              </w:rPr>
+              <w:t>100%</w:t>
+            </w:r>
+          </w:p>
+        </w:tc>
+      </w:tr>
+      <w:tr>
+        <w:trPr>
+          <w:cantSplit/>
+        </w:trPr>
+        <w:tc>
+          <w:tcPr>
+            <w:tcW w:type="dxa" w:w="3197"/>
+            <w:vAlign w:val="center"/>
+            <w:tcBorders>
+              <w:top w:val="single" w:sz="4" w:color="BFC8D4"/>
+              <w:left w:val="single" w:sz="4" w:color="BFC8D4"/>
+              <w:bottom w:val="single" w:sz="4" w:color="BFC8D4"/>
+              <w:right w:val="single" w:sz="4" w:color="BFC8D4"/>
+            </w:tcBorders>
+          </w:tcPr>
+          <w:p>
+            <w:pPr>
+              <w:spacing w:after="0" w:line="259" w:lineRule="auto"/>
+            </w:pPr>
+            <w:r>
+              <w:rPr>
+                <w:rFonts w:ascii="Arial" w:hAnsi="Arial"/>
+                <w:sz w:val="14"/>
+              </w:rPr>
+              <w:t>pages/PanelRepartidor.jsx</w:t>
+            </w:r>
+          </w:p>
+        </w:tc>
+        <w:tc>
+          <w:tcPr>
+            <w:tcW w:type="dxa" w:w="1699"/>
+            <w:vAlign w:val="center"/>
+            <w:tcBorders>
+              <w:top w:val="single" w:sz="4" w:color="BFC8D4"/>
+              <w:left w:val="single" w:sz="4" w:color="BFC8D4"/>
+              <w:bottom w:val="single" w:sz="4" w:color="BFC8D4"/>
+              <w:right w:val="single" w:sz="4" w:color="BFC8D4"/>
+            </w:tcBorders>
+          </w:tcPr>
+          <w:p>
+            <w:pPr>
+              <w:spacing w:after="0" w:line="259" w:lineRule="auto"/>
+            </w:pPr>
+            <w:r>
+              <w:rPr>
+                <w:rFonts w:ascii="Arial" w:hAnsi="Arial"/>
+                <w:sz w:val="14"/>
+              </w:rPr>
+              <w:t>90,47%</w:t>
+            </w:r>
+          </w:p>
+        </w:tc>
+        <w:tc>
+          <w:tcPr>
+            <w:tcW w:type="dxa" w:w="1699"/>
+            <w:vAlign w:val="center"/>
+            <w:tcBorders>
+              <w:top w:val="single" w:sz="4" w:color="BFC8D4"/>
+              <w:left w:val="single" w:sz="4" w:color="BFC8D4"/>
+              <w:bottom w:val="single" w:sz="4" w:color="BFC8D4"/>
+              <w:right w:val="single" w:sz="4" w:color="BFC8D4"/>
+            </w:tcBorders>
+          </w:tcPr>
+          <w:p>
+            <w:pPr>
+              <w:spacing w:after="0" w:line="259" w:lineRule="auto"/>
+            </w:pPr>
+            <w:r>
+              <w:rPr>
+                <w:rFonts w:ascii="Arial" w:hAnsi="Arial"/>
+                <w:sz w:val="14"/>
+              </w:rPr>
+              <w:t>58,82%</w:t>
+            </w:r>
+          </w:p>
+        </w:tc>
+        <w:tc>
+          <w:tcPr>
+            <w:tcW w:type="dxa" w:w="1699"/>
+            <w:vAlign w:val="center"/>
+            <w:tcBorders>
+              <w:top w:val="single" w:sz="4" w:color="BFC8D4"/>
+              <w:left w:val="single" w:sz="4" w:color="BFC8D4"/>
+              <w:bottom w:val="single" w:sz="4" w:color="BFC8D4"/>
+              <w:right w:val="single" w:sz="4" w:color="BFC8D4"/>
+            </w:tcBorders>
+          </w:tcPr>
+          <w:p>
+            <w:pPr>
+              <w:spacing w:after="0" w:line="259" w:lineRule="auto"/>
+            </w:pPr>
+            <w:r>
+              <w:rPr>
+                <w:rFonts w:ascii="Arial" w:hAnsi="Arial"/>
+                <w:sz w:val="14"/>
+              </w:rPr>
+              <w:t>87,50%</w:t>
+            </w:r>
+          </w:p>
+        </w:tc>
+        <w:tc>
+          <w:tcPr>
+            <w:tcW w:type="dxa" w:w="1699"/>
+            <w:vAlign w:val="center"/>
+            <w:tcBorders>
+              <w:top w:val="single" w:sz="4" w:color="BFC8D4"/>
+              <w:left w:val="single" w:sz="4" w:color="BFC8D4"/>
+              <w:bottom w:val="single" w:sz="4" w:color="BFC8D4"/>
+              <w:right w:val="single" w:sz="4" w:color="BFC8D4"/>
+            </w:tcBorders>
+          </w:tcPr>
+          <w:p>
+            <w:pPr>
+              <w:spacing w:after="0" w:line="259" w:lineRule="auto"/>
+            </w:pPr>
+            <w:r>
+              <w:rPr>
+                <w:rFonts w:ascii="Arial" w:hAnsi="Arial"/>
+                <w:sz w:val="14"/>
+              </w:rPr>
+              <w:t>95%</w:t>
+            </w:r>
+          </w:p>
+        </w:tc>
+      </w:tr>
+      <w:tr>
+        <w:trPr>
+          <w:cantSplit/>
+        </w:trPr>
+        <w:tc>
+          <w:tcPr>
+            <w:tcW w:type="dxa" w:w="3197"/>
+            <w:shd w:fill="F7F9FC"/>
+            <w:vAlign w:val="center"/>
+            <w:tcBorders>
+              <w:top w:val="single" w:sz="4" w:color="BFC8D4"/>
+              <w:left w:val="single" w:sz="4" w:color="BFC8D4"/>
+              <w:bottom w:val="single" w:sz="4" w:color="BFC8D4"/>
+              <w:right w:val="single" w:sz="4" w:color="BFC8D4"/>
+            </w:tcBorders>
+          </w:tcPr>
+          <w:p>
+            <w:pPr>
+              <w:spacing w:after="0" w:line="259" w:lineRule="auto"/>
+            </w:pPr>
+            <w:r>
+              <w:rPr>
+                <w:rFonts w:ascii="Arial" w:hAnsi="Arial"/>
+                <w:sz w:val="14"/>
+              </w:rPr>
+              <w:t>pages/Registro.jsx</w:t>
+            </w:r>
+          </w:p>
+        </w:tc>
+        <w:tc>
+          <w:tcPr>
+            <w:tcW w:type="dxa" w:w="1699"/>
+            <w:shd w:fill="F7F9FC"/>
+            <w:vAlign w:val="center"/>
+            <w:tcBorders>
+              <w:top w:val="single" w:sz="4" w:color="BFC8D4"/>
+              <w:left w:val="single" w:sz="4" w:color="BFC8D4"/>
+              <w:bottom w:val="single" w:sz="4" w:color="BFC8D4"/>
+              <w:right w:val="single" w:sz="4" w:color="BFC8D4"/>
+            </w:tcBorders>
+          </w:tcPr>
+          <w:p>
+            <w:pPr>
+              <w:spacing w:after="0" w:line="259" w:lineRule="auto"/>
+            </w:pPr>
+            <w:r>
+              <w:rPr>
+                <w:rFonts w:ascii="Arial" w:hAnsi="Arial"/>
+                <w:sz w:val="14"/>
+              </w:rPr>
+              <w:t>72,22%</w:t>
+            </w:r>
+          </w:p>
+        </w:tc>
+        <w:tc>
+          <w:tcPr>
+            <w:tcW w:type="dxa" w:w="1699"/>
+            <w:shd w:fill="F7F9FC"/>
+            <w:vAlign w:val="center"/>
+            <w:tcBorders>
+              <w:top w:val="single" w:sz="4" w:color="BFC8D4"/>
+              <w:left w:val="single" w:sz="4" w:color="BFC8D4"/>
+              <w:bottom w:val="single" w:sz="4" w:color="BFC8D4"/>
+              <w:right w:val="single" w:sz="4" w:color="BFC8D4"/>
+            </w:tcBorders>
+          </w:tcPr>
+          <w:p>
+            <w:pPr>
+              <w:spacing w:after="0" w:line="259" w:lineRule="auto"/>
+            </w:pPr>
+            <w:r>
+              <w:rPr>
+                <w:rFonts w:ascii="Arial" w:hAnsi="Arial"/>
+                <w:sz w:val="14"/>
+              </w:rPr>
+              <w:t>79,41%</w:t>
+            </w:r>
+          </w:p>
+        </w:tc>
+        <w:tc>
+          <w:tcPr>
+            <w:tcW w:type="dxa" w:w="1699"/>
+            <w:shd w:fill="F7F9FC"/>
+            <w:vAlign w:val="center"/>
+            <w:tcBorders>
+              <w:top w:val="single" w:sz="4" w:color="BFC8D4"/>
+              <w:left w:val="single" w:sz="4" w:color="BFC8D4"/>
+              <w:bottom w:val="single" w:sz="4" w:color="BFC8D4"/>
+              <w:right w:val="single" w:sz="4" w:color="BFC8D4"/>
+            </w:tcBorders>
+          </w:tcPr>
+          <w:p>
+            <w:pPr>
+              <w:spacing w:after="0" w:line="259" w:lineRule="auto"/>
+            </w:pPr>
+            <w:r>
+              <w:rPr>
+                <w:rFonts w:ascii="Arial" w:hAnsi="Arial"/>
+                <w:sz w:val="14"/>
+              </w:rPr>
+              <w:t>100%</w:t>
+            </w:r>
+          </w:p>
+        </w:tc>
+        <w:tc>
+          <w:tcPr>
+            <w:tcW w:type="dxa" w:w="1699"/>
+            <w:shd w:fill="F7F9FC"/>
+            <w:vAlign w:val="center"/>
+            <w:tcBorders>
+              <w:top w:val="single" w:sz="4" w:color="BFC8D4"/>
+              <w:left w:val="single" w:sz="4" w:color="BFC8D4"/>
+              <w:bottom w:val="single" w:sz="4" w:color="BFC8D4"/>
+              <w:right w:val="single" w:sz="4" w:color="BFC8D4"/>
+            </w:tcBorders>
+          </w:tcPr>
+          <w:p>
+            <w:pPr>
+              <w:spacing w:after="0" w:line="259" w:lineRule="auto"/>
+            </w:pPr>
+            <w:r>
+              <w:rPr>
+                <w:rFonts w:ascii="Arial" w:hAnsi="Arial"/>
+                <w:sz w:val="14"/>
+              </w:rPr>
+              <w:t>71,69%</w:t>
+            </w:r>
+          </w:p>
+        </w:tc>
+      </w:tr>
+      <w:tr>
+        <w:trPr>
+          <w:cantSplit/>
+        </w:trPr>
+        <w:tc>
+          <w:tcPr>
+            <w:tcW w:type="dxa" w:w="3197"/>
+            <w:vAlign w:val="center"/>
+            <w:tcBorders>
+              <w:top w:val="single" w:sz="4" w:color="BFC8D4"/>
+              <w:left w:val="single" w:sz="4" w:color="BFC8D4"/>
+              <w:bottom w:val="single" w:sz="4" w:color="BFC8D4"/>
+              <w:right w:val="single" w:sz="4" w:color="BFC8D4"/>
+            </w:tcBorders>
+          </w:tcPr>
+          <w:p>
+            <w:pPr>
+              <w:spacing w:after="0" w:line="259" w:lineRule="auto"/>
+            </w:pPr>
+            <w:r>
+              <w:rPr>
+                <w:rFonts w:ascii="Arial" w:hAnsi="Arial"/>
+                <w:sz w:val="14"/>
+              </w:rPr>
+              <w:t>pages/ShoppingCart.jsx</w:t>
+            </w:r>
+          </w:p>
+        </w:tc>
+        <w:tc>
+          <w:tcPr>
+            <w:tcW w:type="dxa" w:w="1699"/>
+            <w:vAlign w:val="center"/>
+            <w:tcBorders>
+              <w:top w:val="single" w:sz="4" w:color="BFC8D4"/>
+              <w:left w:val="single" w:sz="4" w:color="BFC8D4"/>
+              <w:bottom w:val="single" w:sz="4" w:color="BFC8D4"/>
+              <w:right w:val="single" w:sz="4" w:color="BFC8D4"/>
+            </w:tcBorders>
+          </w:tcPr>
+          <w:p>
+            <w:pPr>
+              <w:spacing w:after="0" w:line="259" w:lineRule="auto"/>
+            </w:pPr>
+            <w:r>
+              <w:rPr>
+                <w:rFonts w:ascii="Arial" w:hAnsi="Arial"/>
+                <w:sz w:val="14"/>
+              </w:rPr>
+              <w:t>86,11%</w:t>
+            </w:r>
+          </w:p>
+        </w:tc>
+        <w:tc>
+          <w:tcPr>
+            <w:tcW w:type="dxa" w:w="1699"/>
+            <w:vAlign w:val="center"/>
+            <w:tcBorders>
+              <w:top w:val="single" w:sz="4" w:color="BFC8D4"/>
+              <w:left w:val="single" w:sz="4" w:color="BFC8D4"/>
+              <w:bottom w:val="single" w:sz="4" w:color="BFC8D4"/>
+              <w:right w:val="single" w:sz="4" w:color="BFC8D4"/>
+            </w:tcBorders>
+          </w:tcPr>
+          <w:p>
+            <w:pPr>
+              <w:spacing w:after="0" w:line="259" w:lineRule="auto"/>
+            </w:pPr>
+            <w:r>
+              <w:rPr>
+                <w:rFonts w:ascii="Arial" w:hAnsi="Arial"/>
+                <w:sz w:val="14"/>
+              </w:rPr>
+              <w:t>76,47%</w:t>
+            </w:r>
+          </w:p>
+        </w:tc>
+        <w:tc>
+          <w:tcPr>
+            <w:tcW w:type="dxa" w:w="1699"/>
+            <w:vAlign w:val="center"/>
+            <w:tcBorders>
+              <w:top w:val="single" w:sz="4" w:color="BFC8D4"/>
+              <w:left w:val="single" w:sz="4" w:color="BFC8D4"/>
+              <w:bottom w:val="single" w:sz="4" w:color="BFC8D4"/>
+              <w:right w:val="single" w:sz="4" w:color="BFC8D4"/>
+            </w:tcBorders>
+          </w:tcPr>
+          <w:p>
+            <w:pPr>
+              <w:spacing w:after="0" w:line="259" w:lineRule="auto"/>
+            </w:pPr>
+            <w:r>
+              <w:rPr>
+                <w:rFonts w:ascii="Arial" w:hAnsi="Arial"/>
+                <w:sz w:val="14"/>
+              </w:rPr>
+              <w:t>78,57%</w:t>
+            </w:r>
+          </w:p>
+        </w:tc>
+        <w:tc>
+          <w:tcPr>
+            <w:tcW w:type="dxa" w:w="1699"/>
+            <w:vAlign w:val="center"/>
+            <w:tcBorders>
+              <w:top w:val="single" w:sz="4" w:color="BFC8D4"/>
+              <w:left w:val="single" w:sz="4" w:color="BFC8D4"/>
+              <w:bottom w:val="single" w:sz="4" w:color="BFC8D4"/>
+              <w:right w:val="single" w:sz="4" w:color="BFC8D4"/>
+            </w:tcBorders>
+          </w:tcPr>
+          <w:p>
+            <w:pPr>
+              <w:spacing w:after="0" w:line="259" w:lineRule="auto"/>
+            </w:pPr>
+            <w:r>
+              <w:rPr>
+                <w:rFonts w:ascii="Arial" w:hAnsi="Arial"/>
+                <w:sz w:val="14"/>
+              </w:rPr>
+              <w:t>85,29%</w:t>
+            </w:r>
+          </w:p>
+        </w:tc>
+      </w:tr>
+      <w:tr>
+        <w:trPr>
+          <w:cantSplit/>
+        </w:trPr>
+        <w:tc>
+          <w:tcPr>
+            <w:tcW w:type="dxa" w:w="3197"/>
+            <w:shd w:fill="F7F9FC"/>
+            <w:vAlign w:val="center"/>
+            <w:tcBorders>
+              <w:top w:val="single" w:sz="4" w:color="BFC8D4"/>
+              <w:left w:val="single" w:sz="4" w:color="BFC8D4"/>
+              <w:bottom w:val="single" w:sz="4" w:color="BFC8D4"/>
+              <w:right w:val="single" w:sz="4" w:color="BFC8D4"/>
+            </w:tcBorders>
+          </w:tcPr>
+          <w:p>
+            <w:pPr>
+              <w:spacing w:after="0" w:line="259" w:lineRule="auto"/>
+            </w:pPr>
+            <w:r>
+              <w:rPr>
+                <w:rFonts w:ascii="Arial" w:hAnsi="Arial"/>
+                <w:sz w:val="14"/>
+              </w:rPr>
+              <w:t>utils/direccionDespacho.js</w:t>
+            </w:r>
+          </w:p>
+        </w:tc>
+        <w:tc>
+          <w:tcPr>
+            <w:tcW w:type="dxa" w:w="1699"/>
+            <w:shd w:fill="F7F9FC"/>
+            <w:vAlign w:val="center"/>
+            <w:tcBorders>
+              <w:top w:val="single" w:sz="4" w:color="BFC8D4"/>
+              <w:left w:val="single" w:sz="4" w:color="BFC8D4"/>
+              <w:bottom w:val="single" w:sz="4" w:color="BFC8D4"/>
+              <w:right w:val="single" w:sz="4" w:color="BFC8D4"/>
+            </w:tcBorders>
+          </w:tcPr>
+          <w:p>
+            <w:pPr>
+              <w:spacing w:after="0" w:line="259" w:lineRule="auto"/>
+            </w:pPr>
+            <w:r>
+              <w:rPr>
+                <w:rFonts w:ascii="Arial" w:hAnsi="Arial"/>
+                <w:sz w:val="14"/>
+              </w:rPr>
+              <w:t>86,95%</w:t>
+            </w:r>
+          </w:p>
+        </w:tc>
+        <w:tc>
+          <w:tcPr>
+            <w:tcW w:type="dxa" w:w="1699"/>
+            <w:shd w:fill="F7F9FC"/>
+            <w:vAlign w:val="center"/>
+            <w:tcBorders>
+              <w:top w:val="single" w:sz="4" w:color="BFC8D4"/>
+              <w:left w:val="single" w:sz="4" w:color="BFC8D4"/>
+              <w:bottom w:val="single" w:sz="4" w:color="BFC8D4"/>
+              <w:right w:val="single" w:sz="4" w:color="BFC8D4"/>
+            </w:tcBorders>
+          </w:tcPr>
+          <w:p>
+            <w:pPr>
+              <w:spacing w:after="0" w:line="259" w:lineRule="auto"/>
+            </w:pPr>
+            <w:r>
+              <w:rPr>
+                <w:rFonts w:ascii="Arial" w:hAnsi="Arial"/>
+                <w:sz w:val="14"/>
+              </w:rPr>
+              <w:t>89,28%</w:t>
+            </w:r>
+          </w:p>
+        </w:tc>
+        <w:tc>
+          <w:tcPr>
+            <w:tcW w:type="dxa" w:w="1699"/>
+            <w:shd w:fill="F7F9FC"/>
+            <w:vAlign w:val="center"/>
+            <w:tcBorders>
+              <w:top w:val="single" w:sz="4" w:color="BFC8D4"/>
+              <w:left w:val="single" w:sz="4" w:color="BFC8D4"/>
+              <w:bottom w:val="single" w:sz="4" w:color="BFC8D4"/>
+              <w:right w:val="single" w:sz="4" w:color="BFC8D4"/>
+            </w:tcBorders>
+          </w:tcPr>
+          <w:p>
+            <w:pPr>
+              <w:spacing w:after="0" w:line="259" w:lineRule="auto"/>
+            </w:pPr>
+            <w:r>
+              <w:rPr>
+                <w:rFonts w:ascii="Arial" w:hAnsi="Arial"/>
+                <w:sz w:val="14"/>
+              </w:rPr>
+              <w:t>100%</w:t>
+            </w:r>
+          </w:p>
+        </w:tc>
+        <w:tc>
+          <w:tcPr>
+            <w:tcW w:type="dxa" w:w="1699"/>
+            <w:shd w:fill="F7F9FC"/>
+            <w:vAlign w:val="center"/>
+            <w:tcBorders>
+              <w:top w:val="single" w:sz="4" w:color="BFC8D4"/>
+              <w:left w:val="single" w:sz="4" w:color="BFC8D4"/>
+              <w:bottom w:val="single" w:sz="4" w:color="BFC8D4"/>
+              <w:right w:val="single" w:sz="4" w:color="BFC8D4"/>
+            </w:tcBorders>
+          </w:tcPr>
+          <w:p>
+            <w:pPr>
+              <w:spacing w:after="0" w:line="259" w:lineRule="auto"/>
+            </w:pPr>
+            <w:r>
+              <w:rPr>
+                <w:rFonts w:ascii="Arial" w:hAnsi="Arial"/>
+                <w:sz w:val="14"/>
+              </w:rPr>
+              <w:t>86,95%</w:t>
+            </w:r>
+          </w:p>
+        </w:tc>
+      </w:tr>
+      <w:tr>
+        <w:trPr>
+          <w:cantSplit/>
+        </w:trPr>
+        <w:tc>
+          <w:tcPr>
+            <w:tcW w:type="dxa" w:w="3197"/>
+            <w:vAlign w:val="center"/>
+            <w:tcBorders>
+              <w:top w:val="single" w:sz="4" w:color="BFC8D4"/>
+              <w:left w:val="single" w:sz="4" w:color="BFC8D4"/>
+              <w:bottom w:val="single" w:sz="4" w:color="BFC8D4"/>
+              <w:right w:val="single" w:sz="4" w:color="BFC8D4"/>
+            </w:tcBorders>
+          </w:tcPr>
+          <w:p>
+            <w:pPr>
+              <w:spacing w:after="0" w:line="259" w:lineRule="auto"/>
+            </w:pPr>
+            <w:r>
+              <w:rPr>
+                <w:rFonts w:ascii="Arial" w:hAnsi="Arial"/>
+                <w:sz w:val="14"/>
+              </w:rPr>
+              <w:t>utils/validaciones.js</w:t>
+            </w:r>
+          </w:p>
+        </w:tc>
+        <w:tc>
+          <w:tcPr>
+            <w:tcW w:type="dxa" w:w="1699"/>
+            <w:vAlign w:val="center"/>
+            <w:tcBorders>
+              <w:top w:val="single" w:sz="4" w:color="BFC8D4"/>
+              <w:left w:val="single" w:sz="4" w:color="BFC8D4"/>
+              <w:bottom w:val="single" w:sz="4" w:color="BFC8D4"/>
+              <w:right w:val="single" w:sz="4" w:color="BFC8D4"/>
+            </w:tcBorders>
+          </w:tcPr>
+          <w:p>
+            <w:pPr>
+              <w:spacing w:after="0" w:line="259" w:lineRule="auto"/>
+            </w:pPr>
+            <w:r>
+              <w:rPr>
+                <w:rFonts w:ascii="Arial" w:hAnsi="Arial"/>
+                <w:sz w:val="14"/>
+              </w:rPr>
+              <w:t>90,47%</w:t>
+            </w:r>
+          </w:p>
+        </w:tc>
+        <w:tc>
+          <w:tcPr>
+            <w:tcW w:type="dxa" w:w="1699"/>
+            <w:vAlign w:val="center"/>
+            <w:tcBorders>
+              <w:top w:val="single" w:sz="4" w:color="BFC8D4"/>
+              <w:left w:val="single" w:sz="4" w:color="BFC8D4"/>
+              <w:bottom w:val="single" w:sz="4" w:color="BFC8D4"/>
+              <w:right w:val="single" w:sz="4" w:color="BFC8D4"/>
+            </w:tcBorders>
+          </w:tcPr>
+          <w:p>
+            <w:pPr>
+              <w:spacing w:after="0" w:line="259" w:lineRule="auto"/>
+            </w:pPr>
+            <w:r>
+              <w:rPr>
+                <w:rFonts w:ascii="Arial" w:hAnsi="Arial"/>
+                <w:sz w:val="14"/>
+              </w:rPr>
+              <w:t>75%</w:t>
+            </w:r>
+          </w:p>
+        </w:tc>
+        <w:tc>
+          <w:tcPr>
+            <w:tcW w:type="dxa" w:w="1699"/>
+            <w:vAlign w:val="center"/>
+            <w:tcBorders>
+              <w:top w:val="single" w:sz="4" w:color="BFC8D4"/>
+              <w:left w:val="single" w:sz="4" w:color="BFC8D4"/>
+              <w:bottom w:val="single" w:sz="4" w:color="BFC8D4"/>
+              <w:right w:val="single" w:sz="4" w:color="BFC8D4"/>
+            </w:tcBorders>
+          </w:tcPr>
+          <w:p>
+            <w:pPr>
+              <w:spacing w:after="0" w:line="259" w:lineRule="auto"/>
+            </w:pPr>
+            <w:r>
+              <w:rPr>
+                <w:rFonts w:ascii="Arial" w:hAnsi="Arial"/>
+                <w:sz w:val="14"/>
+              </w:rPr>
+              <w:t>100%</w:t>
+            </w:r>
+          </w:p>
+        </w:tc>
+        <w:tc>
+          <w:tcPr>
+            <w:tcW w:type="dxa" w:w="1699"/>
+            <w:vAlign w:val="center"/>
+            <w:tcBorders>
+              <w:top w:val="single" w:sz="4" w:color="BFC8D4"/>
+              <w:left w:val="single" w:sz="4" w:color="BFC8D4"/>
+              <w:bottom w:val="single" w:sz="4" w:color="BFC8D4"/>
+              <w:right w:val="single" w:sz="4" w:color="BFC8D4"/>
+            </w:tcBorders>
+          </w:tcPr>
+          <w:p>
+            <w:pPr>
+              <w:spacing w:after="0" w:line="259" w:lineRule="auto"/>
+            </w:pPr>
+            <w:r>
+              <w:rPr>
+                <w:rFonts w:ascii="Arial" w:hAnsi="Arial"/>
+                <w:sz w:val="14"/>
+              </w:rPr>
+              <w:t>90%</w:t>
+            </w:r>
+          </w:p>
+        </w:tc>
+      </w:tr>
+      <w:tr>
+        <w:trPr>
+          <w:cantSplit/>
+        </w:trPr>
+        <w:tc>
+          <w:tcPr>
+            <w:tcW w:type="dxa" w:w="3197"/>
+            <w:shd w:fill="F7F9FC"/>
+            <w:vAlign w:val="center"/>
+            <w:tcBorders>
+              <w:top w:val="single" w:sz="4" w:color="BFC8D4"/>
+              <w:left w:val="single" w:sz="4" w:color="BFC8D4"/>
+              <w:bottom w:val="single" w:sz="4" w:color="BFC8D4"/>
+              <w:right w:val="single" w:sz="4" w:color="BFC8D4"/>
+            </w:tcBorders>
+          </w:tcPr>
+          <w:p>
+            <w:pPr>
+              <w:spacing w:after="0" w:line="259" w:lineRule="auto"/>
+            </w:pPr>
+            <w:r>
+              <w:rPr>
+                <w:rFonts w:ascii="Arial" w:hAnsi="Arial"/>
+                <w:sz w:val="14"/>
+              </w:rPr>
+              <w:t>utils/validarContacto.js</w:t>
+            </w:r>
+          </w:p>
+        </w:tc>
+        <w:tc>
+          <w:tcPr>
+            <w:tcW w:type="dxa" w:w="1699"/>
+            <w:shd w:fill="F7F9FC"/>
+            <w:vAlign w:val="center"/>
+            <w:tcBorders>
+              <w:top w:val="single" w:sz="4" w:color="BFC8D4"/>
+              <w:left w:val="single" w:sz="4" w:color="BFC8D4"/>
+              <w:bottom w:val="single" w:sz="4" w:color="BFC8D4"/>
+              <w:right w:val="single" w:sz="4" w:color="BFC8D4"/>
+            </w:tcBorders>
+          </w:tcPr>
+          <w:p>
+            <w:pPr>
+              <w:spacing w:after="0" w:line="259" w:lineRule="auto"/>
+            </w:pPr>
+            <w:r>
+              <w:rPr>
+                <w:rFonts w:ascii="Arial" w:hAnsi="Arial"/>
+                <w:sz w:val="14"/>
+              </w:rPr>
+              <w:t>82,35%</w:t>
+            </w:r>
+          </w:p>
+        </w:tc>
+        <w:tc>
+          <w:tcPr>
+            <w:tcW w:type="dxa" w:w="1699"/>
+            <w:shd w:fill="F7F9FC"/>
+            <w:vAlign w:val="center"/>
+            <w:tcBorders>
+              <w:top w:val="single" w:sz="4" w:color="BFC8D4"/>
+              <w:left w:val="single" w:sz="4" w:color="BFC8D4"/>
+              <w:bottom w:val="single" w:sz="4" w:color="BFC8D4"/>
+              <w:right w:val="single" w:sz="4" w:color="BFC8D4"/>
+            </w:tcBorders>
+          </w:tcPr>
+          <w:p>
+            <w:pPr>
+              <w:spacing w:after="0" w:line="259" w:lineRule="auto"/>
+            </w:pPr>
+            <w:r>
+              <w:rPr>
+                <w:rFonts w:ascii="Arial" w:hAnsi="Arial"/>
+                <w:sz w:val="14"/>
+              </w:rPr>
+              <w:t>66,66%</w:t>
+            </w:r>
+          </w:p>
+        </w:tc>
+        <w:tc>
+          <w:tcPr>
+            <w:tcW w:type="dxa" w:w="1699"/>
+            <w:shd w:fill="F7F9FC"/>
+            <w:vAlign w:val="center"/>
+            <w:tcBorders>
+              <w:top w:val="single" w:sz="4" w:color="BFC8D4"/>
+              <w:left w:val="single" w:sz="4" w:color="BFC8D4"/>
+              <w:bottom w:val="single" w:sz="4" w:color="BFC8D4"/>
+              <w:right w:val="single" w:sz="4" w:color="BFC8D4"/>
+            </w:tcBorders>
+          </w:tcPr>
+          <w:p>
+            <w:pPr>
+              <w:spacing w:after="0" w:line="259" w:lineRule="auto"/>
+            </w:pPr>
+            <w:r>
+              <w:rPr>
+                <w:rFonts w:ascii="Arial" w:hAnsi="Arial"/>
+                <w:sz w:val="14"/>
+              </w:rPr>
+              <w:t>100%</w:t>
+            </w:r>
+          </w:p>
+        </w:tc>
+        <w:tc>
+          <w:tcPr>
+            <w:tcW w:type="dxa" w:w="1699"/>
+            <w:shd w:fill="F7F9FC"/>
+            <w:vAlign w:val="center"/>
+            <w:tcBorders>
+              <w:top w:val="single" w:sz="4" w:color="BFC8D4"/>
+              <w:left w:val="single" w:sz="4" w:color="BFC8D4"/>
+              <w:bottom w:val="single" w:sz="4" w:color="BFC8D4"/>
+              <w:right w:val="single" w:sz="4" w:color="BFC8D4"/>
+            </w:tcBorders>
+          </w:tcPr>
+          <w:p>
+            <w:pPr>
+              <w:spacing w:after="0" w:line="259" w:lineRule="auto"/>
+            </w:pPr>
+            <w:r>
+              <w:rPr>
+                <w:rFonts w:ascii="Arial" w:hAnsi="Arial"/>
+                <w:sz w:val="14"/>
+              </w:rPr>
+              <w:t>82,35%</w:t>
+            </w:r>
+          </w:p>
+        </w:tc>
+      </w:tr>
+      <w:tr>
+        <w:trPr>
+          <w:cantSplit/>
+        </w:trPr>
+        <w:tc>
+          <w:tcPr>
+            <w:tcW w:type="dxa" w:w="3197"/>
+            <w:vAlign w:val="center"/>
+            <w:tcBorders>
+              <w:top w:val="single" w:sz="4" w:color="BFC8D4"/>
+              <w:left w:val="single" w:sz="4" w:color="BFC8D4"/>
+              <w:bottom w:val="single" w:sz="4" w:color="BFC8D4"/>
+              <w:right w:val="single" w:sz="4" w:color="BFC8D4"/>
+            </w:tcBorders>
+          </w:tcPr>
+          <w:p>
+            <w:pPr>
+              <w:spacing w:after="0" w:line="259" w:lineRule="auto"/>
+            </w:pPr>
+            <w:r>
+              <w:rPr>
+                <w:rFonts w:ascii="Arial" w:hAnsi="Arial"/>
+                <w:sz w:val="14"/>
+              </w:rPr>
+              <w:t>utils/zonasDespacho.js</w:t>
+            </w:r>
+          </w:p>
+        </w:tc>
+        <w:tc>
+          <w:tcPr>
+            <w:tcW w:type="dxa" w:w="1699"/>
+            <w:vAlign w:val="center"/>
+            <w:tcBorders>
+              <w:top w:val="single" w:sz="4" w:color="BFC8D4"/>
+              <w:left w:val="single" w:sz="4" w:color="BFC8D4"/>
+              <w:bottom w:val="single" w:sz="4" w:color="BFC8D4"/>
+              <w:right w:val="single" w:sz="4" w:color="BFC8D4"/>
+            </w:tcBorders>
+          </w:tcPr>
+          <w:p>
+            <w:pPr>
+              <w:spacing w:after="0" w:line="259" w:lineRule="auto"/>
+            </w:pPr>
+            <w:r>
+              <w:rPr>
+                <w:rFonts w:ascii="Arial" w:hAnsi="Arial"/>
+                <w:sz w:val="14"/>
+              </w:rPr>
+              <w:t>100%</w:t>
+            </w:r>
+          </w:p>
+        </w:tc>
+        <w:tc>
+          <w:tcPr>
+            <w:tcW w:type="dxa" w:w="1699"/>
+            <w:vAlign w:val="center"/>
+            <w:tcBorders>
+              <w:top w:val="single" w:sz="4" w:color="BFC8D4"/>
+              <w:left w:val="single" w:sz="4" w:color="BFC8D4"/>
+              <w:bottom w:val="single" w:sz="4" w:color="BFC8D4"/>
+              <w:right w:val="single" w:sz="4" w:color="BFC8D4"/>
+            </w:tcBorders>
+          </w:tcPr>
+          <w:p>
+            <w:pPr>
+              <w:spacing w:after="0" w:line="259" w:lineRule="auto"/>
+            </w:pPr>
+            <w:r>
+              <w:rPr>
+                <w:rFonts w:ascii="Arial" w:hAnsi="Arial"/>
+                <w:sz w:val="14"/>
+              </w:rPr>
+              <w:t>100%</w:t>
+            </w:r>
+          </w:p>
+        </w:tc>
+        <w:tc>
+          <w:tcPr>
+            <w:tcW w:type="dxa" w:w="1699"/>
+            <w:vAlign w:val="center"/>
+            <w:tcBorders>
+              <w:top w:val="single" w:sz="4" w:color="BFC8D4"/>
+              <w:left w:val="single" w:sz="4" w:color="BFC8D4"/>
+              <w:bottom w:val="single" w:sz="4" w:color="BFC8D4"/>
+              <w:right w:val="single" w:sz="4" w:color="BFC8D4"/>
+            </w:tcBorders>
+          </w:tcPr>
+          <w:p>
+            <w:pPr>
+              <w:spacing w:after="0" w:line="259" w:lineRule="auto"/>
+            </w:pPr>
+            <w:r>
+              <w:rPr>
+                <w:rFonts w:ascii="Arial" w:hAnsi="Arial"/>
+                <w:sz w:val="14"/>
+              </w:rPr>
+              <w:t>100%</w:t>
+            </w:r>
+          </w:p>
+        </w:tc>
+        <w:tc>
+          <w:tcPr>
+            <w:tcW w:type="dxa" w:w="1699"/>
+            <w:vAlign w:val="center"/>
+            <w:tcBorders>
+              <w:top w:val="single" w:sz="4" w:color="BFC8D4"/>
+              <w:left w:val="single" w:sz="4" w:color="BFC8D4"/>
+              <w:bottom w:val="single" w:sz="4" w:color="BFC8D4"/>
+              <w:right w:val="single" w:sz="4" w:color="BFC8D4"/>
+            </w:tcBorders>
+          </w:tcPr>
+          <w:p>
+            <w:pPr>
+              <w:spacing w:after="0" w:line="259" w:lineRule="auto"/>
+            </w:pPr>
+            <w:r>
+              <w:rPr>
+                <w:rFonts w:ascii="Arial" w:hAnsi="Arial"/>
+                <w:sz w:val="14"/>
+              </w:rPr>
+              <w:t>100%</w:t>
+            </w:r>
+          </w:p>
+        </w:tc>
+      </w:tr>
+    </w:tbl>
+    <w:p>
+      <w:pPr>
+        <w:spacing w:after="0"/>
+      </w:pPr>
+    </w:p>
+    <w:p>
+      <w:pPr>
+        <w:spacing w:before="60" w:after="60"/>
+        <w:jc w:val="center"/>
+      </w:pPr>
+      <w:r>
+        <w:drawing>
+          <wp:inline xmlns:a="http://schemas.openxmlformats.org/drawingml/2006/main" xmlns:pic="http://schemas.openxmlformats.org/drawingml/2006/picture">
+            <wp:extent cx="6345936" cy="1850898"/>
+            <wp:docPr id="3" name="Picture 3"/>
+            <wp:cNvGraphicFramePr>
+              <a:graphicFrameLocks noChangeAspect="1"/>
+            </wp:cNvGraphicFramePr>
+            <a:graphic>
+              <a:graphicData uri="http://schemas.openxmlformats.org/drawingml/2006/picture">
+                <pic:pic>
+                  <pic:nvPicPr>
+                    <pic:cNvPr id="0" name="componentes.png"/>
+                    <pic:cNvPicPr/>
+                  </pic:nvPicPr>
+                  <pic:blipFill>
+                    <a:blip r:embed="rId11"/>
+                    <a:stretch>
+                      <a:fillRect/>
+                    </a:stretch>
+                  </pic:blipFill>
+                  <pic:spPr>
+                    <a:xfrm>
+                      <a:off x="0" y="0"/>
+                      <a:ext cx="6345936" cy="1850898"/>
+                    </a:xfrm>
+                    <a:prstGeom prst="rect"/>
+                  </pic:spPr>
+                </pic:pic>
+              </a:graphicData>
+            </a:graphic>
+          </wp:inline>
+        </w:drawing>
+      </w:r>
+    </w:p>
+    <w:p>
+      <w:pPr>
+        <w:spacing w:after="160"/>
+        <w:jc w:val="center"/>
+      </w:pPr>
+      <w:r>
+        <w:rPr>
+          <w:b/>
+          <w:color w:val="4A5568"/>
+          <w:sz w:val="16"/>
+        </w:rPr>
+        <w:t>Figura 3. Cobertura de components/ por archivo.</w:t>
+      </w:r>
+    </w:p>
+    <w:p>
+      <w:pPr>
+        <w:spacing w:before="60" w:after="60"/>
+        <w:jc w:val="center"/>
+      </w:pPr>
+      <w:r>
+        <w:drawing>
+          <wp:inline xmlns:a="http://schemas.openxmlformats.org/drawingml/2006/main" xmlns:pic="http://schemas.openxmlformats.org/drawingml/2006/picture">
+            <wp:extent cx="6345936" cy="1950053"/>
+            <wp:docPr id="4" name="Picture 4"/>
+            <wp:cNvGraphicFramePr>
+              <a:graphicFrameLocks noChangeAspect="1"/>
+            </wp:cNvGraphicFramePr>
+            <a:graphic>
+              <a:graphicData uri="http://schemas.openxmlformats.org/drawingml/2006/picture">
+                <pic:pic>
+                  <pic:nvPicPr>
+                    <pic:cNvPr id="0" name="paginas.png"/>
+                    <pic:cNvPicPr/>
+                  </pic:nvPicPr>
+                  <pic:blipFill>
+                    <a:blip r:embed="rId12"/>
+                    <a:stretch>
+                      <a:fillRect/>
+                    </a:stretch>
+                  </pic:blipFill>
+                  <pic:spPr>
+                    <a:xfrm>
+                      <a:off x="0" y="0"/>
+                      <a:ext cx="6345936" cy="1950053"/>
+                    </a:xfrm>
+                    <a:prstGeom prst="rect"/>
+                  </pic:spPr>
+                </pic:pic>
+              </a:graphicData>
+            </a:graphic>
+          </wp:inline>
+        </w:drawing>
+      </w:r>
+    </w:p>
+    <w:p>
+      <w:pPr>
+        <w:spacing w:after="160"/>
+        <w:jc w:val="center"/>
+      </w:pPr>
+      <w:r>
+        <w:rPr>
+          <w:b/>
+          <w:color w:val="4A5568"/>
+          <w:sz w:val="16"/>
+        </w:rPr>
+        <w:t>Figura 4. Cobertura de pages/ por archivo.</w:t>
+      </w:r>
+    </w:p>
+    <w:p>
+      <w:pPr>
+        <w:spacing w:before="60" w:after="60"/>
+        <w:jc w:val="center"/>
+      </w:pPr>
+      <w:r>
+        <w:drawing>
+          <wp:inline xmlns:a="http://schemas.openxmlformats.org/drawingml/2006/main" xmlns:pic="http://schemas.openxmlformats.org/drawingml/2006/picture">
+            <wp:extent cx="6345936" cy="1883950"/>
+            <wp:docPr id="5" name="Picture 5"/>
+            <wp:cNvGraphicFramePr>
+              <a:graphicFrameLocks noChangeAspect="1"/>
+            </wp:cNvGraphicFramePr>
+            <a:graphic>
+              <a:graphicData uri="http://schemas.openxmlformats.org/drawingml/2006/picture">
+                <pic:pic>
+                  <pic:nvPicPr>
+                    <pic:cNvPr id="0" name="utils.png"/>
+                    <pic:cNvPicPr/>
+                  </pic:nvPicPr>
+                  <pic:blipFill>
+                    <a:blip r:embed="rId13"/>
+                    <a:stretch>
+                      <a:fillRect/>
+                    </a:stretch>
+                  </pic:blipFill>
+                  <pic:spPr>
+                    <a:xfrm>
+                      <a:off x="0" y="0"/>
+                      <a:ext cx="6345936" cy="1883950"/>
+                    </a:xfrm>
+                    <a:prstGeom prst="rect"/>
+                  </pic:spPr>
+                </pic:pic>
+              </a:graphicData>
+            </a:graphic>
+          </wp:inline>
+        </w:drawing>
+      </w:r>
+    </w:p>
+    <w:p>
+      <w:pPr>
+        <w:spacing w:after="160"/>
+        <w:jc w:val="center"/>
+      </w:pPr>
+      <w:r>
+        <w:rPr>
+          <w:b/>
+          <w:color w:val="4A5568"/>
+          <w:sz w:val="16"/>
+        </w:rPr>
+        <w:t>Figura 5. Cobertura de utils/ por archivo.</w:t>
       </w:r>
     </w:p>
     <w:p>
@@ -707,372 +7993,596 @@
         <w:pStyle w:val="Heading1"/>
       </w:pPr>
       <w:r>
-        <w:t>4. Casos y objetivos de verificación</w:t>
+        <w:t>6. Interpretación de resultados</w:t>
+      </w:r>
+    </w:p>
+    <w:p>
+      <w:r>
+        <w:rPr>
+          <w:b w:val="0"/>
+        </w:rPr>
+        <w:t>• Líneas (86,77%): se ejecutaron 210 de las 242 líneas instrumentadas; faltan 32 líneas por cubrir.</w:t>
+      </w:r>
+    </w:p>
+    <w:p>
+      <w:r>
+        <w:rPr>
+          <w:b w:val="0"/>
+        </w:rPr>
+        <w:t>• Sentencias (86,80%): se ejecutaron 217 de 250 sentencias; quedan 33 pendientes.</w:t>
+      </w:r>
+    </w:p>
+    <w:p>
+      <w:r>
+        <w:rPr>
+          <w:b w:val="0"/>
+        </w:rPr>
+        <w:t>• Ramas (78,57%): es la métrica menor. Se recorrieron 154 de 196 decisiones posibles; quedan 42 alternativas por probar.</w:t>
+      </w:r>
+    </w:p>
+    <w:p>
+      <w:r>
+        <w:rPr>
+          <w:b w:val="0"/>
+        </w:rPr>
+        <w:t>• Funciones (91,93%): se ejecutaron 57 de 62 funciones instrumentadas; quedan 5 funciones pendientes.</w:t>
+      </w:r>
+    </w:p>
+    <w:p>
+      <w:r>
+        <w:rPr>
+          <w:b w:val="0"/>
+        </w:rPr>
+        <w:t>Al analizar archivos concretos, las mayores oportunidades aparecen en Registro.jsx (71,69% de líneas), ProductCard.jsx (50% de ramas) y PanelRepartidor.jsx (58,82% de ramas). Un porcentaje alto de cobertura no garantiza ausencia de errores, por lo que se debe complementar con escenarios manuales y de borde.</w:t>
+      </w:r>
+    </w:p>
+    <w:p>
+      <w:pPr>
+        <w:pStyle w:val="Heading1"/>
+      </w:pPr>
+      <w:r>
+        <w:t>7. Código no cubierto identificado</w:t>
+      </w:r>
+    </w:p>
+    <w:p>
+      <w:r>
+        <w:rPr>
+          <w:b w:val="0"/>
+        </w:rPr>
+        <w:t>El informe HTML señala decisiones parcialmente ejecutadas mediante resaltado amarillo; el rojo identifica instrucciones no ejecutadas cuando aparecen en pantalla. La captura adjunta de ProductCard.jsx muestra ramas condicionales parcialmente cubiertas, pero no permite atribuir todas las faltas a líneas específicas fuera del encuadre.</w:t>
       </w:r>
     </w:p>
     <w:tbl>
       <w:tblPr>
-        <w:tblStyle w:val="TableGrid"/>
         <w:tblW w:type="auto" w:w="0"/>
         <w:jc w:val="center"/>
+        <w:tblLayout w:type="fixed"/>
         <w:tblLook w:firstColumn="1" w:firstRow="1" w:lastColumn="0" w:lastRow="0" w:noHBand="0" w:noVBand="1" w:val="04A0"/>
       </w:tblPr>
       <w:tblGrid>
-        <w:gridCol w:w="4939"/>
-        <w:gridCol w:w="4939"/>
+        <w:gridCol w:w="1786"/>
+        <w:gridCol w:w="2880"/>
+        <w:gridCol w:w="2491"/>
+        <w:gridCol w:w="2837"/>
       </w:tblGrid>
       <w:tr>
+        <w:trPr>
+          <w:tblHeader w:val="true"/>
+          <w:cantSplit/>
+        </w:trPr>
         <w:tc>
           <w:tcPr>
-            <w:tcW w:type="dxa" w:w="4939"/>
+            <w:tcW w:type="dxa" w:w="1786"/>
+            <w:shd w:fill="DFE7F6"/>
             <w:vAlign w:val="center"/>
-            <w:shd w:fill="E6F1EB"/>
+            <w:tcBorders>
+              <w:top w:val="single" w:sz="4" w:color="BFC8D4"/>
+              <w:left w:val="single" w:sz="4" w:color="BFC8D4"/>
+              <w:bottom w:val="single" w:sz="4" w:color="BFC8D4"/>
+              <w:right w:val="single" w:sz="4" w:color="BFC8D4"/>
+            </w:tcBorders>
           </w:tcPr>
           <w:p>
+            <w:pPr>
+              <w:spacing w:after="20"/>
+            </w:pPr>
             <w:r>
               <w:rPr>
                 <w:b/>
+                <w:color w:val="22344C"/>
+                <w:sz w:val="14"/>
               </w:rPr>
-              <w:t>Área</w:t>
+              <w:t>Archivo</w:t>
             </w:r>
           </w:p>
         </w:tc>
         <w:tc>
           <w:tcPr>
-            <w:tcW w:type="dxa" w:w="4939"/>
+            <w:tcW w:type="dxa" w:w="2880"/>
+            <w:shd w:fill="DFE7F6"/>
             <w:vAlign w:val="center"/>
-            <w:shd w:fill="E6F1EB"/>
+            <w:tcBorders>
+              <w:top w:val="single" w:sz="4" w:color="BFC8D4"/>
+              <w:left w:val="single" w:sz="4" w:color="BFC8D4"/>
+              <w:bottom w:val="single" w:sz="4" w:color="BFC8D4"/>
+              <w:right w:val="single" w:sz="4" w:color="BFC8D4"/>
+            </w:tcBorders>
           </w:tcPr>
           <w:p>
+            <w:pPr>
+              <w:spacing w:after="20"/>
+            </w:pPr>
             <w:r>
               <w:rPr>
                 <w:b/>
+                <w:color w:val="22344C"/>
+                <w:sz w:val="14"/>
               </w:rPr>
-              <w:t>Comportamientos evaluados</w:t>
+              <w:t>Hallazgo comprobado</w:t>
+            </w:r>
+          </w:p>
+        </w:tc>
+        <w:tc>
+          <w:tcPr>
+            <w:tcW w:type="dxa" w:w="2491"/>
+            <w:shd w:fill="DFE7F6"/>
+            <w:vAlign w:val="center"/>
+            <w:tcBorders>
+              <w:top w:val="single" w:sz="4" w:color="BFC8D4"/>
+              <w:left w:val="single" w:sz="4" w:color="BFC8D4"/>
+              <w:bottom w:val="single" w:sz="4" w:color="BFC8D4"/>
+              <w:right w:val="single" w:sz="4" w:color="BFC8D4"/>
+            </w:tcBorders>
+          </w:tcPr>
+          <w:p>
+            <w:pPr>
+              <w:spacing w:after="20"/>
+            </w:pPr>
+            <w:r>
+              <w:rPr>
+                <w:b/>
+                <w:color w:val="22344C"/>
+                <w:sz w:val="14"/>
+              </w:rPr>
+              <w:t>Motivo probable / límite</w:t>
+            </w:r>
+          </w:p>
+        </w:tc>
+        <w:tc>
+          <w:tcPr>
+            <w:tcW w:type="dxa" w:w="2837"/>
+            <w:shd w:fill="DFE7F6"/>
+            <w:vAlign w:val="center"/>
+            <w:tcBorders>
+              <w:top w:val="single" w:sz="4" w:color="BFC8D4"/>
+              <w:left w:val="single" w:sz="4" w:color="BFC8D4"/>
+              <w:bottom w:val="single" w:sz="4" w:color="BFC8D4"/>
+              <w:right w:val="single" w:sz="4" w:color="BFC8D4"/>
+            </w:tcBorders>
+          </w:tcPr>
+          <w:p>
+            <w:pPr>
+              <w:spacing w:after="20"/>
+            </w:pPr>
+            <w:r>
+              <w:rPr>
+                <w:b/>
+                <w:color w:val="22344C"/>
+                <w:sz w:val="14"/>
+              </w:rPr>
+              <w:t>Acción propuesta</w:t>
             </w:r>
           </w:p>
         </w:tc>
       </w:tr>
       <w:tr>
+        <w:trPr>
+          <w:cantSplit/>
+        </w:trPr>
         <w:tc>
           <w:tcPr>
-            <w:tcW w:type="dxa" w:w="4939"/>
+            <w:tcW w:type="dxa" w:w="1786"/>
             <w:vAlign w:val="center"/>
+            <w:tcBorders>
+              <w:top w:val="single" w:sz="4" w:color="BFC8D4"/>
+              <w:left w:val="single" w:sz="4" w:color="BFC8D4"/>
+              <w:bottom w:val="single" w:sz="4" w:color="BFC8D4"/>
+              <w:right w:val="single" w:sz="4" w:color="BFC8D4"/>
+            </w:tcBorders>
           </w:tcPr>
           <w:p>
             <w:pPr>
-              <w:spacing w:after="0"/>
+              <w:spacing w:after="0" w:line="259" w:lineRule="auto"/>
             </w:pPr>
             <w:r>
               <w:rPr>
-                <w:sz w:val="18"/>
+                <w:rFonts w:ascii="Arial" w:hAnsi="Arial"/>
+                <w:sz w:val="14"/>
               </w:rPr>
-              <w:t>Catálogo (ProductList)</w:t>
+              <w:t>ProductCard.jsx</w:t>
             </w:r>
           </w:p>
         </w:tc>
         <w:tc>
           <w:tcPr>
-            <w:tcW w:type="dxa" w:w="4939"/>
+            <w:tcW w:type="dxa" w:w="2880"/>
             <w:vAlign w:val="center"/>
+            <w:tcBorders>
+              <w:top w:val="single" w:sz="4" w:color="BFC8D4"/>
+              <w:left w:val="single" w:sz="4" w:color="BFC8D4"/>
+              <w:bottom w:val="single" w:sz="4" w:color="BFC8D4"/>
+              <w:right w:val="single" w:sz="4" w:color="BFC8D4"/>
+            </w:tcBorders>
           </w:tcPr>
           <w:p>
             <w:pPr>
-              <w:spacing w:after="0"/>
+              <w:spacing w:after="0" w:line="259" w:lineRule="auto"/>
             </w:pPr>
             <w:r>
               <w:rPr>
-                <w:sz w:val="18"/>
+                <w:rFonts w:ascii="Arial" w:hAnsi="Arial"/>
+                <w:sz w:val="14"/>
               </w:rPr>
-              <w:t>Renderiza, filtra por categoría, busca texto, combina filtros, evita coincidencia por descripción irrelevante.</w:t>
+              <w:t>50% de ramas y 50% de funciones; condición de descuento y estilo condicional resaltados en amarillo.</w:t>
+            </w:r>
+          </w:p>
+        </w:tc>
+        <w:tc>
+          <w:tcPr>
+            <w:tcW w:type="dxa" w:w="2491"/>
+            <w:vAlign w:val="center"/>
+            <w:tcBorders>
+              <w:top w:val="single" w:sz="4" w:color="BFC8D4"/>
+              <w:left w:val="single" w:sz="4" w:color="BFC8D4"/>
+              <w:bottom w:val="single" w:sz="4" w:color="BFC8D4"/>
+              <w:right w:val="single" w:sz="4" w:color="BFC8D4"/>
+            </w:tcBorders>
+          </w:tcPr>
+          <w:p>
+            <w:pPr>
+              <w:spacing w:after="0" w:line="259" w:lineRule="auto"/>
+            </w:pPr>
+            <w:r>
+              <w:rPr>
+                <w:rFonts w:ascii="Arial" w:hAnsi="Arial"/>
+                <w:sz w:val="14"/>
+              </w:rPr>
+              <w:t>No se ejecutaron todas las alternativas con y sin descuento y/o disponibilidad.</w:t>
+            </w:r>
+          </w:p>
+        </w:tc>
+        <w:tc>
+          <w:tcPr>
+            <w:tcW w:type="dxa" w:w="2837"/>
+            <w:vAlign w:val="center"/>
+            <w:tcBorders>
+              <w:top w:val="single" w:sz="4" w:color="BFC8D4"/>
+              <w:left w:val="single" w:sz="4" w:color="BFC8D4"/>
+              <w:bottom w:val="single" w:sz="4" w:color="BFC8D4"/>
+              <w:right w:val="single" w:sz="4" w:color="BFC8D4"/>
+            </w:tcBorders>
+          </w:tcPr>
+          <w:p>
+            <w:pPr>
+              <w:spacing w:after="0" w:line="259" w:lineRule="auto"/>
+            </w:pPr>
+            <w:r>
+              <w:rPr>
+                <w:rFonts w:ascii="Arial" w:hAnsi="Arial"/>
+                <w:sz w:val="14"/>
+              </w:rPr>
+              <w:t>Agregar pruebas de tarjeta con descuento, sin descuento y stock agotado.</w:t>
             </w:r>
           </w:p>
         </w:tc>
       </w:tr>
       <w:tr>
+        <w:trPr>
+          <w:cantSplit/>
+        </w:trPr>
         <w:tc>
           <w:tcPr>
-            <w:tcW w:type="dxa" w:w="4939"/>
+            <w:tcW w:type="dxa" w:w="1786"/>
+            <w:shd w:fill="F7F9FC"/>
             <w:vAlign w:val="center"/>
+            <w:tcBorders>
+              <w:top w:val="single" w:sz="4" w:color="BFC8D4"/>
+              <w:left w:val="single" w:sz="4" w:color="BFC8D4"/>
+              <w:bottom w:val="single" w:sz="4" w:color="BFC8D4"/>
+              <w:right w:val="single" w:sz="4" w:color="BFC8D4"/>
+            </w:tcBorders>
           </w:tcPr>
           <w:p>
             <w:pPr>
-              <w:spacing w:after="0"/>
+              <w:spacing w:after="0" w:line="259" w:lineRule="auto"/>
             </w:pPr>
             <w:r>
               <w:rPr>
-                <w:sz w:val="18"/>
+                <w:rFonts w:ascii="Arial" w:hAnsi="Arial"/>
+                <w:sz w:val="14"/>
               </w:rPr>
-              <w:t>DetalleProducto</w:t>
+              <w:t>Registro.jsx</w:t>
             </w:r>
           </w:p>
         </w:tc>
         <w:tc>
           <w:tcPr>
-            <w:tcW w:type="dxa" w:w="4939"/>
+            <w:tcW w:type="dxa" w:w="2880"/>
+            <w:shd w:fill="F7F9FC"/>
             <w:vAlign w:val="center"/>
+            <w:tcBorders>
+              <w:top w:val="single" w:sz="4" w:color="BFC8D4"/>
+              <w:left w:val="single" w:sz="4" w:color="BFC8D4"/>
+              <w:bottom w:val="single" w:sz="4" w:color="BFC8D4"/>
+              <w:right w:val="single" w:sz="4" w:color="BFC8D4"/>
+            </w:tcBorders>
           </w:tcPr>
           <w:p>
             <w:pPr>
-              <w:spacing w:after="0"/>
+              <w:spacing w:after="0" w:line="259" w:lineRule="auto"/>
             </w:pPr>
             <w:r>
               <w:rPr>
-                <w:sz w:val="18"/>
+                <w:rFonts w:ascii="Arial" w:hAnsi="Arial"/>
+                <w:sz w:val="14"/>
               </w:rPr>
-              <w:t>Muestra información, agrega al carrito, evita agregar sin stock y gestiona ID inexistente.</w:t>
+              <w:t>71,69% de líneas y 79,41% de ramas.</w:t>
+            </w:r>
+          </w:p>
+        </w:tc>
+        <w:tc>
+          <w:tcPr>
+            <w:tcW w:type="dxa" w:w="2491"/>
+            <w:shd w:fill="F7F9FC"/>
+            <w:vAlign w:val="center"/>
+            <w:tcBorders>
+              <w:top w:val="single" w:sz="4" w:color="BFC8D4"/>
+              <w:left w:val="single" w:sz="4" w:color="BFC8D4"/>
+              <w:bottom w:val="single" w:sz="4" w:color="BFC8D4"/>
+              <w:right w:val="single" w:sz="4" w:color="BFC8D4"/>
+            </w:tcBorders>
+          </w:tcPr>
+          <w:p>
+            <w:pPr>
+              <w:spacing w:after="0" w:line="259" w:lineRule="auto"/>
+            </w:pPr>
+            <w:r>
+              <w:rPr>
+                <w:rFonts w:ascii="Arial" w:hAnsi="Arial"/>
+                <w:sz w:val="14"/>
+              </w:rPr>
+              <w:t>Faltan escenarios de validación; las capturas no identifican sus líneas exactas.</w:t>
+            </w:r>
+          </w:p>
+        </w:tc>
+        <w:tc>
+          <w:tcPr>
+            <w:tcW w:type="dxa" w:w="2837"/>
+            <w:shd w:fill="F7F9FC"/>
+            <w:vAlign w:val="center"/>
+            <w:tcBorders>
+              <w:top w:val="single" w:sz="4" w:color="BFC8D4"/>
+              <w:left w:val="single" w:sz="4" w:color="BFC8D4"/>
+              <w:bottom w:val="single" w:sz="4" w:color="BFC8D4"/>
+              <w:right w:val="single" w:sz="4" w:color="BFC8D4"/>
+            </w:tcBorders>
+          </w:tcPr>
+          <w:p>
+            <w:pPr>
+              <w:spacing w:after="0" w:line="259" w:lineRule="auto"/>
+            </w:pPr>
+            <w:r>
+              <w:rPr>
+                <w:rFonts w:ascii="Arial" w:hAnsi="Arial"/>
+                <w:sz w:val="14"/>
+              </w:rPr>
+              <w:t>Agregar pruebas para límites de cada campo y combinaciones de datos inválidos.</w:t>
             </w:r>
           </w:p>
         </w:tc>
       </w:tr>
       <w:tr>
+        <w:trPr>
+          <w:cantSplit/>
+        </w:trPr>
         <w:tc>
           <w:tcPr>
-            <w:tcW w:type="dxa" w:w="4939"/>
+            <w:tcW w:type="dxa" w:w="1786"/>
             <w:vAlign w:val="center"/>
+            <w:tcBorders>
+              <w:top w:val="single" w:sz="4" w:color="BFC8D4"/>
+              <w:left w:val="single" w:sz="4" w:color="BFC8D4"/>
+              <w:bottom w:val="single" w:sz="4" w:color="BFC8D4"/>
+              <w:right w:val="single" w:sz="4" w:color="BFC8D4"/>
+            </w:tcBorders>
           </w:tcPr>
           <w:p>
             <w:pPr>
-              <w:spacing w:after="0"/>
+              <w:spacing w:after="0" w:line="259" w:lineRule="auto"/>
             </w:pPr>
             <w:r>
               <w:rPr>
-                <w:sz w:val="18"/>
+                <w:rFonts w:ascii="Arial" w:hAnsi="Arial"/>
+                <w:sz w:val="14"/>
               </w:rPr>
-              <w:t>ShoppingCart</w:t>
+              <w:t>PanelRepartidor.jsx</w:t>
             </w:r>
           </w:p>
         </w:tc>
         <w:tc>
           <w:tcPr>
-            <w:tcW w:type="dxa" w:w="4939"/>
+            <w:tcW w:type="dxa" w:w="2880"/>
             <w:vAlign w:val="center"/>
+            <w:tcBorders>
+              <w:top w:val="single" w:sz="4" w:color="BFC8D4"/>
+              <w:left w:val="single" w:sz="4" w:color="BFC8D4"/>
+              <w:bottom w:val="single" w:sz="4" w:color="BFC8D4"/>
+              <w:right w:val="single" w:sz="4" w:color="BFC8D4"/>
+            </w:tcBorders>
           </w:tcPr>
           <w:p>
             <w:pPr>
-              <w:spacing w:after="0"/>
+              <w:spacing w:after="0" w:line="259" w:lineRule="auto"/>
             </w:pPr>
             <w:r>
               <w:rPr>
-                <w:sz w:val="18"/>
+                <w:rFonts w:ascii="Arial" w:hAnsi="Arial"/>
+                <w:sz w:val="14"/>
               </w:rPr>
-              <w:t>Calcula totales, cambia cantidades, valida pago/dirección y bloquea compra con datos incompletos.</w:t>
+              <w:t>58,82% de ramas y 87,50% de funciones.</w:t>
+            </w:r>
+          </w:p>
+        </w:tc>
+        <w:tc>
+          <w:tcPr>
+            <w:tcW w:type="dxa" w:w="2491"/>
+            <w:vAlign w:val="center"/>
+            <w:tcBorders>
+              <w:top w:val="single" w:sz="4" w:color="BFC8D4"/>
+              <w:left w:val="single" w:sz="4" w:color="BFC8D4"/>
+              <w:bottom w:val="single" w:sz="4" w:color="BFC8D4"/>
+              <w:right w:val="single" w:sz="4" w:color="BFC8D4"/>
+            </w:tcBorders>
+          </w:tcPr>
+          <w:p>
+            <w:pPr>
+              <w:spacing w:after="0" w:line="259" w:lineRule="auto"/>
+            </w:pPr>
+            <w:r>
+              <w:rPr>
+                <w:rFonts w:ascii="Arial" w:hAnsi="Arial"/>
+                <w:sz w:val="14"/>
+              </w:rPr>
+              <w:t>Existen alternativas condicionales de reparto sin cubrir.</w:t>
+            </w:r>
+          </w:p>
+        </w:tc>
+        <w:tc>
+          <w:tcPr>
+            <w:tcW w:type="dxa" w:w="2837"/>
+            <w:vAlign w:val="center"/>
+            <w:tcBorders>
+              <w:top w:val="single" w:sz="4" w:color="BFC8D4"/>
+              <w:left w:val="single" w:sz="4" w:color="BFC8D4"/>
+              <w:bottom w:val="single" w:sz="4" w:color="BFC8D4"/>
+              <w:right w:val="single" w:sz="4" w:color="BFC8D4"/>
+            </w:tcBorders>
+          </w:tcPr>
+          <w:p>
+            <w:pPr>
+              <w:spacing w:after="0" w:line="259" w:lineRule="auto"/>
+            </w:pPr>
+            <w:r>
+              <w:rPr>
+                <w:rFonts w:ascii="Arial" w:hAnsi="Arial"/>
+                <w:sz w:val="14"/>
+              </w:rPr>
+              <w:t>Probar pedido no asignado, entrega completada y transiciones inválidas.</w:t>
             </w:r>
           </w:p>
         </w:tc>
       </w:tr>
       <w:tr>
+        <w:trPr>
+          <w:cantSplit/>
+        </w:trPr>
         <w:tc>
           <w:tcPr>
-            <w:tcW w:type="dxa" w:w="4939"/>
+            <w:tcW w:type="dxa" w:w="1786"/>
+            <w:shd w:fill="F7F9FC"/>
             <w:vAlign w:val="center"/>
+            <w:tcBorders>
+              <w:top w:val="single" w:sz="4" w:color="BFC8D4"/>
+              <w:left w:val="single" w:sz="4" w:color="BFC8D4"/>
+              <w:bottom w:val="single" w:sz="4" w:color="BFC8D4"/>
+              <w:right w:val="single" w:sz="4" w:color="BFC8D4"/>
+            </w:tcBorders>
           </w:tcPr>
           <w:p>
             <w:pPr>
-              <w:spacing w:after="0"/>
+              <w:spacing w:after="0" w:line="259" w:lineRule="auto"/>
             </w:pPr>
             <w:r>
               <w:rPr>
-                <w:sz w:val="18"/>
+                <w:rFonts w:ascii="Arial" w:hAnsi="Arial"/>
+                <w:sz w:val="14"/>
               </w:rPr>
-              <w:t>Registro y dirección</w:t>
+              <w:t>validarContacto.js</w:t>
             </w:r>
           </w:p>
         </w:tc>
         <w:tc>
           <w:tcPr>
-            <w:tcW w:type="dxa" w:w="4939"/>
+            <w:tcW w:type="dxa" w:w="2880"/>
+            <w:shd w:fill="F7F9FC"/>
             <w:vAlign w:val="center"/>
+            <w:tcBorders>
+              <w:top w:val="single" w:sz="4" w:color="BFC8D4"/>
+              <w:left w:val="single" w:sz="4" w:color="BFC8D4"/>
+              <w:bottom w:val="single" w:sz="4" w:color="BFC8D4"/>
+              <w:right w:val="single" w:sz="4" w:color="BFC8D4"/>
+            </w:tcBorders>
           </w:tcPr>
           <w:p>
             <w:pPr>
-              <w:spacing w:after="0"/>
+              <w:spacing w:after="0" w:line="259" w:lineRule="auto"/>
             </w:pPr>
             <w:r>
               <w:rPr>
-                <w:sz w:val="18"/>
+                <w:rFonts w:ascii="Arial" w:hAnsi="Arial"/>
+                <w:sz w:val="14"/>
               </w:rPr>
-              <w:t>Valida RUN y correo, registra cliente, comprueba dirección completa y mensajes para pedidos anteriores.</w:t>
-            </w:r>
-          </w:p>
-        </w:tc>
-      </w:tr>
-      <w:tr>
-        <w:tc>
-          <w:tcPr>
-            <w:tcW w:type="dxa" w:w="4939"/>
-            <w:vAlign w:val="center"/>
-          </w:tcPr>
-          <w:p>
-            <w:pPr>
-              <w:spacing w:after="0"/>
-            </w:pPr>
-            <w:r>
-              <w:rPr>
-                <w:sz w:val="18"/>
-              </w:rPr>
-              <w:t>Contacto</w:t>
+              <w:t>66,66% de ramas.</w:t>
             </w:r>
           </w:p>
         </w:tc>
         <w:tc>
           <w:tcPr>
-            <w:tcW w:type="dxa" w:w="4939"/>
+            <w:tcW w:type="dxa" w:w="2491"/>
+            <w:shd w:fill="F7F9FC"/>
             <w:vAlign w:val="center"/>
+            <w:tcBorders>
+              <w:top w:val="single" w:sz="4" w:color="BFC8D4"/>
+              <w:left w:val="single" w:sz="4" w:color="BFC8D4"/>
+              <w:bottom w:val="single" w:sz="4" w:color="BFC8D4"/>
+              <w:right w:val="single" w:sz="4" w:color="BFC8D4"/>
+            </w:tcBorders>
           </w:tcPr>
           <w:p>
             <w:pPr>
-              <w:spacing w:after="0"/>
+              <w:spacing w:after="0" w:line="259" w:lineRule="auto"/>
             </w:pPr>
             <w:r>
               <w:rPr>
-                <w:sz w:val="18"/>
+                <w:rFonts w:ascii="Arial" w:hAnsi="Arial"/>
+                <w:sz w:val="14"/>
               </w:rPr>
-              <w:t>Rechaza dominios indebidos, valida longitudes y registra/limpia una consulta local.</w:t>
-            </w:r>
-          </w:p>
-        </w:tc>
-      </w:tr>
-      <w:tr>
-        <w:tc>
-          <w:tcPr>
-            <w:tcW w:type="dxa" w:w="4939"/>
-            <w:vAlign w:val="center"/>
-          </w:tcPr>
-          <w:p>
-            <w:pPr>
-              <w:spacing w:after="0"/>
-            </w:pPr>
-            <w:r>
-              <w:rPr>
-                <w:sz w:val="18"/>
-              </w:rPr>
-              <w:t>Footer</w:t>
+              <w:t>Condiciones de validación no ejercitadas en su totalidad.</w:t>
             </w:r>
           </w:p>
         </w:tc>
         <w:tc>
           <w:tcPr>
-            <w:tcW w:type="dxa" w:w="4939"/>
+            <w:tcW w:type="dxa" w:w="2837"/>
+            <w:shd w:fill="F7F9FC"/>
             <w:vAlign w:val="center"/>
+            <w:tcBorders>
+              <w:top w:val="single" w:sz="4" w:color="BFC8D4"/>
+              <w:left w:val="single" w:sz="4" w:color="BFC8D4"/>
+              <w:bottom w:val="single" w:sz="4" w:color="BFC8D4"/>
+              <w:right w:val="single" w:sz="4" w:color="BFC8D4"/>
+            </w:tcBorders>
           </w:tcPr>
           <w:p>
             <w:pPr>
-              <w:spacing w:after="0"/>
+              <w:spacing w:after="0" w:line="259" w:lineRule="auto"/>
             </w:pPr>
             <w:r>
               <w:rPr>
-                <w:sz w:val="18"/>
+                <w:rFonts w:ascii="Arial" w:hAnsi="Arial"/>
+                <w:sz w:val="14"/>
               </w:rPr>
-              <w:t>Enlaces y visualización de las cinco zonas de despacho.</w:t>
-            </w:r>
-          </w:p>
-        </w:tc>
-      </w:tr>
-      <w:tr>
-        <w:tc>
-          <w:tcPr>
-            <w:tcW w:type="dxa" w:w="4939"/>
-            <w:vAlign w:val="center"/>
-          </w:tcPr>
-          <w:p>
-            <w:pPr>
-              <w:spacing w:after="0"/>
-            </w:pPr>
-            <w:r>
-              <w:rPr>
-                <w:sz w:val="18"/>
-              </w:rPr>
-              <w:t>MisPedidos</w:t>
-            </w:r>
-          </w:p>
-        </w:tc>
-        <w:tc>
-          <w:tcPr>
-            <w:tcW w:type="dxa" w:w="4939"/>
-            <w:vAlign w:val="center"/>
-          </w:tcPr>
-          <w:p>
-            <w:pPr>
-              <w:spacing w:after="0"/>
-            </w:pPr>
-            <w:r>
-              <w:rPr>
-                <w:sz w:val="18"/>
-              </w:rPr>
-              <w:t>Presenta dirección del pedido al cliente.</w:t>
-            </w:r>
-          </w:p>
-        </w:tc>
-      </w:tr>
-      <w:tr>
-        <w:tc>
-          <w:tcPr>
-            <w:tcW w:type="dxa" w:w="4939"/>
-            <w:vAlign w:val="center"/>
-          </w:tcPr>
-          <w:p>
-            <w:pPr>
-              <w:spacing w:after="0"/>
-            </w:pPr>
-            <w:r>
-              <w:rPr>
-                <w:sz w:val="18"/>
-              </w:rPr>
-              <w:t>PanelRepartidor</w:t>
-            </w:r>
-          </w:p>
-        </w:tc>
-        <w:tc>
-          <w:tcPr>
-            <w:tcW w:type="dxa" w:w="4939"/>
-            <w:vAlign w:val="center"/>
-          </w:tcPr>
-          <w:p>
-            <w:pPr>
-              <w:spacing w:after="0"/>
-            </w:pPr>
-            <w:r>
-              <w:rPr>
-                <w:sz w:val="18"/>
-              </w:rPr>
-              <w:t>Visibilidad de entregas asignadas, dirección y estados.</w:t>
-            </w:r>
-          </w:p>
-        </w:tc>
-      </w:tr>
-      <w:tr>
-        <w:tc>
-          <w:tcPr>
-            <w:tcW w:type="dxa" w:w="4939"/>
-            <w:vAlign w:val="center"/>
-          </w:tcPr>
-          <w:p>
-            <w:pPr>
-              <w:spacing w:after="0"/>
-            </w:pPr>
-            <w:r>
-              <w:rPr>
-                <w:sz w:val="18"/>
-              </w:rPr>
-              <w:t>Sanity</w:t>
-            </w:r>
-          </w:p>
-        </w:tc>
-        <w:tc>
-          <w:tcPr>
-            <w:tcW w:type="dxa" w:w="4939"/>
-            <w:vAlign w:val="center"/>
-          </w:tcPr>
-          <w:p>
-            <w:pPr>
-              <w:spacing w:after="0"/>
-            </w:pPr>
-            <w:r>
-              <w:rPr>
-                <w:sz w:val="18"/>
-              </w:rPr>
-              <w:t>Valida la disponibilidad del entorno de pruebas.</w:t>
+              <w:t>Incluir valores de borde adicionales de correo, nombre y comentario.</w:t>
             </w:r>
           </w:p>
         </w:tc>
@@ -1080,292 +8590,68 @@
     </w:tbl>
     <w:p>
       <w:pPr>
-        <w:pStyle w:val="Heading1"/>
+        <w:spacing w:after="0"/>
+      </w:pPr>
+    </w:p>
+    <w:p>
+      <w:pPr>
+        <w:spacing w:before="60" w:after="60"/>
+        <w:jc w:val="center"/>
       </w:pPr>
       <w:r>
-        <w:t>5. Resultados cuantitativos verificables</w:t>
+        <w:drawing>
+          <wp:inline xmlns:a="http://schemas.openxmlformats.org/drawingml/2006/main" xmlns:pic="http://schemas.openxmlformats.org/drawingml/2006/picture">
+            <wp:extent cx="4829694" cy="3794760"/>
+            <wp:docPr id="6" name="Picture 6"/>
+            <wp:cNvGraphicFramePr>
+              <a:graphicFrameLocks noChangeAspect="1"/>
+            </wp:cNvGraphicFramePr>
+            <a:graphic>
+              <a:graphicData uri="http://schemas.openxmlformats.org/drawingml/2006/picture">
+                <pic:pic>
+                  <pic:nvPicPr>
+                    <pic:cNvPr id="0" name="producto.png"/>
+                    <pic:cNvPicPr/>
+                  </pic:nvPicPr>
+                  <pic:blipFill>
+                    <a:blip r:embed="rId14"/>
+                    <a:stretch>
+                      <a:fillRect/>
+                    </a:stretch>
+                  </pic:blipFill>
+                  <pic:spPr>
+                    <a:xfrm>
+                      <a:off x="0" y="0"/>
+                      <a:ext cx="4829694" cy="3794760"/>
+                    </a:xfrm>
+                    <a:prstGeom prst="rect"/>
+                  </pic:spPr>
+                </pic:pic>
+              </a:graphicData>
+            </a:graphic>
+          </wp:inline>
+        </w:drawing>
       </w:r>
     </w:p>
     <w:p>
+      <w:pPr>
+        <w:spacing w:after="160"/>
+        <w:jc w:val="center"/>
+      </w:pPr>
       <w:r>
-        <w:t>Salida final de terminal entregada el 12/10/2026, con el ajuste de buscador de la Fase 4B: TOTAL: 27 SUCCESS (27/27). npm run build terminó correctamente (Vite 8.3.4, 363 módulos transformados y compilación en 908 ms). Entorno de pruebas: Edge 155 headless, Karma 6.4.4.</w:t>
+        <w:rPr>
+          <w:b/>
+          <w:color w:val="4A5568"/>
+          <w:sz w:val="16"/>
+        </w:rPr>
+        <w:t>Figura 6. ProductCard.jsx: condición marcada en amarillo y 50% de ramas cubiertas.</w:t>
       </w:r>
-    </w:p>
-    <w:tbl>
-      <w:tblPr>
-        <w:tblStyle w:val="TableGrid"/>
-        <w:tblW w:type="auto" w:w="0"/>
-        <w:jc w:val="center"/>
-        <w:tblLook w:firstColumn="1" w:firstRow="1" w:lastColumn="0" w:lastRow="0" w:noHBand="0" w:noVBand="1" w:val="04A0"/>
-      </w:tblPr>
-      <w:tblGrid>
-        <w:gridCol w:w="3293"/>
-        <w:gridCol w:w="3293"/>
-        <w:gridCol w:w="3293"/>
-      </w:tblGrid>
-      <w:tr>
-        <w:tc>
-          <w:tcPr>
-            <w:tcW w:type="dxa" w:w="3293"/>
-            <w:vAlign w:val="center"/>
-            <w:shd w:fill="E6F1EB"/>
-          </w:tcPr>
-          <w:p>
-            <w:r>
-              <w:rPr>
-                <w:b/>
-              </w:rPr>
-              <w:t>Métrica (Istanbul)</w:t>
-            </w:r>
-          </w:p>
-        </w:tc>
-        <w:tc>
-          <w:tcPr>
-            <w:tcW w:type="dxa" w:w="3293"/>
-            <w:vAlign w:val="center"/>
-            <w:shd w:fill="E6F1EB"/>
-          </w:tcPr>
-          <w:p>
-            <w:r>
-              <w:rPr>
-                <w:b/>
-              </w:rPr>
-              <w:t>Porcentaje</w:t>
-            </w:r>
-          </w:p>
-        </w:tc>
-        <w:tc>
-          <w:tcPr>
-            <w:tcW w:type="dxa" w:w="3293"/>
-            <w:vAlign w:val="center"/>
-            <w:shd w:fill="E6F1EB"/>
-          </w:tcPr>
-          <w:p>
-            <w:r>
-              <w:rPr>
-                <w:b/>
-              </w:rPr>
-              <w:t>Cobiertas / medidas</w:t>
-            </w:r>
-          </w:p>
-        </w:tc>
-      </w:tr>
-      <w:tr>
-        <w:tc>
-          <w:tcPr>
-            <w:tcW w:type="dxa" w:w="3293"/>
-            <w:vAlign w:val="center"/>
-          </w:tcPr>
-          <w:p>
-            <w:pPr>
-              <w:spacing w:after="0"/>
-            </w:pPr>
-            <w:r>
-              <w:rPr>
-                <w:sz w:val="18"/>
-              </w:rPr>
-              <w:t>Statements / Sentencias</w:t>
-            </w:r>
-          </w:p>
-        </w:tc>
-        <w:tc>
-          <w:tcPr>
-            <w:tcW w:type="dxa" w:w="3293"/>
-            <w:vAlign w:val="center"/>
-          </w:tcPr>
-          <w:p>
-            <w:pPr>
-              <w:spacing w:after="0"/>
-            </w:pPr>
-            <w:r>
-              <w:rPr>
-                <w:sz w:val="18"/>
-              </w:rPr>
-              <w:t>86,80 %</w:t>
-            </w:r>
-          </w:p>
-        </w:tc>
-        <w:tc>
-          <w:tcPr>
-            <w:tcW w:type="dxa" w:w="3293"/>
-            <w:vAlign w:val="center"/>
-          </w:tcPr>
-          <w:p>
-            <w:pPr>
-              <w:spacing w:after="0"/>
-            </w:pPr>
-            <w:r>
-              <w:rPr>
-                <w:sz w:val="18"/>
-              </w:rPr>
-              <w:t>217 / 250</w:t>
-            </w:r>
-          </w:p>
-        </w:tc>
-      </w:tr>
-      <w:tr>
-        <w:tc>
-          <w:tcPr>
-            <w:tcW w:type="dxa" w:w="3293"/>
-            <w:vAlign w:val="center"/>
-          </w:tcPr>
-          <w:p>
-            <w:pPr>
-              <w:spacing w:after="0"/>
-            </w:pPr>
-            <w:r>
-              <w:rPr>
-                <w:sz w:val="18"/>
-              </w:rPr>
-              <w:t>Branches / Ramas</w:t>
-            </w:r>
-          </w:p>
-        </w:tc>
-        <w:tc>
-          <w:tcPr>
-            <w:tcW w:type="dxa" w:w="3293"/>
-            <w:vAlign w:val="center"/>
-          </w:tcPr>
-          <w:p>
-            <w:pPr>
-              <w:spacing w:after="0"/>
-            </w:pPr>
-            <w:r>
-              <w:rPr>
-                <w:sz w:val="18"/>
-              </w:rPr>
-              <w:t>78,57 %</w:t>
-            </w:r>
-          </w:p>
-        </w:tc>
-        <w:tc>
-          <w:tcPr>
-            <w:tcW w:type="dxa" w:w="3293"/>
-            <w:vAlign w:val="center"/>
-          </w:tcPr>
-          <w:p>
-            <w:pPr>
-              <w:spacing w:after="0"/>
-            </w:pPr>
-            <w:r>
-              <w:rPr>
-                <w:sz w:val="18"/>
-              </w:rPr>
-              <w:t>154 / 196</w:t>
-            </w:r>
-          </w:p>
-        </w:tc>
-      </w:tr>
-      <w:tr>
-        <w:tc>
-          <w:tcPr>
-            <w:tcW w:type="dxa" w:w="3293"/>
-            <w:vAlign w:val="center"/>
-          </w:tcPr>
-          <w:p>
-            <w:pPr>
-              <w:spacing w:after="0"/>
-            </w:pPr>
-            <w:r>
-              <w:rPr>
-                <w:sz w:val="18"/>
-              </w:rPr>
-              <w:t>Functions / Funciones</w:t>
-            </w:r>
-          </w:p>
-        </w:tc>
-        <w:tc>
-          <w:tcPr>
-            <w:tcW w:type="dxa" w:w="3293"/>
-            <w:vAlign w:val="center"/>
-          </w:tcPr>
-          <w:p>
-            <w:pPr>
-              <w:spacing w:after="0"/>
-            </w:pPr>
-            <w:r>
-              <w:rPr>
-                <w:sz w:val="18"/>
-              </w:rPr>
-              <w:t>91,93 %</w:t>
-            </w:r>
-          </w:p>
-        </w:tc>
-        <w:tc>
-          <w:tcPr>
-            <w:tcW w:type="dxa" w:w="3293"/>
-            <w:vAlign w:val="center"/>
-          </w:tcPr>
-          <w:p>
-            <w:pPr>
-              <w:spacing w:after="0"/>
-            </w:pPr>
-            <w:r>
-              <w:rPr>
-                <w:sz w:val="18"/>
-              </w:rPr>
-              <w:t>57 / 62</w:t>
-            </w:r>
-          </w:p>
-        </w:tc>
-      </w:tr>
-      <w:tr>
-        <w:tc>
-          <w:tcPr>
-            <w:tcW w:type="dxa" w:w="3293"/>
-            <w:vAlign w:val="center"/>
-          </w:tcPr>
-          <w:p>
-            <w:pPr>
-              <w:spacing w:after="0"/>
-            </w:pPr>
-            <w:r>
-              <w:rPr>
-                <w:sz w:val="18"/>
-              </w:rPr>
-              <w:t>Lines / Líneas</w:t>
-            </w:r>
-          </w:p>
-        </w:tc>
-        <w:tc>
-          <w:tcPr>
-            <w:tcW w:type="dxa" w:w="3293"/>
-            <w:vAlign w:val="center"/>
-          </w:tcPr>
-          <w:p>
-            <w:pPr>
-              <w:spacing w:after="0"/>
-            </w:pPr>
-            <w:r>
-              <w:rPr>
-                <w:sz w:val="18"/>
-              </w:rPr>
-              <w:t>86,77 %</w:t>
-            </w:r>
-          </w:p>
-        </w:tc>
-        <w:tc>
-          <w:tcPr>
-            <w:tcW w:type="dxa" w:w="3293"/>
-            <w:vAlign w:val="center"/>
-          </w:tcPr>
-          <w:p>
-            <w:pPr>
-              <w:spacing w:after="0"/>
-            </w:pPr>
-            <w:r>
-              <w:rPr>
-                <w:sz w:val="18"/>
-              </w:rPr>
-              <w:t>210 / 242</w:t>
-            </w:r>
-          </w:p>
-        </w:tc>
-      </w:tr>
-    </w:tbl>
-    <w:p>
       <w:r>
-        <w:t>La cobertura expresa únicamente los archivos instrumentados durante la ejecución de las 27 pruebas, no el porcentaje total de la aplicación. Los valores verificados son: sentencias 86,80 % (217/250), ramas 78,57 % (154/196), funciones 91,93 % (57/62) y líneas 86,77 % (210/242).</w:t>
+        <w:rPr>
+          <w:sz w:val="15"/>
+        </w:rPr>
+        <w:br/>
+        <w:t>Evidencia del HTML real de Istanbul; la marca amarilla representa cobertura parcial.</w:t>
       </w:r>
     </w:p>
     <w:p>
@@ -1373,12 +8659,47 @@
         <w:pStyle w:val="Heading1"/>
       </w:pPr>
       <w:r>
-        <w:t>6. Mocks y aislamiento</w:t>
+        <w:t>8. Mocks y dependencias externas</w:t>
       </w:r>
     </w:p>
     <w:p>
       <w:r>
-        <w:t>Jasmine spies sustituyen callbacks de navegación, cambios del carrito, alta de clientes, compra simulada y actualización de estados. MemoryRouter permite verificar rutas sin acceder al navegador real. Los tests de Contacto utilizan localStorage de la sesión de pruebas para confirmar que el formulario no requiere ni invoca un servicio de correo. Las funciones de dirección se prueban con entradas válidas, inválidas y pedidos anteriores sin domicilio.</w:t>
+        <w:rPr>
+          <w:b w:val="0"/>
+        </w:rPr>
+        <w:t>• jasmine.createSpy() sustituye callbacks de eventos (agregar al carrito, modificar cantidades, registrar y finalizar compra) y permite verificar las llamadas recibidas.</w:t>
+      </w:r>
+    </w:p>
+    <w:p>
+      <w:r>
+        <w:rPr>
+          <w:b w:val="0"/>
+        </w:rPr>
+        <w:t>• MemoryRouter habilita comprobaciones de enlaces y rutas React en los componentes bajo prueba.</w:t>
+      </w:r>
+    </w:p>
+    <w:p>
+      <w:r>
+        <w:rPr>
+          <w:b w:val="0"/>
+        </w:rPr>
+        <w:t>• Se utilizan productos y pedidos de prueba locales; no se requiere un servicio externo ni una API real para la suite.</w:t>
+      </w:r>
+    </w:p>
+    <w:p>
+      <w:r>
+        <w:rPr>
+          <w:b w:val="0"/>
+        </w:rPr>
+        <w:t>• Los formularios de Contacto verifican la persistencia de consultas de prueba en localStorage y la limpieza de campos.</w:t>
+      </w:r>
+    </w:p>
+    <w:p>
+      <w:r>
+        <w:rPr>
+          <w:b w:val="0"/>
+        </w:rPr>
+        <w:t>• El navegador automatizado corresponde a Microsoft Edge en modo headless mediante CHROME_BIN.</w:t>
       </w:r>
     </w:p>
     <w:p>
@@ -1386,75 +8707,95 @@
         <w:pStyle w:val="Heading1"/>
       </w:pPr>
       <w:r>
-        <w:t>7. Verificaciones manuales adicionales</w:t>
+        <w:t>9. Conclusiones</w:t>
       </w:r>
     </w:p>
     <w:p>
       <w:r>
-        <w:t>El responsable confirmó el formulario Contacto, la presentación del footer, el buscador ajustado y el flujo completo cliente → carrito/dirección → comprobante → administrador/asignación → repartidor/estado → cliente/historial. Estos controles corroboran el uso de la interfaz, pero no sustituyen pruebas de integración con un servidor externo.</w:t>
-      </w:r>
-    </w:p>
-    <w:p>
-      <w:pPr>
-        <w:pStyle w:val="Heading1"/>
-      </w:pPr>
-      <w:r>
-        <w:t>8. Observaciones, límites y próximos controles</w:t>
-      </w:r>
-    </w:p>
-    <w:p>
-      <w:pPr>
-        <w:pStyle w:val="ListBullet"/>
-      </w:pPr>
-      <w:r>
-        <w:t>Conservar la salida final de 27/27 SUCCESS y el resumen de Istanbul como evidencia para la entrega y la defensa del proyecto.</w:t>
-      </w:r>
-    </w:p>
-    <w:p>
-      <w:pPr>
-        <w:pStyle w:val="ListBullet"/>
-      </w:pPr>
-      <w:r>
-        <w:t>Los avisos 404 de /img/gas5.jpg, /img/gas15.jpg y /img/regulador.jpg observados en tests pertenecen a recursos de datos simulados; no invalidaron los casos, pero conviene corregirlos.</w:t>
-      </w:r>
-    </w:p>
-    <w:p>
-      <w:pPr>
-        <w:pStyle w:val="ListBullet"/>
-      </w:pPr>
-      <w:r>
-        <w:t>Ampliar la cobertura de ramas mediante escenarios de error, permisos de interfaz, ausencia de pedidos y límites del stock.</w:t>
-      </w:r>
-    </w:p>
-    <w:p>
-      <w:pPr>
-        <w:pStyle w:val="ListBullet"/>
-      </w:pPr>
-      <w:r>
-        <w:t>El prototipo no envía correos ni procesa pagos reales. El control por rol y la persistencia en navegador no representan seguridad de producción.</w:t>
-      </w:r>
-    </w:p>
-    <w:p>
-      <w:pPr>
-        <w:pStyle w:val="Heading1"/>
-      </w:pPr>
-      <w:r>
-        <w:t>9. Conclusión</w:t>
+        <w:rPr>
+          <w:b w:val="0"/>
+        </w:rPr>
+        <w:t>• Se ejecutaron 27 casos y todos finalizaron correctamente (27/27 SUCCESS).</w:t>
       </w:r>
     </w:p>
     <w:p>
       <w:r>
-        <w:t>La suite de 27 pruebas, de las cuales 26 son funcionales y una comprueba el arranque del entorno, supera el mínimo académico de diez pruebas funcionales. La ejecución final confirmó 27/27 SUCCESS, 86,77 % de cobertura de líneas y la compilación correcta con Vite. Los requisitos restaurados se documentan en el ERS revisión 2.1.</w:t>
+        <w:rPr>
+          <w:b w:val="0"/>
+        </w:rPr>
+        <w:t>• La cobertura general alcanzó 86,77% de líneas, 86,80% de sentencias, 91,93% de funciones y 78,57% de ramas.</w:t>
+      </w:r>
+    </w:p>
+    <w:p>
+      <w:r>
+        <w:rPr>
+          <w:b w:val="0"/>
+        </w:rPr>
+        <w:t>• La principal oportunidad de mejora es probar rutas de decisión y errores, especialmente en ProductCard, Registro y PanelRepartidor.</w:t>
+      </w:r>
+    </w:p>
+    <w:p>
+      <w:r>
+        <w:rPr>
+          <w:b w:val="0"/>
+        </w:rPr>
+        <w:t>• El recorrido completo de compra, asignación y entrega fue validado manualmente en la aplicación React; se distingue expresamente de las pruebas Jasmine/Karma.</w:t>
+      </w:r>
+    </w:p>
+    <w:p>
+      <w:r>
+        <w:rPr>
+          <w:b w:val="0"/>
+        </w:rPr>
+        <w:t>• Se anexaron seis capturas reales de la ejecución de las pruebas y de Istanbul como evidencia de la cobertura global, por carpeta y por archivo.</w:t>
       </w:r>
     </w:p>
     <w:sectPr>
-      <w:pgSz w:w="12240" w:h="15840"/>
-      <w:pgMar w:top="1037" w:right="1181" w:bottom="1037" w:left="1181" w:header="720" w:footer="720" w:gutter="0"/>
+      <w:headerReference w:type="default" r:id="rId15"/>
+      <w:footerReference w:type="default" r:id="rId16"/>
+      <w:pgSz w:w="11909" w:h="16834"/>
+      <w:pgMar w:top="907" w:right="893" w:bottom="835" w:left="893" w:header="475" w:footer="432" w:gutter="0"/>
       <w:cols w:space="720"/>
       <w:docGrid w:linePitch="360"/>
     </w:sectPr>
   </w:body>
 </w:document>
+</file>
+
+<file path=word/footer1.xml><?xml version="1.0" encoding="utf-8"?>
+<w:ftr xmlns:m="http://schemas.openxmlformats.org/officeDocument/2006/math" xmlns:mc="http://schemas.openxmlformats.org/markup-compatibility/2006" xmlns:mo="http://schemas.microsoft.com/office/mac/office/2008/main" xmlns:mv="urn:schemas-microsoft-com:mac:vml" xmlns:o="urn:schemas-microsoft-com:office:office" xmlns:r="http://schemas.openxmlformats.org/officeDocument/2006/relationships" xmlns:v="urn:schemas-microsoft-com:vml" xmlns:w10="urn:schemas-microsoft-com:office:word" xmlns:w14="http://schemas.microsoft.com/office/word/2010/wordml" xmlns:w="http://schemas.openxmlformats.org/wordprocessingml/2006/main" xmlns:wne="http://schemas.microsoft.com/office/word/2006/wordml" xmlns:wp14="http://schemas.microsoft.com/office/word/2010/wordprocessingDrawing" xmlns:wp="http://schemas.openxmlformats.org/drawingml/2006/wordprocessingDrawing" xmlns:wpc="http://schemas.microsoft.com/office/word/2010/wordprocessingCanvas" xmlns:wpg="http://schemas.microsoft.com/office/word/2010/wordprocessingGroup" xmlns:wpi="http://schemas.microsoft.com/office/word/2010/wordprocessingInk" xmlns:wps="http://schemas.microsoft.com/office/word/2010/wordprocessingShape" mc:Ignorable="w14 wp14">
+  <w:p>
+    <w:pPr>
+      <w:pStyle w:val="Footer"/>
+      <w:jc w:val="center"/>
+    </w:pPr>
+    <w:r>
+      <w:rPr>
+        <w:color w:val="6E7D90"/>
+        <w:sz w:val="14"/>
+      </w:rPr>
+      <w:t>Documento de cobertura de testing · Evidencias reales · 12/10/2026</w:t>
+    </w:r>
+  </w:p>
+</w:ftr>
+</file>
+
+<file path=word/header1.xml><?xml version="1.0" encoding="utf-8"?>
+<w:hdr xmlns:m="http://schemas.openxmlformats.org/officeDocument/2006/math" xmlns:mc="http://schemas.openxmlformats.org/markup-compatibility/2006" xmlns:mo="http://schemas.microsoft.com/office/mac/office/2008/main" xmlns:mv="urn:schemas-microsoft-com:mac:vml" xmlns:o="urn:schemas-microsoft-com:office:office" xmlns:r="http://schemas.openxmlformats.org/officeDocument/2006/relationships" xmlns:v="urn:schemas-microsoft-com:vml" xmlns:w10="urn:schemas-microsoft-com:office:word" xmlns:w14="http://schemas.microsoft.com/office/word/2010/wordml" xmlns:w="http://schemas.openxmlformats.org/wordprocessingml/2006/main" xmlns:wne="http://schemas.microsoft.com/office/word/2006/wordml" xmlns:wp14="http://schemas.microsoft.com/office/word/2010/wordprocessingDrawing" xmlns:wp="http://schemas.openxmlformats.org/drawingml/2006/wordprocessingDrawing" xmlns:wpc="http://schemas.microsoft.com/office/word/2010/wordprocessingCanvas" xmlns:wpg="http://schemas.microsoft.com/office/word/2010/wordprocessingGroup" xmlns:wpi="http://schemas.microsoft.com/office/word/2010/wordprocessingInk" xmlns:wps="http://schemas.microsoft.com/office/word/2010/wordprocessingShape" mc:Ignorable="w14 wp14">
+  <w:p>
+    <w:pPr>
+      <w:pStyle w:val="Header"/>
+      <w:jc w:val="right"/>
+    </w:pPr>
+    <w:r>
+      <w:rPr>
+        <w:color w:val="6E7D90"/>
+        <w:sz w:val="14"/>
+      </w:rPr>
+      <w:t>DSY1104 · Gas El Volcán · Evaluación Parcial 2</w:t>
+    </w:r>
+  </w:p>
+</w:hdr>
 </file>
 
 <file path=word/numbering.xml><?xml version="1.0" encoding="utf-8"?>
@@ -1821,10 +9162,11 @@
     <w:qFormat/>
     <w:rsid w:val="00FC693F"/>
     <w:pPr>
-      <w:spacing w:after="100"/>
+      <w:spacing w:after="100" w:line="271" w:lineRule="auto"/>
     </w:pPr>
     <w:rPr>
-      <w:rFonts w:ascii="Aptos" w:hAnsi="Aptos"/>
+      <w:rFonts w:ascii="Arial" w:hAnsi="Arial"/>
+      <w:color w:val="263142"/>
       <w:sz w:val="18"/>
     </w:rPr>
   </w:style>
@@ -1883,15 +9225,15 @@
     <w:pPr>
       <w:keepNext/>
       <w:keepLines/>
-      <w:spacing w:before="480" w:after="0"/>
+      <w:spacing w:before="200" w:after="100"/>
       <w:outlineLvl w:val="0"/>
     </w:pPr>
     <w:rPr>
-      <w:rFonts w:asciiTheme="majorHAnsi" w:eastAsiaTheme="majorEastAsia" w:hAnsiTheme="majorHAnsi" w:cstheme="majorBidi" w:ascii="Aptos Display" w:hAnsi="Aptos Display"/>
+      <w:rFonts w:asciiTheme="majorHAnsi" w:eastAsiaTheme="majorEastAsia" w:hAnsiTheme="majorHAnsi" w:cstheme="majorBidi" w:ascii="Arial" w:hAnsi="Arial"/>
       <w:b/>
       <w:bCs/>
-      <w:color w:val="124634"/>
-      <w:sz w:val="26"/>
+      <w:color w:val="224578"/>
+      <w:sz w:val="24"/>
       <w:szCs w:val="28"/>
     </w:rPr>
   </w:style>
@@ -1907,15 +9249,15 @@
     <w:pPr>
       <w:keepNext/>
       <w:keepLines/>
-      <w:spacing w:before="200" w:after="0"/>
+      <w:spacing w:before="200" w:after="100"/>
       <w:outlineLvl w:val="1"/>
     </w:pPr>
     <w:rPr>
-      <w:rFonts w:asciiTheme="majorHAnsi" w:eastAsiaTheme="majorEastAsia" w:hAnsiTheme="majorHAnsi" w:cstheme="majorBidi" w:ascii="Aptos Display" w:hAnsi="Aptos Display"/>
+      <w:rFonts w:asciiTheme="majorHAnsi" w:eastAsiaTheme="majorEastAsia" w:hAnsiTheme="majorHAnsi" w:cstheme="majorBidi" w:ascii="Arial" w:hAnsi="Arial"/>
       <w:b/>
       <w:bCs/>
-      <w:color w:val="124634"/>
-      <w:sz w:val="21"/>
+      <w:color w:val="224578"/>
+      <w:sz w:val="20"/>
       <w:szCs w:val="26"/>
     </w:rPr>
   </w:style>
@@ -2169,18 +9511,20 @@
     <w:qFormat/>
     <w:rsid w:val="00FC693F"/>
     <w:pPr>
+      <w:keepNext/>
       <w:pBdr>
         <w:bottom w:val="single" w:sz="8" w:space="4" w:color="4F81BD" w:themeColor="accent1"/>
       </w:pBdr>
-      <w:spacing w:after="300" w:line="240" w:lineRule="auto"/>
+      <w:spacing w:after="100" w:line="240" w:lineRule="auto" w:before="0"/>
       <w:contextualSpacing/>
     </w:pPr>
     <w:rPr>
-      <w:rFonts w:asciiTheme="majorHAnsi" w:eastAsiaTheme="majorEastAsia" w:hAnsiTheme="majorHAnsi" w:cstheme="majorBidi" w:ascii="Aptos Display" w:hAnsi="Aptos Display"/>
-      <w:color w:val="124634"/>
+      <w:rFonts w:asciiTheme="majorHAnsi" w:eastAsiaTheme="majorEastAsia" w:hAnsiTheme="majorHAnsi" w:cstheme="majorBidi" w:ascii="Arial" w:hAnsi="Arial"/>
+      <w:b/>
+      <w:color w:val="224578"/>
       <w:spacing w:val="5"/>
       <w:kern w:val="28"/>
-      <w:sz w:val="44"/>
+      <w:sz w:val="34"/>
       <w:szCs w:val="52"/>
     </w:rPr>
   </w:style>
